--- a/education/en/01_Instructor_Guide.docx
+++ b/education/en/01_Instructor_Guide.docx
@@ -202,18 +202,17 @@
         <w:jc w:val="start"/>
       </w:tblPr>
       <w:tblGrid>
-        <w:gridCol w:w="6346"/>
-        <w:gridCol w:w="1898"/>
-        <w:gridCol w:w="1355"/>
+        <w:gridCol w:w="5881"/>
+        <w:gridCol w:w="1659"/>
+        <w:gridCol w:w="2060"/>
       </w:tblGrid>
       <w:tr>
         <w:trPr>
           <w:tblHeader w:val="true"/>
-          <w:tblHeader/>
         </w:trPr>
         <w:tc>
           <w:tcPr>
-            <w:tcW w:w="6346" w:type="dxa"/>
+            <w:tcW w:type="dxa" w:w="5881"/>
             <w:shd w:val="clear" w:color="auto" w:fill="123A5C"/>
           </w:tcPr>
           <w:p>
@@ -233,7 +232,7 @@
         </w:tc>
         <w:tc>
           <w:tcPr>
-            <w:tcW w:w="1898" w:type="dxa"/>
+            <w:tcW w:type="dxa" w:w="1659"/>
             <w:shd w:val="clear" w:color="auto" w:fill="123A5C"/>
           </w:tcPr>
           <w:p>
@@ -253,7 +252,7 @@
         </w:tc>
         <w:tc>
           <w:tcPr>
-            <w:tcW w:w="1355" w:type="dxa"/>
+            <w:tcW w:type="dxa" w:w="2060"/>
             <w:shd w:val="clear" w:color="auto" w:fill="123A5C"/>
           </w:tcPr>
           <w:p>
@@ -275,7 +274,7 @@
       <w:tr>
         <w:tc>
           <w:tcPr>
-            <w:tcW w:w="6346" w:type="dxa"/>
+            <w:tcW w:type="dxa" w:w="5881"/>
           </w:tcPr>
           <w:p>
             <w:pPr>
@@ -300,7 +299,7 @@
         </w:tc>
         <w:tc>
           <w:tcPr>
-            <w:tcW w:w="1898" w:type="dxa"/>
+            <w:tcW w:type="dxa" w:w="1659"/>
           </w:tcPr>
           <w:p>
             <w:pPr>
@@ -315,7 +314,7 @@
         </w:tc>
         <w:tc>
           <w:tcPr>
-            <w:tcW w:w="1355" w:type="dxa"/>
+            <w:tcW w:type="dxa" w:w="2060"/>
           </w:tcPr>
           <w:p>
             <w:pPr>
@@ -332,7 +331,7 @@
       <w:tr>
         <w:tc>
           <w:tcPr>
-            <w:tcW w:w="6346" w:type="dxa"/>
+            <w:tcW w:type="dxa" w:w="5881"/>
           </w:tcPr>
           <w:p>
             <w:pPr>
@@ -357,7 +356,7 @@
         </w:tc>
         <w:tc>
           <w:tcPr>
-            <w:tcW w:w="1898" w:type="dxa"/>
+            <w:tcW w:type="dxa" w:w="1659"/>
           </w:tcPr>
           <w:p>
             <w:pPr>
@@ -372,7 +371,7 @@
         </w:tc>
         <w:tc>
           <w:tcPr>
-            <w:tcW w:w="1355" w:type="dxa"/>
+            <w:tcW w:type="dxa" w:w="2060"/>
           </w:tcPr>
           <w:p>
             <w:pPr>
@@ -389,7 +388,7 @@
       <w:tr>
         <w:tc>
           <w:tcPr>
-            <w:tcW w:w="6346" w:type="dxa"/>
+            <w:tcW w:type="dxa" w:w="5881"/>
           </w:tcPr>
           <w:p>
             <w:pPr>
@@ -414,7 +413,7 @@
         </w:tc>
         <w:tc>
           <w:tcPr>
-            <w:tcW w:w="1898" w:type="dxa"/>
+            <w:tcW w:type="dxa" w:w="1659"/>
           </w:tcPr>
           <w:p>
             <w:pPr>
@@ -429,7 +428,7 @@
         </w:tc>
         <w:tc>
           <w:tcPr>
-            <w:tcW w:w="1355" w:type="dxa"/>
+            <w:tcW w:type="dxa" w:w="2060"/>
           </w:tcPr>
           <w:p>
             <w:pPr>
@@ -446,7 +445,7 @@
       <w:tr>
         <w:tc>
           <w:tcPr>
-            <w:tcW w:w="6346" w:type="dxa"/>
+            <w:tcW w:type="dxa" w:w="5881"/>
           </w:tcPr>
           <w:p>
             <w:pPr>
@@ -471,7 +470,7 @@
         </w:tc>
         <w:tc>
           <w:tcPr>
-            <w:tcW w:w="1898" w:type="dxa"/>
+            <w:tcW w:type="dxa" w:w="1659"/>
           </w:tcPr>
           <w:p>
             <w:pPr>
@@ -486,7 +485,7 @@
         </w:tc>
         <w:tc>
           <w:tcPr>
-            <w:tcW w:w="1355" w:type="dxa"/>
+            <w:tcW w:type="dxa" w:w="2060"/>
           </w:tcPr>
           <w:p>
             <w:pPr>
@@ -503,7 +502,7 @@
       <w:tr>
         <w:tc>
           <w:tcPr>
-            <w:tcW w:w="6346" w:type="dxa"/>
+            <w:tcW w:type="dxa" w:w="5881"/>
           </w:tcPr>
           <w:p>
             <w:pPr>
@@ -528,7 +527,7 @@
         </w:tc>
         <w:tc>
           <w:tcPr>
-            <w:tcW w:w="1898" w:type="dxa"/>
+            <w:tcW w:type="dxa" w:w="1659"/>
           </w:tcPr>
           <w:p>
             <w:pPr>
@@ -543,7 +542,7 @@
         </w:tc>
         <w:tc>
           <w:tcPr>
-            <w:tcW w:w="1355" w:type="dxa"/>
+            <w:tcW w:type="dxa" w:w="2060"/>
           </w:tcPr>
           <w:p>
             <w:pPr>
@@ -560,7 +559,130 @@
       <w:tr>
         <w:tc>
           <w:tcPr>
-            <w:tcW w:w="6346" w:type="dxa"/>
+            <w:tcW w:type="dxa" w:w="5881"/>
+          </w:tcPr>
+          <w:p>
+            <w:pPr>
+              <w:pStyle w:val="Compact"/>
+              <w:spacing w:after="40" w:before="20"/>
+              <w:jc w:val="left"/>
+            </w:pPr>
+            <w:r>
+              <w:rPr>
+                <w:bCs/>
+                <w:b/>
+              </w:rPr>
+              <w:t xml:space="preserve">Excel model v2-6</w:t>
+            </w:r>
+            <w:r>
+              <w:t xml:space="preserve"> </w:t>
+            </w:r>
+            <w:r>
+              <w:t xml:space="preserve">— the blank CyberRiskGuardian Excel model (</w:t>
+            </w:r>
+            <w:r>
+              <w:rPr>
+                <w:rStyle w:val="VerbatimChar"/>
+              </w:rPr>
+              <w:t xml:space="preserve">templates/</w:t>
+            </w:r>
+            <w:r>
+              <w:t xml:space="preserve">)</w:t>
+            </w:r>
+          </w:p>
+        </w:tc>
+        <w:tc>
+          <w:tcPr>
+            <w:tcW w:type="dxa" w:w="1659"/>
+          </w:tcPr>
+          <w:p>
+            <w:pPr>
+              <w:pStyle w:val="Compact"/>
+              <w:spacing w:after="40" w:before="20"/>
+              <w:jc w:val="left"/>
+            </w:pPr>
+            <w:r>
+              <w:t xml:space="preserve">Students and instructors</w:t>
+            </w:r>
+          </w:p>
+        </w:tc>
+        <w:tc>
+          <w:tcPr>
+            <w:tcW w:type="dxa" w:w="2060"/>
+          </w:tcPr>
+          <w:p>
+            <w:pPr>
+              <w:pStyle w:val="Compact"/>
+              <w:spacing w:after="40" w:before="20"/>
+              <w:jc w:val="left"/>
+            </w:pPr>
+            <w:r>
+              <w:t xml:space="preserve">Community (free)</w:t>
+            </w:r>
+          </w:p>
+        </w:tc>
+      </w:tr>
+      <w:tr>
+        <w:tc>
+          <w:tcPr>
+            <w:tcW w:type="dxa" w:w="5881"/>
+          </w:tcPr>
+          <w:p>
+            <w:pPr>
+              <w:pStyle w:val="Compact"/>
+              <w:spacing w:after="40" w:before="20"/>
+              <w:jc w:val="left"/>
+            </w:pPr>
+            <w:r>
+              <w:rPr>
+                <w:bCs/>
+                <w:b/>
+              </w:rPr>
+              <w:t xml:space="preserve">Chapter slide decks</w:t>
+            </w:r>
+            <w:r>
+              <w:t xml:space="preserve"> </w:t>
+            </w:r>
+            <w:r>
+              <w:t xml:space="preserve">— 21 decks for the textbook, one per chapter (GitHub release assets)</w:t>
+            </w:r>
+          </w:p>
+        </w:tc>
+        <w:tc>
+          <w:tcPr>
+            <w:tcW w:type="dxa" w:w="1659"/>
+          </w:tcPr>
+          <w:p>
+            <w:pPr>
+              <w:pStyle w:val="Compact"/>
+              <w:spacing w:after="40" w:before="20"/>
+              <w:jc w:val="left"/>
+            </w:pPr>
+            <w:r>
+              <w:t xml:space="preserve">Instructors</w:t>
+            </w:r>
+          </w:p>
+        </w:tc>
+        <w:tc>
+          <w:tcPr>
+            <w:tcW w:type="dxa" w:w="2060"/>
+          </w:tcPr>
+          <w:p>
+            <w:pPr>
+              <w:pStyle w:val="Compact"/>
+              <w:spacing w:after="40" w:before="20"/>
+              <w:jc w:val="left"/>
+            </w:pPr>
+            <w:r>
+              <w:t xml:space="preserve">Community (free)</w:t>
+            </w:r>
+          </w:p>
+        </w:tc>
+      </w:tr>
+      <w:tr>
+        <w:tc>
+          <w:tcPr>
+            <w:tcW w:type="dxa" w:w="5881"/>
           </w:tcPr>
           <w:p>
             <w:pPr>
@@ -579,13 +701,13 @@
               <w:t xml:space="preserve"> </w:t>
             </w:r>
             <w:r>
-              <w:t xml:space="preserve">— lab answer keys, graded quiz bank, rubric calibration and feedback bank, case teaching notes, the final-exam case and its blueprint</w:t>
-            </w:r>
-          </w:p>
-        </w:tc>
-        <w:tc>
-          <w:tcPr>
-            <w:tcW w:w="1898" w:type="dxa"/>
+              <w:t xml:space="preserve">— lab answer keys, graded quiz bank, rubric calibration and feedback bank, case teaching notes, the final-exam case and its blueprint, and the textbook’s Instructor Resource Guide</w:t>
+            </w:r>
+          </w:p>
+        </w:tc>
+        <w:tc>
+          <w:tcPr>
+            <w:tcW w:type="dxa" w:w="1659"/>
           </w:tcPr>
           <w:p>
             <w:pPr>
@@ -600,16 +722,16 @@
         </w:tc>
         <w:tc>
           <w:tcPr>
-            <w:tcW w:w="1355" w:type="dxa"/>
-          </w:tcPr>
-          <w:p>
-            <w:pPr>
-              <w:pStyle w:val="Compact"/>
-              <w:spacing w:after="40" w:before="20"/>
-              <w:jc w:val="left"/>
-            </w:pPr>
-            <w:r>
-              <w:t xml:space="preserve">Educational Licence</w:t>
+            <w:tcW w:type="dxa" w:w="2060"/>
+          </w:tcPr>
+          <w:p>
+            <w:pPr>
+              <w:pStyle w:val="Compact"/>
+              <w:spacing w:after="40" w:before="20"/>
+              <w:jc w:val="left"/>
+            </w:pPr>
+            <w:r>
+              <w:t xml:space="preserve">Educational edition (Educational Licence)</w:t>
             </w:r>
           </w:p>
         </w:tc>
@@ -839,7 +961,7 @@
         <w:t xml:space="preserve"> </w:t>
       </w:r>
       <w:r>
-        <w:t xml:space="preserve">Organizational context → crown jewels → risk appetite → 20 candidate scenarios → the 10 most material → six parameters and CVSS for each → estimated and tolerated risk → treatment portfolio → residual risk against tolerance → recommendations, budget and KRIs.</w:t>
+        <w:t xml:space="preserve">Organizational context → crown jewels → risk appetite → 25–40 candidate scenarios (20 in the labs) → the 10 most material → six parameters and CVSS for each → estimated and tolerated risk → treatment portfolio → residual risk against tolerance → recommendations, budget and KRIs. The textbook (ch06) numbers these as the 19 CRG steps, followed by the management report and an independent quality review.</w:t>
       </w:r>
     </w:p>
     <w:p>
@@ -920,18 +1042,17 @@
         <w:jc w:val="start"/>
       </w:tblPr>
       <w:tblGrid>
-        <w:gridCol w:w="986"/>
-        <w:gridCol w:w="3172"/>
-        <w:gridCol w:w="5441"/>
+        <w:gridCol w:w="815"/>
+        <w:gridCol w:w="3155"/>
+        <w:gridCol w:w="5630"/>
       </w:tblGrid>
       <w:tr>
         <w:trPr>
           <w:tblHeader w:val="true"/>
-          <w:tblHeader/>
         </w:trPr>
         <w:tc>
           <w:tcPr>
-            <w:tcW w:w="986" w:type="dxa"/>
+            <w:tcW w:type="dxa" w:w="815"/>
             <w:shd w:val="clear" w:color="auto" w:fill="123A5C"/>
           </w:tcPr>
           <w:p>
@@ -951,7 +1072,7 @@
         </w:tc>
         <w:tc>
           <w:tcPr>
-            <w:tcW w:w="3172" w:type="dxa"/>
+            <w:tcW w:type="dxa" w:w="3155"/>
             <w:shd w:val="clear" w:color="auto" w:fill="123A5C"/>
           </w:tcPr>
           <w:p>
@@ -971,7 +1092,7 @@
         </w:tc>
         <w:tc>
           <w:tcPr>
-            <w:tcW w:w="5441" w:type="dxa"/>
+            <w:tcW w:type="dxa" w:w="5630"/>
             <w:shd w:val="clear" w:color="auto" w:fill="123A5C"/>
           </w:tcPr>
           <w:p>
@@ -993,7 +1114,7 @@
       <w:tr>
         <w:tc>
           <w:tcPr>
-            <w:tcW w:w="986" w:type="dxa"/>
+            <w:tcW w:type="dxa" w:w="815"/>
           </w:tcPr>
           <w:p>
             <w:pPr>
@@ -1008,7 +1129,7 @@
         </w:tc>
         <w:tc>
           <w:tcPr>
-            <w:tcW w:w="3172" w:type="dxa"/>
+            <w:tcW w:type="dxa" w:w="3155"/>
           </w:tcPr>
           <w:p>
             <w:pPr>
@@ -1023,7 +1144,7 @@
         </w:tc>
         <w:tc>
           <w:tcPr>
-            <w:tcW w:w="5441" w:type="dxa"/>
+            <w:tcW w:type="dxa" w:w="5630"/>
           </w:tcPr>
           <w:p>
             <w:pPr>
@@ -1040,7 +1161,7 @@
       <w:tr>
         <w:tc>
           <w:tcPr>
-            <w:tcW w:w="986" w:type="dxa"/>
+            <w:tcW w:type="dxa" w:w="815"/>
           </w:tcPr>
           <w:p>
             <w:pPr>
@@ -1055,7 +1176,7 @@
         </w:tc>
         <w:tc>
           <w:tcPr>
-            <w:tcW w:w="3172" w:type="dxa"/>
+            <w:tcW w:type="dxa" w:w="3155"/>
           </w:tcPr>
           <w:p>
             <w:pPr>
@@ -1070,7 +1191,7 @@
         </w:tc>
         <w:tc>
           <w:tcPr>
-            <w:tcW w:w="5441" w:type="dxa"/>
+            <w:tcW w:type="dxa" w:w="5630"/>
           </w:tcPr>
           <w:p>
             <w:pPr>
@@ -1087,7 +1208,7 @@
       <w:tr>
         <w:tc>
           <w:tcPr>
-            <w:tcW w:w="986" w:type="dxa"/>
+            <w:tcW w:type="dxa" w:w="815"/>
           </w:tcPr>
           <w:p>
             <w:pPr>
@@ -1102,7 +1223,7 @@
         </w:tc>
         <w:tc>
           <w:tcPr>
-            <w:tcW w:w="3172" w:type="dxa"/>
+            <w:tcW w:type="dxa" w:w="3155"/>
           </w:tcPr>
           <w:p>
             <w:pPr>
@@ -1117,7 +1238,7 @@
         </w:tc>
         <w:tc>
           <w:tcPr>
-            <w:tcW w:w="5441" w:type="dxa"/>
+            <w:tcW w:type="dxa" w:w="5630"/>
           </w:tcPr>
           <w:p>
             <w:pPr>
@@ -1134,7 +1255,7 @@
       <w:tr>
         <w:tc>
           <w:tcPr>
-            <w:tcW w:w="986" w:type="dxa"/>
+            <w:tcW w:type="dxa" w:w="815"/>
           </w:tcPr>
           <w:p>
             <w:pPr>
@@ -1149,7 +1270,7 @@
         </w:tc>
         <w:tc>
           <w:tcPr>
-            <w:tcW w:w="3172" w:type="dxa"/>
+            <w:tcW w:type="dxa" w:w="3155"/>
           </w:tcPr>
           <w:p>
             <w:pPr>
@@ -1164,7 +1285,7 @@
         </w:tc>
         <w:tc>
           <w:tcPr>
-            <w:tcW w:w="5441" w:type="dxa"/>
+            <w:tcW w:type="dxa" w:w="5630"/>
           </w:tcPr>
           <w:p>
             <w:pPr>
@@ -1181,7 +1302,7 @@
       <w:tr>
         <w:tc>
           <w:tcPr>
-            <w:tcW w:w="986" w:type="dxa"/>
+            <w:tcW w:type="dxa" w:w="815"/>
           </w:tcPr>
           <w:p>
             <w:pPr>
@@ -1196,7 +1317,7 @@
         </w:tc>
         <w:tc>
           <w:tcPr>
-            <w:tcW w:w="3172" w:type="dxa"/>
+            <w:tcW w:type="dxa" w:w="3155"/>
           </w:tcPr>
           <w:p>
             <w:pPr>
@@ -1211,7 +1332,7 @@
         </w:tc>
         <w:tc>
           <w:tcPr>
-            <w:tcW w:w="5441" w:type="dxa"/>
+            <w:tcW w:type="dxa" w:w="5630"/>
           </w:tcPr>
           <w:p>
             <w:pPr>
@@ -1228,7 +1349,7 @@
       <w:tr>
         <w:tc>
           <w:tcPr>
-            <w:tcW w:w="986" w:type="dxa"/>
+            <w:tcW w:type="dxa" w:w="815"/>
           </w:tcPr>
           <w:p>
             <w:pPr>
@@ -1243,22 +1364,22 @@
         </w:tc>
         <w:tc>
           <w:tcPr>
-            <w:tcW w:w="3172" w:type="dxa"/>
-          </w:tcPr>
-          <w:p>
-            <w:pPr>
-              <w:pStyle w:val="Compact"/>
-              <w:spacing w:after="40" w:before="20"/>
-              <w:jc w:val="left"/>
-            </w:pPr>
-            <w:r>
-              <w:t xml:space="preserve">Expected utility / criticality</w:t>
-            </w:r>
-          </w:p>
-        </w:tc>
-        <w:tc>
-          <w:tcPr>
-            <w:tcW w:w="5441" w:type="dxa"/>
+            <w:tcW w:type="dxa" w:w="3155"/>
+          </w:tcPr>
+          <w:p>
+            <w:pPr>
+              <w:pStyle w:val="Compact"/>
+              <w:spacing w:after="40" w:before="20"/>
+              <w:jc w:val="left"/>
+            </w:pPr>
+            <w:r>
+              <w:t xml:space="preserve">Organizational criticality (expected utility)</w:t>
+            </w:r>
+          </w:p>
+        </w:tc>
+        <w:tc>
+          <w:tcPr>
+            <w:tcW w:type="dxa" w:w="5630"/>
           </w:tcPr>
           <w:p>
             <w:pPr>
@@ -1411,17 +1532,16 @@
         <w:jc w:val="start"/>
       </w:tblPr>
       <w:tblGrid>
-        <w:gridCol w:w="5226"/>
-        <w:gridCol w:w="4373"/>
+        <w:gridCol w:w="5307"/>
+        <w:gridCol w:w="4293"/>
       </w:tblGrid>
       <w:tr>
         <w:trPr>
           <w:tblHeader w:val="true"/>
-          <w:tblHeader/>
         </w:trPr>
         <w:tc>
           <w:tcPr>
-            <w:tcW w:w="5226" w:type="dxa"/>
+            <w:tcW w:type="dxa" w:w="5307"/>
             <w:shd w:val="clear" w:color="auto" w:fill="123A5C"/>
           </w:tcPr>
           <w:p>
@@ -1441,7 +1561,7 @@
         </w:tc>
         <w:tc>
           <w:tcPr>
-            <w:tcW w:w="4373" w:type="dxa"/>
+            <w:tcW w:type="dxa" w:w="4293"/>
             <w:shd w:val="clear" w:color="auto" w:fill="123A5C"/>
           </w:tcPr>
           <w:p>
@@ -1463,7 +1583,7 @@
       <w:tr>
         <w:tc>
           <w:tcPr>
-            <w:tcW w:w="5226" w:type="dxa"/>
+            <w:tcW w:type="dxa" w:w="5307"/>
           </w:tcPr>
           <w:p>
             <w:pPr>
@@ -1482,7 +1602,7 @@
         </w:tc>
         <w:tc>
           <w:tcPr>
-            <w:tcW w:w="4373" w:type="dxa"/>
+            <w:tcW w:type="dxa" w:w="4293"/>
           </w:tcPr>
           <w:p>
             <w:pPr>
@@ -1499,7 +1619,7 @@
       <w:tr>
         <w:tc>
           <w:tcPr>
-            <w:tcW w:w="5226" w:type="dxa"/>
+            <w:tcW w:type="dxa" w:w="5307"/>
           </w:tcPr>
           <w:p>
             <w:pPr>
@@ -1518,7 +1638,7 @@
         </w:tc>
         <w:tc>
           <w:tcPr>
-            <w:tcW w:w="4373" w:type="dxa"/>
+            <w:tcW w:type="dxa" w:w="4293"/>
           </w:tcPr>
           <w:p>
             <w:pPr>
@@ -1535,7 +1655,7 @@
       <w:tr>
         <w:tc>
           <w:tcPr>
-            <w:tcW w:w="5226" w:type="dxa"/>
+            <w:tcW w:type="dxa" w:w="5307"/>
           </w:tcPr>
           <w:p>
             <w:pPr>
@@ -1554,7 +1674,7 @@
         </w:tc>
         <w:tc>
           <w:tcPr>
-            <w:tcW w:w="4373" w:type="dxa"/>
+            <w:tcW w:type="dxa" w:w="4293"/>
           </w:tcPr>
           <w:p>
             <w:pPr>
@@ -1612,19 +1732,18 @@
         <w:jc w:val="start"/>
       </w:tblPr>
       <w:tblGrid>
-        <w:gridCol w:w="744"/>
-        <w:gridCol w:w="6056"/>
-        <w:gridCol w:w="744"/>
-        <w:gridCol w:w="2055"/>
+        <w:gridCol w:w="605"/>
+        <w:gridCol w:w="6779"/>
+        <w:gridCol w:w="605"/>
+        <w:gridCol w:w="1611"/>
       </w:tblGrid>
       <w:tr>
         <w:trPr>
           <w:tblHeader w:val="true"/>
-          <w:tblHeader/>
         </w:trPr>
         <w:tc>
           <w:tcPr>
-            <w:tcW w:w="744" w:type="dxa"/>
+            <w:tcW w:type="dxa" w:w="605"/>
             <w:shd w:val="clear" w:color="auto" w:fill="123A5C"/>
           </w:tcPr>
           <w:p>
@@ -1644,7 +1763,7 @@
         </w:tc>
         <w:tc>
           <w:tcPr>
-            <w:tcW w:w="6056" w:type="dxa"/>
+            <w:tcW w:type="dxa" w:w="6779"/>
             <w:shd w:val="clear" w:color="auto" w:fill="123A5C"/>
           </w:tcPr>
           <w:p>
@@ -1664,7 +1783,7 @@
         </w:tc>
         <w:tc>
           <w:tcPr>
-            <w:tcW w:w="744" w:type="dxa"/>
+            <w:tcW w:type="dxa" w:w="605"/>
             <w:shd w:val="clear" w:color="auto" w:fill="123A5C"/>
           </w:tcPr>
           <w:p>
@@ -1684,7 +1803,7 @@
         </w:tc>
         <w:tc>
           <w:tcPr>
-            <w:tcW w:w="2055" w:type="dxa"/>
+            <w:tcW w:type="dxa" w:w="1611"/>
             <w:shd w:val="clear" w:color="auto" w:fill="123A5C"/>
           </w:tcPr>
           <w:p>
@@ -1706,7 +1825,7 @@
       <w:tr>
         <w:tc>
           <w:tcPr>
-            <w:tcW w:w="744" w:type="dxa"/>
+            <w:tcW w:type="dxa" w:w="605"/>
           </w:tcPr>
           <w:p>
             <w:pPr>
@@ -1721,7 +1840,7 @@
         </w:tc>
         <w:tc>
           <w:tcPr>
-            <w:tcW w:w="6056" w:type="dxa"/>
+            <w:tcW w:type="dxa" w:w="6779"/>
           </w:tcPr>
           <w:p>
             <w:pPr>
@@ -1736,7 +1855,7 @@
         </w:tc>
         <w:tc>
           <w:tcPr>
-            <w:tcW w:w="744" w:type="dxa"/>
+            <w:tcW w:type="dxa" w:w="605"/>
           </w:tcPr>
           <w:p>
             <w:pPr>
@@ -1751,7 +1870,7 @@
         </w:tc>
         <w:tc>
           <w:tcPr>
-            <w:tcW w:w="2055" w:type="dxa"/>
+            <w:tcW w:type="dxa" w:w="1611"/>
           </w:tcPr>
           <w:p>
             <w:pPr>
@@ -1768,7 +1887,7 @@
       <w:tr>
         <w:tc>
           <w:tcPr>
-            <w:tcW w:w="744" w:type="dxa"/>
+            <w:tcW w:type="dxa" w:w="605"/>
           </w:tcPr>
           <w:p>
             <w:pPr>
@@ -1783,7 +1902,7 @@
         </w:tc>
         <w:tc>
           <w:tcPr>
-            <w:tcW w:w="6056" w:type="dxa"/>
+            <w:tcW w:type="dxa" w:w="6779"/>
           </w:tcPr>
           <w:p>
             <w:pPr>
@@ -1798,7 +1917,7 @@
         </w:tc>
         <w:tc>
           <w:tcPr>
-            <w:tcW w:w="744" w:type="dxa"/>
+            <w:tcW w:type="dxa" w:w="605"/>
           </w:tcPr>
           <w:p>
             <w:pPr>
@@ -1813,7 +1932,7 @@
         </w:tc>
         <w:tc>
           <w:tcPr>
-            <w:tcW w:w="2055" w:type="dxa"/>
+            <w:tcW w:type="dxa" w:w="1611"/>
           </w:tcPr>
           <w:p>
             <w:pPr>
@@ -1830,7 +1949,7 @@
       <w:tr>
         <w:tc>
           <w:tcPr>
-            <w:tcW w:w="744" w:type="dxa"/>
+            <w:tcW w:type="dxa" w:w="605"/>
           </w:tcPr>
           <w:p>
             <w:pPr>
@@ -1845,7 +1964,7 @@
         </w:tc>
         <w:tc>
           <w:tcPr>
-            <w:tcW w:w="6056" w:type="dxa"/>
+            <w:tcW w:type="dxa" w:w="6779"/>
           </w:tcPr>
           <w:p>
             <w:pPr>
@@ -1860,7 +1979,7 @@
         </w:tc>
         <w:tc>
           <w:tcPr>
-            <w:tcW w:w="744" w:type="dxa"/>
+            <w:tcW w:type="dxa" w:w="605"/>
           </w:tcPr>
           <w:p>
             <w:pPr>
@@ -1875,7 +1994,7 @@
         </w:tc>
         <w:tc>
           <w:tcPr>
-            <w:tcW w:w="2055" w:type="dxa"/>
+            <w:tcW w:type="dxa" w:w="1611"/>
           </w:tcPr>
           <w:p>
             <w:pPr>
@@ -1892,7 +2011,7 @@
       <w:tr>
         <w:tc>
           <w:tcPr>
-            <w:tcW w:w="744" w:type="dxa"/>
+            <w:tcW w:type="dxa" w:w="605"/>
           </w:tcPr>
           <w:p>
             <w:pPr>
@@ -1907,7 +2026,7 @@
         </w:tc>
         <w:tc>
           <w:tcPr>
-            <w:tcW w:w="6056" w:type="dxa"/>
+            <w:tcW w:type="dxa" w:w="6779"/>
           </w:tcPr>
           <w:p>
             <w:pPr>
@@ -1922,7 +2041,7 @@
         </w:tc>
         <w:tc>
           <w:tcPr>
-            <w:tcW w:w="744" w:type="dxa"/>
+            <w:tcW w:type="dxa" w:w="605"/>
           </w:tcPr>
           <w:p>
             <w:pPr>
@@ -1937,7 +2056,7 @@
         </w:tc>
         <w:tc>
           <w:tcPr>
-            <w:tcW w:w="2055" w:type="dxa"/>
+            <w:tcW w:type="dxa" w:w="1611"/>
           </w:tcPr>
           <w:p>
             <w:pPr>
@@ -1954,7 +2073,7 @@
       <w:tr>
         <w:tc>
           <w:tcPr>
-            <w:tcW w:w="744" w:type="dxa"/>
+            <w:tcW w:type="dxa" w:w="605"/>
           </w:tcPr>
           <w:p>
             <w:pPr>
@@ -1969,7 +2088,7 @@
         </w:tc>
         <w:tc>
           <w:tcPr>
-            <w:tcW w:w="6056" w:type="dxa"/>
+            <w:tcW w:type="dxa" w:w="6779"/>
           </w:tcPr>
           <w:p>
             <w:pPr>
@@ -1984,7 +2103,7 @@
         </w:tc>
         <w:tc>
           <w:tcPr>
-            <w:tcW w:w="744" w:type="dxa"/>
+            <w:tcW w:type="dxa" w:w="605"/>
           </w:tcPr>
           <w:p>
             <w:pPr>
@@ -1999,7 +2118,7 @@
         </w:tc>
         <w:tc>
           <w:tcPr>
-            <w:tcW w:w="2055" w:type="dxa"/>
+            <w:tcW w:type="dxa" w:w="1611"/>
           </w:tcPr>
           <w:p>
             <w:pPr>
@@ -2016,7 +2135,7 @@
       <w:tr>
         <w:tc>
           <w:tcPr>
-            <w:tcW w:w="744" w:type="dxa"/>
+            <w:tcW w:type="dxa" w:w="605"/>
           </w:tcPr>
           <w:p>
             <w:pPr>
@@ -2031,7 +2150,7 @@
         </w:tc>
         <w:tc>
           <w:tcPr>
-            <w:tcW w:w="6056" w:type="dxa"/>
+            <w:tcW w:type="dxa" w:w="6779"/>
           </w:tcPr>
           <w:p>
             <w:pPr>
@@ -2046,7 +2165,7 @@
         </w:tc>
         <w:tc>
           <w:tcPr>
-            <w:tcW w:w="744" w:type="dxa"/>
+            <w:tcW w:type="dxa" w:w="605"/>
           </w:tcPr>
           <w:p>
             <w:pPr>
@@ -2061,7 +2180,7 @@
         </w:tc>
         <w:tc>
           <w:tcPr>
-            <w:tcW w:w="2055" w:type="dxa"/>
+            <w:tcW w:type="dxa" w:w="1611"/>
           </w:tcPr>
           <w:p>
             <w:pPr>
@@ -2078,7 +2197,7 @@
       <w:tr>
         <w:tc>
           <w:tcPr>
-            <w:tcW w:w="744" w:type="dxa"/>
+            <w:tcW w:type="dxa" w:w="605"/>
           </w:tcPr>
           <w:p>
             <w:pPr>
@@ -2093,7 +2212,7 @@
         </w:tc>
         <w:tc>
           <w:tcPr>
-            <w:tcW w:w="6056" w:type="dxa"/>
+            <w:tcW w:type="dxa" w:w="6779"/>
           </w:tcPr>
           <w:p>
             <w:pPr>
@@ -2108,7 +2227,7 @@
         </w:tc>
         <w:tc>
           <w:tcPr>
-            <w:tcW w:w="744" w:type="dxa"/>
+            <w:tcW w:type="dxa" w:w="605"/>
           </w:tcPr>
           <w:p>
             <w:pPr>
@@ -2123,7 +2242,7 @@
         </w:tc>
         <w:tc>
           <w:tcPr>
-            <w:tcW w:w="2055" w:type="dxa"/>
+            <w:tcW w:type="dxa" w:w="1611"/>
           </w:tcPr>
           <w:p>
             <w:pPr>
@@ -2140,7 +2259,7 @@
       <w:tr>
         <w:tc>
           <w:tcPr>
-            <w:tcW w:w="744" w:type="dxa"/>
+            <w:tcW w:type="dxa" w:w="605"/>
           </w:tcPr>
           <w:p>
             <w:pPr>
@@ -2155,7 +2274,7 @@
         </w:tc>
         <w:tc>
           <w:tcPr>
-            <w:tcW w:w="6056" w:type="dxa"/>
+            <w:tcW w:type="dxa" w:w="6779"/>
           </w:tcPr>
           <w:p>
             <w:pPr>
@@ -2170,7 +2289,7 @@
         </w:tc>
         <w:tc>
           <w:tcPr>
-            <w:tcW w:w="744" w:type="dxa"/>
+            <w:tcW w:type="dxa" w:w="605"/>
           </w:tcPr>
           <w:p>
             <w:pPr>
@@ -2185,7 +2304,7 @@
         </w:tc>
         <w:tc>
           <w:tcPr>
-            <w:tcW w:w="2055" w:type="dxa"/>
+            <w:tcW w:type="dxa" w:w="1611"/>
           </w:tcPr>
           <w:p>
             <w:pPr>
@@ -2202,7 +2321,7 @@
       <w:tr>
         <w:tc>
           <w:tcPr>
-            <w:tcW w:w="744" w:type="dxa"/>
+            <w:tcW w:type="dxa" w:w="605"/>
           </w:tcPr>
           <w:p>
             <w:pPr>
@@ -2217,7 +2336,7 @@
         </w:tc>
         <w:tc>
           <w:tcPr>
-            <w:tcW w:w="6056" w:type="dxa"/>
+            <w:tcW w:type="dxa" w:w="6779"/>
           </w:tcPr>
           <w:p>
             <w:pPr>
@@ -2232,7 +2351,7 @@
         </w:tc>
         <w:tc>
           <w:tcPr>
-            <w:tcW w:w="744" w:type="dxa"/>
+            <w:tcW w:type="dxa" w:w="605"/>
           </w:tcPr>
           <w:p>
             <w:pPr>
@@ -2247,7 +2366,7 @@
         </w:tc>
         <w:tc>
           <w:tcPr>
-            <w:tcW w:w="2055" w:type="dxa"/>
+            <w:tcW w:type="dxa" w:w="1611"/>
           </w:tcPr>
           <w:p>
             <w:pPr>
@@ -2264,7 +2383,7 @@
       <w:tr>
         <w:tc>
           <w:tcPr>
-            <w:tcW w:w="744" w:type="dxa"/>
+            <w:tcW w:type="dxa" w:w="605"/>
           </w:tcPr>
           <w:p>
             <w:pPr>
@@ -2279,7 +2398,7 @@
         </w:tc>
         <w:tc>
           <w:tcPr>
-            <w:tcW w:w="6056" w:type="dxa"/>
+            <w:tcW w:type="dxa" w:w="6779"/>
           </w:tcPr>
           <w:p>
             <w:pPr>
@@ -2294,7 +2413,7 @@
         </w:tc>
         <w:tc>
           <w:tcPr>
-            <w:tcW w:w="744" w:type="dxa"/>
+            <w:tcW w:type="dxa" w:w="605"/>
           </w:tcPr>
           <w:p>
             <w:pPr>
@@ -2309,7 +2428,7 @@
         </w:tc>
         <w:tc>
           <w:tcPr>
-            <w:tcW w:w="2055" w:type="dxa"/>
+            <w:tcW w:type="dxa" w:w="1611"/>
           </w:tcPr>
           <w:p>
             <w:pPr>
@@ -2326,7 +2445,7 @@
       <w:tr>
         <w:tc>
           <w:tcPr>
-            <w:tcW w:w="744" w:type="dxa"/>
+            <w:tcW w:type="dxa" w:w="605"/>
           </w:tcPr>
           <w:p>
             <w:pPr>
@@ -2341,7 +2460,7 @@
         </w:tc>
         <w:tc>
           <w:tcPr>
-            <w:tcW w:w="6056" w:type="dxa"/>
+            <w:tcW w:type="dxa" w:w="6779"/>
           </w:tcPr>
           <w:p>
             <w:pPr>
@@ -2356,7 +2475,7 @@
         </w:tc>
         <w:tc>
           <w:tcPr>
-            <w:tcW w:w="744" w:type="dxa"/>
+            <w:tcW w:type="dxa" w:w="605"/>
           </w:tcPr>
           <w:p>
             <w:pPr>
@@ -2371,7 +2490,7 @@
         </w:tc>
         <w:tc>
           <w:tcPr>
-            <w:tcW w:w="2055" w:type="dxa"/>
+            <w:tcW w:type="dxa" w:w="1611"/>
           </w:tcPr>
           <w:p>
             <w:pPr>
@@ -2421,19 +2540,18 @@
         <w:jc w:val="start"/>
       </w:tblPr>
       <w:tblGrid>
-        <w:gridCol w:w="1355"/>
-        <w:gridCol w:w="2408"/>
-        <w:gridCol w:w="3655"/>
-        <w:gridCol w:w="2181"/>
+        <w:gridCol w:w="764"/>
+        <w:gridCol w:w="2813"/>
+        <w:gridCol w:w="3227"/>
+        <w:gridCol w:w="2796"/>
       </w:tblGrid>
       <w:tr>
         <w:trPr>
           <w:tblHeader w:val="true"/>
-          <w:tblHeader/>
         </w:trPr>
         <w:tc>
           <w:tcPr>
-            <w:tcW w:w="1355" w:type="dxa"/>
+            <w:tcW w:type="dxa" w:w="764"/>
             <w:shd w:val="clear" w:color="auto" w:fill="123A5C"/>
           </w:tcPr>
           <w:p>
@@ -2453,7 +2571,7 @@
         </w:tc>
         <w:tc>
           <w:tcPr>
-            <w:tcW w:w="2408" w:type="dxa"/>
+            <w:tcW w:type="dxa" w:w="2813"/>
             <w:shd w:val="clear" w:color="auto" w:fill="123A5C"/>
           </w:tcPr>
           <w:p>
@@ -2473,7 +2591,7 @@
         </w:tc>
         <w:tc>
           <w:tcPr>
-            <w:tcW w:w="3655" w:type="dxa"/>
+            <w:tcW w:type="dxa" w:w="3227"/>
             <w:shd w:val="clear" w:color="auto" w:fill="123A5C"/>
           </w:tcPr>
           <w:p>
@@ -2493,7 +2611,7 @@
         </w:tc>
         <w:tc>
           <w:tcPr>
-            <w:tcW w:w="2181" w:type="dxa"/>
+            <w:tcW w:type="dxa" w:w="2796"/>
             <w:shd w:val="clear" w:color="auto" w:fill="123A5C"/>
           </w:tcPr>
           <w:p>
@@ -2515,7 +2633,7 @@
       <w:tr>
         <w:tc>
           <w:tcPr>
-            <w:tcW w:w="1355" w:type="dxa"/>
+            <w:tcW w:type="dxa" w:w="764"/>
           </w:tcPr>
           <w:p>
             <w:pPr>
@@ -2534,7 +2652,7 @@
         </w:tc>
         <w:tc>
           <w:tcPr>
-            <w:tcW w:w="2408" w:type="dxa"/>
+            <w:tcW w:type="dxa" w:w="2813"/>
           </w:tcPr>
           <w:p>
             <w:pPr>
@@ -2549,7 +2667,7 @@
         </w:tc>
         <w:tc>
           <w:tcPr>
-            <w:tcW w:w="3655" w:type="dxa"/>
+            <w:tcW w:type="dxa" w:w="3227"/>
           </w:tcPr>
           <w:p>
             <w:pPr>
@@ -2594,7 +2712,7 @@
         </w:tc>
         <w:tc>
           <w:tcPr>
-            <w:tcW w:w="2181" w:type="dxa"/>
+            <w:tcW w:type="dxa" w:w="2796"/>
           </w:tcPr>
           <w:p>
             <w:pPr>
@@ -2611,7 +2729,7 @@
       <w:tr>
         <w:tc>
           <w:tcPr>
-            <w:tcW w:w="1355" w:type="dxa"/>
+            <w:tcW w:type="dxa" w:w="764"/>
           </w:tcPr>
           <w:p>
             <w:pPr>
@@ -2630,22 +2748,22 @@
         </w:tc>
         <w:tc>
           <w:tcPr>
-            <w:tcW w:w="2408" w:type="dxa"/>
-          </w:tcPr>
-          <w:p>
-            <w:pPr>
-              <w:pStyle w:val="Compact"/>
-              <w:spacing w:after="40" w:before="20"/>
-              <w:jc w:val="left"/>
-            </w:pPr>
-            <w:r>
-              <w:t xml:space="preserve">CyberRiskGuardian Desktop (Beta 1.6.x/1.7.x), served locally in a browser</w:t>
-            </w:r>
-          </w:p>
-        </w:tc>
-        <w:tc>
-          <w:tcPr>
-            <w:tcW w:w="3655" w:type="dxa"/>
+            <w:tcW w:type="dxa" w:w="2813"/>
+          </w:tcPr>
+          <w:p>
+            <w:pPr>
+              <w:pStyle w:val="Compact"/>
+              <w:spacing w:after="40" w:before="20"/>
+              <w:jc w:val="left"/>
+            </w:pPr>
+            <w:r>
+              <w:t xml:space="preserve">CyberRiskGuardian Desktop (current release; 1.8.0 at the time of writing), served locally in a browser</w:t>
+            </w:r>
+          </w:p>
+        </w:tc>
+        <w:tc>
+          <w:tcPr>
+            <w:tcW w:type="dxa" w:w="3227"/>
           </w:tcPr>
           <w:p>
             <w:pPr>
@@ -2676,7 +2794,7 @@
         </w:tc>
         <w:tc>
           <w:tcPr>
-            <w:tcW w:w="2181" w:type="dxa"/>
+            <w:tcW w:type="dxa" w:w="2796"/>
           </w:tcPr>
           <w:p>
             <w:pPr>
@@ -2693,7 +2811,7 @@
       <w:tr>
         <w:tc>
           <w:tcPr>
-            <w:tcW w:w="1355" w:type="dxa"/>
+            <w:tcW w:type="dxa" w:w="764"/>
           </w:tcPr>
           <w:p>
             <w:pPr>
@@ -2712,7 +2830,7 @@
         </w:tc>
         <w:tc>
           <w:tcPr>
-            <w:tcW w:w="2408" w:type="dxa"/>
+            <w:tcW w:type="dxa" w:w="2813"/>
           </w:tcPr>
           <w:p>
             <w:pPr>
@@ -2736,7 +2854,7 @@
         </w:tc>
         <w:tc>
           <w:tcPr>
-            <w:tcW w:w="3655" w:type="dxa"/>
+            <w:tcW w:type="dxa" w:w="3227"/>
           </w:tcPr>
           <w:p>
             <w:pPr>
@@ -2751,16 +2869,16 @@
         </w:tc>
         <w:tc>
           <w:tcPr>
-            <w:tcW w:w="2181" w:type="dxa"/>
-          </w:tcPr>
-          <w:p>
-            <w:pPr>
-              <w:pStyle w:val="Compact"/>
-              <w:spacing w:after="40" w:before="20"/>
-              <w:jc w:val="left"/>
-            </w:pPr>
-            <w:r>
-              <w:t xml:space="preserve">Manual calculation mode (press F9); no input validation; red highlighting on the Analyse sheet can mislead</w:t>
+            <w:tcW w:type="dxa" w:w="2796"/>
+          </w:tcPr>
+          <w:p>
+            <w:pPr>
+              <w:pStyle w:val="Compact"/>
+              <w:spacing w:after="40" w:before="20"/>
+              <w:jc w:val="left"/>
+            </w:pPr>
+            <w:r>
+              <w:t xml:space="preserve">Manual calculation mode (press F9); validated inputs and a Checks column; CVSS blank and required; the appetite placeholder 0.5 must be replaced</w:t>
             </w:r>
           </w:p>
         </w:tc>
@@ -2986,37 +3104,10 @@
         <w:rPr>
           <w:rStyle w:val="VerbatimChar"/>
         </w:rPr>
-        <w:t xml:space="preserve">templates/CyberRiskGuardian_Excel_Model_Blank_v2-4e.xlsx</w:t>
-      </w:r>
-      <w:r>
-        <w:t xml:space="preserve">. Post it on your learning platform. Remind students that it opens in manual calculation mode, and that its defaults (appetite 0.5 in E14, factor 10,000 in E15, CVSS 0 in G3:G12) must be replaced with the case’s values.</w:t>
-      </w:r>
-    </w:p>
-    <w:bookmarkEnd w:id="25"/>
-    <w:bookmarkStart w:id="26" w:name="the-check-every-student-does-first"/>
-    <w:p>
-      <w:pPr>
-        <w:pStyle w:val="Heading2"/>
-      </w:pPr>
-      <w:r>
-        <w:rPr>
-          <w:rStyle w:val="SectionNumber"/>
-        </w:rPr>
-        <w:t xml:space="preserve">4.2</w:t>
-      </w:r>
-      <w:r>
-        <w:tab/>
-      </w:r>
-      <w:r>
-        <w:t xml:space="preserve">The check every student does first</w:t>
-      </w:r>
-    </w:p>
-    <w:p>
-      <w:pPr>
-        <w:pStyle w:val="FirstParagraph"/>
-      </w:pPr>
-      <w:r>
-        <w:t xml:space="preserve">Whatever the track, the first thing a student does is confirm that the calculation engine agrees with the reference implementation:</w:t>
+        <w:t xml:space="preserve">templates/CyberRiskGuardian_Excel_Model_Blank_v2-6.xlsx</w:t>
+      </w:r>
+      <w:r>
+        <w:t xml:space="preserve">. Post it on your learning platform. It follows the 8-step procedure of the textbook’s chapter 6, printed on the Analyse sheet. Remind students that:</w:t>
       </w:r>
     </w:p>
     <w:p>
@@ -3028,20 +3119,7 @@
         <w:pStyle w:val="Compact"/>
       </w:pPr>
       <w:r>
-        <w:t xml:space="preserve">Desktop: the sidebar footer must read</w:t>
-      </w:r>
-      <w:r>
-        <w:t xml:space="preserve"> </w:t>
-      </w:r>
-      <w:r>
-        <w:rPr>
-          <w:bCs/>
-          <w:b/>
-        </w:rPr>
-        <w:t xml:space="preserve">engine verified · 84,491 / 41,104</w:t>
-      </w:r>
-      <w:r>
-        <w:t xml:space="preserve">.</w:t>
+        <w:t xml:space="preserve">it opens in manual calculation mode (Formulas → Calculate Now, F9);</w:t>
       </w:r>
     </w:p>
     <w:p>
@@ -3053,22 +3131,106 @@
         <w:pStyle w:val="Compact"/>
       </w:pPr>
       <w:r>
-        <w:t xml:space="preserve">Claude or command line:</w:t>
-      </w:r>
-      <w:r>
-        <w:t xml:space="preserve"> </w:t>
-      </w:r>
-      <w:r>
-        <w:rPr>
-          <w:rStyle w:val="VerbatimChar"/>
-        </w:rPr>
-        <w:t xml:space="preserve">python3 crg_calc.py medibec30.json</w:t>
-      </w:r>
-      <w:r>
-        <w:t xml:space="preserve"> </w:t>
-      </w:r>
-      <w:r>
-        <w:t xml:space="preserve">must report</w:t>
+        <w:t xml:space="preserve">the appetite in E14 is a placeholder (0.5) that must be replaced with the case’s approved or estimated value, strictly between 0 and 1;</w:t>
+      </w:r>
+    </w:p>
+    <w:p>
+      <w:pPr>
+        <w:numPr>
+          <w:ilvl w:val="0"/>
+          <w:numId w:val="1002"/>
+        </w:numPr>
+        <w:pStyle w:val="Compact"/>
+      </w:pPr>
+      <w:r>
+        <w:t xml:space="preserve">the factor in E15 is 1,000 and stays unchanged;</w:t>
+      </w:r>
+    </w:p>
+    <w:p>
+      <w:pPr>
+        <w:numPr>
+          <w:ilvl w:val="0"/>
+          <w:numId w:val="1002"/>
+        </w:numPr>
+        <w:pStyle w:val="Compact"/>
+      </w:pPr>
+      <w:r>
+        <w:t xml:space="preserve">the CVSS scores (G3:G12) start blank and are required, with the vector string next to each score (H3:H12); the Checks column (AC) flags a missing or malformed vector, an invalid input and a reduction error;</w:t>
+      </w:r>
+    </w:p>
+    <w:p>
+      <w:pPr>
+        <w:numPr>
+          <w:ilvl w:val="0"/>
+          <w:numId w:val="1002"/>
+        </w:numPr>
+        <w:pStyle w:val="Compact"/>
+      </w:pPr>
+      <w:r>
+        <w:t xml:space="preserve">on the M sheets, the reductions of the selected measures combine with the product rule 1 − ∏(1 − rᵢ), so a package can never exceed 1;</w:t>
+      </w:r>
+    </w:p>
+    <w:p>
+      <w:pPr>
+        <w:numPr>
+          <w:ilvl w:val="0"/>
+          <w:numId w:val="1002"/>
+        </w:numPr>
+        <w:pStyle w:val="Compact"/>
+      </w:pPr>
+      <w:r>
+        <w:t xml:space="preserve">the budget block (Y14:AC25) compares current spending plus the recommended portfolio with the appetite-consistent target and shows the gap and the implied appetite;</w:t>
+      </w:r>
+    </w:p>
+    <w:p>
+      <w:pPr>
+        <w:numPr>
+          <w:ilvl w:val="0"/>
+          <w:numId w:val="1002"/>
+        </w:numPr>
+        <w:pStyle w:val="Compact"/>
+      </w:pPr>
+      <w:r>
+        <w:t xml:space="preserve">columns AD and AE record the share of loss covered by a transfer and its approver, for information only.</w:t>
+      </w:r>
+    </w:p>
+    <w:bookmarkEnd w:id="25"/>
+    <w:bookmarkStart w:id="26" w:name="the-check-every-student-does-first"/>
+    <w:p>
+      <w:pPr>
+        <w:pStyle w:val="Heading2"/>
+      </w:pPr>
+      <w:r>
+        <w:rPr>
+          <w:rStyle w:val="SectionNumber"/>
+        </w:rPr>
+        <w:t xml:space="preserve">4.2</w:t>
+      </w:r>
+      <w:r>
+        <w:tab/>
+      </w:r>
+      <w:r>
+        <w:t xml:space="preserve">The check every student does first</w:t>
+      </w:r>
+    </w:p>
+    <w:p>
+      <w:pPr>
+        <w:pStyle w:val="FirstParagraph"/>
+      </w:pPr>
+      <w:r>
+        <w:t xml:space="preserve">Whatever the track, the first thing a student does is confirm that the calculation engine agrees with the reference implementation:</w:t>
+      </w:r>
+    </w:p>
+    <w:p>
+      <w:pPr>
+        <w:numPr>
+          <w:ilvl w:val="0"/>
+          <w:numId w:val="1003"/>
+        </w:numPr>
+        <w:pStyle w:val="Compact"/>
+      </w:pPr>
+      <w:r>
+        <w:t xml:space="preserve">Desktop: the sidebar footer must read</w:t>
       </w:r>
       <w:r>
         <w:t xml:space="preserve"> </w:t>
@@ -3078,13 +3240,37 @@
           <w:bCs/>
           <w:b/>
         </w:rPr>
-        <w:t xml:space="preserve">total estimated 84,491</w:t>
-      </w:r>
-      <w:r>
-        <w:t xml:space="preserve"> </w:t>
-      </w:r>
-      <w:r>
-        <w:t xml:space="preserve">and</w:t>
+        <w:t xml:space="preserve">engine verified · 84,305 / 41,023</w:t>
+      </w:r>
+      <w:r>
+        <w:t xml:space="preserve">.</w:t>
+      </w:r>
+    </w:p>
+    <w:p>
+      <w:pPr>
+        <w:numPr>
+          <w:ilvl w:val="0"/>
+          <w:numId w:val="1003"/>
+        </w:numPr>
+        <w:pStyle w:val="Compact"/>
+      </w:pPr>
+      <w:r>
+        <w:t xml:space="preserve">Claude or command line:</w:t>
+      </w:r>
+      <w:r>
+        <w:t xml:space="preserve"> </w:t>
+      </w:r>
+      <w:r>
+        <w:rPr>
+          <w:rStyle w:val="VerbatimChar"/>
+        </w:rPr>
+        <w:t xml:space="preserve">python3 crg_calc.py medibec30.json</w:t>
+      </w:r>
+      <w:r>
+        <w:t xml:space="preserve"> </w:t>
+      </w:r>
+      <w:r>
+        <w:t xml:space="preserve">must report</w:t>
       </w:r>
       <w:r>
         <w:t xml:space="preserve"> </w:t>
@@ -3094,10 +3280,50 @@
           <w:bCs/>
           <w:b/>
         </w:rPr>
-        <w:t xml:space="preserve">residual 41,104</w:t>
+        <w:t xml:space="preserve">total estimated 84,305</w:t>
+      </w:r>
+      <w:r>
+        <w:t xml:space="preserve"> </w:t>
+      </w:r>
+      <w:r>
+        <w:t xml:space="preserve">and</w:t>
+      </w:r>
+      <w:r>
+        <w:t xml:space="preserve"> </w:t>
+      </w:r>
+      <w:r>
+        <w:rPr>
+          <w:bCs/>
+          <w:b/>
+        </w:rPr>
+        <w:t xml:space="preserve">residual 41,023</w:t>
       </w:r>
       <w:r>
         <w:t xml:space="preserve">.</w:t>
+      </w:r>
+    </w:p>
+    <w:p>
+      <w:pPr>
+        <w:numPr>
+          <w:ilvl w:val="0"/>
+          <w:numId w:val="1003"/>
+        </w:numPr>
+        <w:pStyle w:val="Compact"/>
+      </w:pPr>
+      <w:r>
+        <w:t xml:space="preserve">Excel: enter the textbook’s chapter 6 worked example in S1 (CVSS 9.3, vector</w:t>
+      </w:r>
+      <w:r>
+        <w:t xml:space="preserve"> </w:t>
+      </w:r>
+      <w:r>
+        <w:rPr>
+          <w:rStyle w:val="VerbatimChar"/>
+        </w:rPr>
+        <w:t xml:space="preserve">CVSS:4.0/AV:L/AC:L/AT:N/PR:N/UI:P/VC:H/VI:H/VA:H/SC:H/SI:H/SA:H</w:t>
+      </w:r>
+      <w:r>
+        <w:t xml:space="preserve">) and confirm estimated risk 3,554.46 and residual 1,937.18 after Calculate Now.</w:t>
       </w:r>
     </w:p>
     <w:p>
@@ -3110,7 +3336,7 @@
     </w:p>
     <w:bookmarkEnd w:id="26"/>
     <w:bookmarkEnd w:id="27"/>
-    <w:bookmarkStart w:id="32" w:name="integration-models"/>
+    <w:bookmarkStart w:id="28" w:name="using-the-textbook"/>
     <w:p>
       <w:pPr>
         <w:pStyle w:val="Heading1"/>
@@ -3125,7 +3351,7 @@
         <w:tab/>
       </w:r>
       <w:r>
-        <w:t xml:space="preserve">Integration models</w:t>
+        <w:t xml:space="preserve">Using the textbook</w:t>
       </w:r>
     </w:p>
     <w:p>
@@ -3133,33 +3359,56 @@
         <w:pStyle w:val="FirstParagraph"/>
       </w:pPr>
       <w:r>
-        <w:t xml:space="preserve">Choose the model that fits the time you have. Each model lists the sessions, the labs and a suggested weighting. The labs are described in the Student Lab Workbook.</w:t>
-      </w:r>
-    </w:p>
-    <w:bookmarkStart w:id="28" w:name="model-1-one-workshop-3-hours"/>
-    <w:p>
-      <w:pPr>
-        <w:pStyle w:val="Heading2"/>
-      </w:pPr>
-      <w:r>
-        <w:rPr>
-          <w:rStyle w:val="SectionNumber"/>
-        </w:rPr>
-        <w:t xml:space="preserve">5.1</w:t>
-      </w:r>
-      <w:r>
-        <w:tab/>
-      </w:r>
-      <w:r>
-        <w:t xml:space="preserve">Model 1 — One workshop (3 hours)</w:t>
-      </w:r>
-    </w:p>
-    <w:p>
-      <w:pPr>
-        <w:pStyle w:val="FirstParagraph"/>
-      </w:pPr>
-      <w:r>
-        <w:t xml:space="preserve">For an existing course that wants a single hands-on introduction.</w:t>
+        <w:t xml:space="preserve">The package pairs with the textbook</w:t>
+      </w:r>
+      <w:r>
+        <w:t xml:space="preserve"> </w:t>
+      </w:r>
+      <w:r>
+        <w:rPr>
+          <w:iCs/>
+          <w:i/>
+        </w:rPr>
+        <w:t xml:space="preserve">Introduction to Cybersecurity Governance for Business Technology Management</w:t>
+      </w:r>
+      <w:r>
+        <w:t xml:space="preserve"> </w:t>
+      </w:r>
+      <w:r>
+        <w:t xml:space="preserve">(Léger, 3rd ed., v2.51, October 2026), which is free as the</w:t>
+      </w:r>
+      <w:r>
+        <w:t xml:space="preserve"> </w:t>
+      </w:r>
+      <w:r>
+        <w:rPr>
+          <w:rStyle w:val="VerbatimChar"/>
+        </w:rPr>
+        <w:t xml:space="preserve">crg-governance-textbook</w:t>
+      </w:r>
+      <w:r>
+        <w:t xml:space="preserve"> </w:t>
+      </w:r>
+      <w:r>
+        <w:t xml:space="preserve">plugin and whose appendix</w:t>
+      </w:r>
+      <w:r>
+        <w:t xml:space="preserve"> </w:t>
+      </w:r>
+      <w:r>
+        <w:t xml:space="preserve">“</w:t>
+      </w:r>
+      <w:r>
+        <w:t xml:space="preserve">Using CyberRiskGuardian with this book</w:t>
+      </w:r>
+      <w:r>
+        <w:t xml:space="preserve">”</w:t>
+      </w:r>
+      <w:r>
+        <w:t xml:space="preserve"> </w:t>
+      </w:r>
+      <w:r>
+        <w:t xml:space="preserve">maps all 21 chapters to CRG activities. The labs draw on these chapters:</w:t>
       </w:r>
     </w:p>
     <w:tbl>
@@ -3170,17 +3419,16 @@
         <w:jc w:val="start"/>
       </w:tblPr>
       <w:tblGrid>
-        <w:gridCol w:w="1266"/>
-        <w:gridCol w:w="8333"/>
+        <w:gridCol w:w="3722"/>
+        <w:gridCol w:w="5878"/>
       </w:tblGrid>
       <w:tr>
         <w:trPr>
           <w:tblHeader w:val="true"/>
-          <w:tblHeader/>
         </w:trPr>
         <w:tc>
           <w:tcPr>
-            <w:tcW w:w="1266" w:type="dxa"/>
+            <w:tcW w:type="dxa" w:w="3722"/>
             <w:shd w:val="clear" w:color="auto" w:fill="123A5C"/>
           </w:tcPr>
           <w:p>
@@ -3194,13 +3442,13 @@
                 <w:b/>
                 <w:color w:val="FFFFFF"/>
               </w:rPr>
-              <w:t xml:space="preserve">Time</w:t>
-            </w:r>
-          </w:p>
-        </w:tc>
-        <w:tc>
-          <w:tcPr>
-            <w:tcW w:w="8333" w:type="dxa"/>
+              <w:t xml:space="preserve">Labs and activities</w:t>
+            </w:r>
+          </w:p>
+        </w:tc>
+        <w:tc>
+          <w:tcPr>
+            <w:tcW w:type="dxa" w:w="5878"/>
             <w:shd w:val="clear" w:color="auto" w:fill="123A5C"/>
           </w:tcPr>
           <w:p>
@@ -3214,7 +3462,7 @@
                 <w:b/>
                 <w:color w:val="FFFFFF"/>
               </w:rPr>
-              <w:t xml:space="preserve">Activity</w:t>
+              <w:t xml:space="preserve">Textbook chapters</w:t>
             </w:r>
           </w:p>
         </w:tc>
@@ -3222,31 +3470,31 @@
       <w:tr>
         <w:tc>
           <w:tcPr>
-            <w:tcW w:w="1266" w:type="dxa"/>
-          </w:tcPr>
-          <w:p>
-            <w:pPr>
-              <w:pStyle w:val="Compact"/>
-              <w:spacing w:after="40" w:before="20"/>
-              <w:jc w:val="left"/>
-            </w:pPr>
-            <w:r>
-              <w:t xml:space="preserve">0:00–0:30</w:t>
-            </w:r>
-          </w:p>
-        </w:tc>
-        <w:tc>
-          <w:tcPr>
-            <w:tcW w:w="8333" w:type="dxa"/>
-          </w:tcPr>
-          <w:p>
-            <w:pPr>
-              <w:pStyle w:val="Compact"/>
-              <w:spacing w:after="40" w:before="20"/>
-              <w:jc w:val="left"/>
-            </w:pPr>
-            <w:r>
-              <w:t xml:space="preserve">Introductory deck (slides 1–9): why scenarios, the six parameters, the markers</w:t>
+            <w:tcW w:type="dxa" w:w="3722"/>
+          </w:tcPr>
+          <w:p>
+            <w:pPr>
+              <w:pStyle w:val="Compact"/>
+              <w:spacing w:after="40" w:before="20"/>
+              <w:jc w:val="left"/>
+            </w:pPr>
+            <w:r>
+              <w:t xml:space="preserve">Lab 0 (engine check) and Lab 1 (context, crown jewels)</w:t>
+            </w:r>
+          </w:p>
+        </w:tc>
+        <w:tc>
+          <w:tcPr>
+            <w:tcW w:type="dxa" w:w="5878"/>
+          </w:tcPr>
+          <w:p>
+            <w:pPr>
+              <w:pStyle w:val="Compact"/>
+              <w:spacing w:after="40" w:before="20"/>
+              <w:jc w:val="left"/>
+            </w:pPr>
+            <w:r>
+              <w:t xml:space="preserve">Chapter 6 (workflow, steps 1–3); Chapter 5 (context first)</w:t>
             </w:r>
           </w:p>
         </w:tc>
@@ -3254,31 +3502,31 @@
       <w:tr>
         <w:tc>
           <w:tcPr>
-            <w:tcW w:w="1266" w:type="dxa"/>
-          </w:tcPr>
-          <w:p>
-            <w:pPr>
-              <w:pStyle w:val="Compact"/>
-              <w:spacing w:after="40" w:before="20"/>
-              <w:jc w:val="left"/>
-            </w:pPr>
-            <w:r>
-              <w:t xml:space="preserve">0:30–0:45</w:t>
-            </w:r>
-          </w:p>
-        </w:tc>
-        <w:tc>
-          <w:tcPr>
-            <w:tcW w:w="8333" w:type="dxa"/>
-          </w:tcPr>
-          <w:p>
-            <w:pPr>
-              <w:pStyle w:val="Compact"/>
-              <w:spacing w:after="40" w:before="20"/>
-              <w:jc w:val="left"/>
-            </w:pPr>
-            <w:r>
-              <w:t xml:space="preserve">Lab 0: install or open the tool, verify the engine</w:t>
+            <w:tcW w:type="dxa" w:w="3722"/>
+          </w:tcPr>
+          <w:p>
+            <w:pPr>
+              <w:pStyle w:val="Compact"/>
+              <w:spacing w:after="40" w:before="20"/>
+              <w:jc w:val="left"/>
+            </w:pPr>
+            <w:r>
+              <w:t xml:space="preserve">Lab 2 (risk appetite)</w:t>
+            </w:r>
+          </w:p>
+        </w:tc>
+        <w:tc>
+          <w:tcPr>
+            <w:tcW w:type="dxa" w:w="5878"/>
+          </w:tcPr>
+          <w:p>
+            <w:pPr>
+              <w:pStyle w:val="Compact"/>
+              <w:spacing w:after="40" w:before="20"/>
+              <w:jc w:val="left"/>
+            </w:pPr>
+            <w:r>
+              <w:t xml:space="preserve">Chapter 4 (appetite and tolerance, the tolerance bands, the budget benchmark)</w:t>
             </w:r>
           </w:p>
         </w:tc>
@@ -3286,31 +3534,31 @@
       <w:tr>
         <w:tc>
           <w:tcPr>
-            <w:tcW w:w="1266" w:type="dxa"/>
-          </w:tcPr>
-          <w:p>
-            <w:pPr>
-              <w:pStyle w:val="Compact"/>
-              <w:spacing w:after="40" w:before="20"/>
-              <w:jc w:val="left"/>
-            </w:pPr>
-            <w:r>
-              <w:t xml:space="preserve">0:45–1:30</w:t>
-            </w:r>
-          </w:p>
-        </w:tc>
-        <w:tc>
-          <w:tcPr>
-            <w:tcW w:w="8333" w:type="dxa"/>
-          </w:tcPr>
-          <w:p>
-            <w:pPr>
-              <w:pStyle w:val="Compact"/>
-              <w:spacing w:after="40" w:before="20"/>
-              <w:jc w:val="left"/>
-            </w:pPr>
-            <w:r>
-              <w:t xml:space="preserve">Lab 3 (shortened): teams write three causal-chain scenarios for MediBec and critique each other’s</w:t>
+            <w:tcW w:type="dxa" w:w="3722"/>
+          </w:tcPr>
+          <w:p>
+            <w:pPr>
+              <w:pStyle w:val="Compact"/>
+              <w:spacing w:after="40" w:before="20"/>
+              <w:jc w:val="left"/>
+            </w:pPr>
+            <w:r>
+              <w:t xml:space="preserve">Lab 3 (candidates, screening, selection)</w:t>
+            </w:r>
+          </w:p>
+        </w:tc>
+        <w:tc>
+          <w:tcPr>
+            <w:tcW w:type="dxa" w:w="5878"/>
+          </w:tcPr>
+          <w:p>
+            <w:pPr>
+              <w:pStyle w:val="Compact"/>
+              <w:spacing w:after="40" w:before="20"/>
+              <w:jc w:val="left"/>
+            </w:pPr>
+            <w:r>
+              <w:t xml:space="preserve">Chapter 5 (25–40 candidates, five generation strategies, twelve screening criteria, coverage)</w:t>
             </w:r>
           </w:p>
         </w:tc>
@@ -3318,31 +3566,31 @@
       <w:tr>
         <w:tc>
           <w:tcPr>
-            <w:tcW w:w="1266" w:type="dxa"/>
-          </w:tcPr>
-          <w:p>
-            <w:pPr>
-              <w:pStyle w:val="Compact"/>
-              <w:spacing w:after="40" w:before="20"/>
-              <w:jc w:val="left"/>
-            </w:pPr>
-            <w:r>
-              <w:t xml:space="preserve">1:30–1:45</w:t>
-            </w:r>
-          </w:p>
-        </w:tc>
-        <w:tc>
-          <w:tcPr>
-            <w:tcW w:w="8333" w:type="dxa"/>
-          </w:tcPr>
-          <w:p>
-            <w:pPr>
-              <w:pStyle w:val="Compact"/>
-              <w:spacing w:after="40" w:before="20"/>
-              <w:jc w:val="left"/>
-            </w:pPr>
-            <w:r>
-              <w:t xml:space="preserve">Break</w:t>
+            <w:tcW w:type="dxa" w:w="3722"/>
+          </w:tcPr>
+          <w:p>
+            <w:pPr>
+              <w:pStyle w:val="Compact"/>
+              <w:spacing w:after="40" w:before="20"/>
+              <w:jc w:val="left"/>
+            </w:pPr>
+            <w:r>
+              <w:t xml:space="preserve">Labs 4–8 (parameters, CVSS v4.0, risk indices, treatment, sensitivity)</w:t>
+            </w:r>
+          </w:p>
+        </w:tc>
+        <w:tc>
+          <w:tcPr>
+            <w:tcW w:type="dxa" w:w="5878"/>
+          </w:tcPr>
+          <w:p>
+            <w:pPr>
+              <w:pStyle w:val="Compact"/>
+              <w:spacing w:after="40" w:before="20"/>
+              <w:jc w:val="left"/>
+            </w:pPr>
+            <w:r>
+              <w:t xml:space="preserve">Chapter 6 (the risk index, CVSS by equivalency, the workbook procedure, the MediBec worked example)</w:t>
             </w:r>
           </w:p>
         </w:tc>
@@ -3350,31 +3598,31 @@
       <w:tr>
         <w:tc>
           <w:tcPr>
-            <w:tcW w:w="1266" w:type="dxa"/>
-          </w:tcPr>
-          <w:p>
-            <w:pPr>
-              <w:pStyle w:val="Compact"/>
-              <w:spacing w:after="40" w:before="20"/>
-              <w:jc w:val="left"/>
-            </w:pPr>
-            <w:r>
-              <w:t xml:space="preserve">1:45–2:30</w:t>
-            </w:r>
-          </w:p>
-        </w:tc>
-        <w:tc>
-          <w:tcPr>
-            <w:tcW w:w="8333" w:type="dxa"/>
-          </w:tcPr>
-          <w:p>
-            <w:pPr>
-              <w:pStyle w:val="Compact"/>
-              <w:spacing w:after="40" w:before="20"/>
-              <w:jc w:val="left"/>
-            </w:pPr>
-            <w:r>
-              <w:t xml:space="preserve">Labs 4 and 6: quantify one scenario and calculate its risk; compare with the worked example</w:t>
+            <w:tcW w:type="dxa" w:w="3722"/>
+          </w:tcPr>
+          <w:p>
+            <w:pPr>
+              <w:pStyle w:val="Compact"/>
+              <w:spacing w:after="40" w:before="20"/>
+              <w:jc w:val="left"/>
+            </w:pPr>
+            <w:r>
+              <w:t xml:space="preserve">Lab 9 (KRIs)</w:t>
+            </w:r>
+          </w:p>
+        </w:tc>
+        <w:tc>
+          <w:tcPr>
+            <w:tcW w:type="dxa" w:w="5878"/>
+          </w:tcPr>
+          <w:p>
+            <w:pPr>
+              <w:pStyle w:val="Compact"/>
+              <w:spacing w:after="40" w:before="20"/>
+              <w:jc w:val="left"/>
+            </w:pPr>
+            <w:r>
+              <w:t xml:space="preserve">Chapter 6 (KRIs for monitoring); Chapter 14 (metrics and baselines)</w:t>
             </w:r>
           </w:p>
         </w:tc>
@@ -3382,31 +3630,63 @@
       <w:tr>
         <w:tc>
           <w:tcPr>
-            <w:tcW w:w="1266" w:type="dxa"/>
-          </w:tcPr>
-          <w:p>
-            <w:pPr>
-              <w:pStyle w:val="Compact"/>
-              <w:spacing w:after="40" w:before="20"/>
-              <w:jc w:val="left"/>
-            </w:pPr>
-            <w:r>
-              <w:t xml:space="preserve">2:30–3:00</w:t>
-            </w:r>
-          </w:p>
-        </w:tc>
-        <w:tc>
-          <w:tcPr>
-            <w:tcW w:w="8333" w:type="dxa"/>
-          </w:tcPr>
-          <w:p>
-            <w:pPr>
-              <w:pStyle w:val="Compact"/>
-              <w:spacing w:after="40" w:before="20"/>
-              <w:jc w:val="left"/>
-            </w:pPr>
-            <w:r>
-              <w:t xml:space="preserve">Debrief: why the tolerance verdict depends only on damage, treatment and appetite; what management would decide</w:t>
+            <w:tcW w:type="dxa" w:w="3722"/>
+          </w:tcPr>
+          <w:p>
+            <w:pPr>
+              <w:pStyle w:val="Compact"/>
+              <w:spacing w:after="40" w:before="20"/>
+              <w:jc w:val="left"/>
+            </w:pPr>
+            <w:r>
+              <w:t xml:space="preserve">Lab 10 (management memo, budget)</w:t>
+            </w:r>
+          </w:p>
+        </w:tc>
+        <w:tc>
+          <w:tcPr>
+            <w:tcW w:type="dxa" w:w="5878"/>
+          </w:tcPr>
+          <w:p>
+            <w:pPr>
+              <w:pStyle w:val="Compact"/>
+              <w:spacing w:after="40" w:before="20"/>
+              <w:jc w:val="left"/>
+            </w:pPr>
+            <w:r>
+              <w:t xml:space="preserve">Chapter 6 (management report, budget calibration); Chapter 4; Chapter 17 (investment governance, insurance as transfer)</w:t>
+            </w:r>
+          </w:p>
+        </w:tc>
+      </w:tr>
+      <w:tr>
+        <w:tc>
+          <w:tcPr>
+            <w:tcW w:type="dxa" w:w="3722"/>
+          </w:tcPr>
+          <w:p>
+            <w:pPr>
+              <w:pStyle w:val="Compact"/>
+              <w:spacing w:after="40" w:before="20"/>
+              <w:jc w:val="left"/>
+            </w:pPr>
+            <w:r>
+              <w:t xml:space="preserve">Lab 12 (from risk to policy and audit)</w:t>
+            </w:r>
+          </w:p>
+        </w:tc>
+        <w:tc>
+          <w:tcPr>
+            <w:tcW w:type="dxa" w:w="5878"/>
+          </w:tcPr>
+          <w:p>
+            <w:pPr>
+              <w:pStyle w:val="Compact"/>
+              <w:spacing w:after="40" w:before="20"/>
+              <w:jc w:val="left"/>
+            </w:pPr>
+            <w:r>
+              <w:t xml:space="preserve">Chapter 9 (control frameworks), Chapter 10 (IAM), Chapter 3 (compliance and assurance)</w:t>
             </w:r>
           </w:p>
         </w:tc>
@@ -3417,11 +3697,65 @@
         <w:pStyle w:val="BodyText"/>
       </w:pPr>
       <w:r>
-        <w:t xml:space="preserve">Assessment: a one-page reflection or the Lab 6 output (pass/fail).</w:t>
+        <w:t xml:space="preserve">Each chapter ends with twenty multiple-choice questions; the answer letters are in the book’s appendix. The</w:t>
+      </w:r>
+      <w:r>
+        <w:t xml:space="preserve"> </w:t>
+      </w:r>
+      <w:r>
+        <w:rPr>
+          <w:bCs/>
+          <w:b/>
+        </w:rPr>
+        <w:t xml:space="preserve">Instructor Resource Guide</w:t>
+      </w:r>
+      <w:r>
+        <w:t xml:space="preserve"> </w:t>
+      </w:r>
+      <w:r>
+        <w:t xml:space="preserve">(rationales for every answer and marking guidance for the essay questions) and the 21 chapter slide decks accompany the book: the slide decks are free release assets of the repository (see</w:t>
+      </w:r>
+      <w:r>
+        <w:t xml:space="preserve"> </w:t>
+      </w:r>
+      <w:r>
+        <w:rPr>
+          <w:rStyle w:val="VerbatimChar"/>
+        </w:rPr>
+        <w:t xml:space="preserve">education/README.md</w:t>
+      </w:r>
+      <w:r>
+        <w:t xml:space="preserve">), and the Instructor Resource Guide is part of the Educator Edition.</w:t>
       </w:r>
     </w:p>
     <w:bookmarkEnd w:id="28"/>
-    <w:bookmarkStart w:id="29" w:name="model-2-three-week-module"/>
+    <w:bookmarkStart w:id="33" w:name="integration-models"/>
+    <w:p>
+      <w:pPr>
+        <w:pStyle w:val="Heading1"/>
+      </w:pPr>
+      <w:r>
+        <w:rPr>
+          <w:rStyle w:val="SectionNumber"/>
+        </w:rPr>
+        <w:t xml:space="preserve">6</w:t>
+      </w:r>
+      <w:r>
+        <w:tab/>
+      </w:r>
+      <w:r>
+        <w:t xml:space="preserve">Integration models</w:t>
+      </w:r>
+    </w:p>
+    <w:p>
+      <w:pPr>
+        <w:pStyle w:val="FirstParagraph"/>
+      </w:pPr>
+      <w:r>
+        <w:t xml:space="preserve">Choose the model that fits the time you have. Each model lists the sessions, the labs and a suggested weighting. The labs are described in the Student Lab Workbook.</w:t>
+      </w:r>
+    </w:p>
+    <w:bookmarkStart w:id="29" w:name="model-1-one-workshop-3-hours"/>
     <w:p>
       <w:pPr>
         <w:pStyle w:val="Heading2"/>
@@ -3430,13 +3764,13 @@
         <w:rPr>
           <w:rStyle w:val="SectionNumber"/>
         </w:rPr>
-        <w:t xml:space="preserve">5.2</w:t>
+        <w:t xml:space="preserve">6.1</w:t>
       </w:r>
       <w:r>
         <w:tab/>
       </w:r>
       <w:r>
-        <w:t xml:space="preserve">Model 2 — Three-week module</w:t>
+        <w:t xml:space="preserve">Model 1 — One workshop (3 hours)</w:t>
       </w:r>
     </w:p>
     <w:p>
@@ -3444,7 +3778,7 @@
         <w:pStyle w:val="FirstParagraph"/>
       </w:pPr>
       <w:r>
-        <w:t xml:space="preserve">For a course that dedicates a unit to risk assessment.</w:t>
+        <w:t xml:space="preserve">For an existing course that wants a single hands-on introduction.</w:t>
       </w:r>
     </w:p>
     <w:tbl>
@@ -3455,19 +3789,16 @@
         <w:jc w:val="start"/>
       </w:tblPr>
       <w:tblGrid>
-        <w:gridCol w:w="1082"/>
-        <w:gridCol w:w="3551"/>
-        <w:gridCol w:w="1279"/>
-        <w:gridCol w:w="3686"/>
+        <w:gridCol w:w="1208"/>
+        <w:gridCol w:w="8392"/>
       </w:tblGrid>
       <w:tr>
         <w:trPr>
           <w:tblHeader w:val="true"/>
-          <w:tblHeader/>
         </w:trPr>
         <w:tc>
           <w:tcPr>
-            <w:tcW w:w="1082" w:type="dxa"/>
+            <w:tcW w:type="dxa" w:w="1208"/>
             <w:shd w:val="clear" w:color="auto" w:fill="123A5C"/>
           </w:tcPr>
           <w:p>
@@ -3481,13 +3812,13 @@
                 <w:b/>
                 <w:color w:val="FFFFFF"/>
               </w:rPr>
-              <w:t xml:space="preserve">Week</w:t>
-            </w:r>
-          </w:p>
-        </w:tc>
-        <w:tc>
-          <w:tcPr>
-            <w:tcW w:w="3551" w:type="dxa"/>
+              <w:t xml:space="preserve">Time</w:t>
+            </w:r>
+          </w:p>
+        </w:tc>
+        <w:tc>
+          <w:tcPr>
+            <w:tcW w:type="dxa" w:w="8392"/>
             <w:shd w:val="clear" w:color="auto" w:fill="123A5C"/>
           </w:tcPr>
           <w:p>
@@ -3501,47 +3832,7 @@
                 <w:b/>
                 <w:color w:val="FFFFFF"/>
               </w:rPr>
-              <w:t xml:space="preserve">Class</w:t>
-            </w:r>
-          </w:p>
-        </w:tc>
-        <w:tc>
-          <w:tcPr>
-            <w:tcW w:w="1279" w:type="dxa"/>
-            <w:shd w:val="clear" w:color="auto" w:fill="123A5C"/>
-          </w:tcPr>
-          <w:p>
-            <w:pPr>
-              <w:pStyle w:val="Compact"/>
-              <w:spacing w:after="40" w:before="20"/>
-              <w:jc w:val="left"/>
-            </w:pPr>
-            <w:r>
-              <w:rPr>
-                <w:b/>
-                <w:color w:val="FFFFFF"/>
-              </w:rPr>
-              <w:t xml:space="preserve">Labs</w:t>
-            </w:r>
-          </w:p>
-        </w:tc>
-        <w:tc>
-          <w:tcPr>
-            <w:tcW w:w="3686" w:type="dxa"/>
-            <w:shd w:val="clear" w:color="auto" w:fill="123A5C"/>
-          </w:tcPr>
-          <w:p>
-            <w:pPr>
-              <w:pStyle w:val="Compact"/>
-              <w:spacing w:after="40" w:before="20"/>
-              <w:jc w:val="left"/>
-            </w:pPr>
-            <w:r>
-              <w:rPr>
-                <w:b/>
-                <w:color w:val="FFFFFF"/>
-              </w:rPr>
-              <w:t xml:space="preserve">Deliverable</w:t>
+              <w:t xml:space="preserve">Activity</w:t>
             </w:r>
           </w:p>
         </w:tc>
@@ -3549,61 +3840,31 @@
       <w:tr>
         <w:tc>
           <w:tcPr>
-            <w:tcW w:w="1082" w:type="dxa"/>
-          </w:tcPr>
-          <w:p>
-            <w:pPr>
-              <w:pStyle w:val="Compact"/>
-              <w:spacing w:after="40" w:before="20"/>
-              <w:jc w:val="left"/>
-            </w:pPr>
-            <w:r>
-              <w:t xml:space="preserve">1</w:t>
-            </w:r>
-          </w:p>
-        </w:tc>
-        <w:tc>
-          <w:tcPr>
-            <w:tcW w:w="3551" w:type="dxa"/>
-          </w:tcPr>
-          <w:p>
-            <w:pPr>
-              <w:pStyle w:val="Compact"/>
-              <w:spacing w:after="40" w:before="20"/>
-              <w:jc w:val="left"/>
-            </w:pPr>
-            <w:r>
-              <w:t xml:space="preserve">Context, appetite and scenarios</w:t>
-            </w:r>
-          </w:p>
-        </w:tc>
-        <w:tc>
-          <w:tcPr>
-            <w:tcW w:w="1279" w:type="dxa"/>
-          </w:tcPr>
-          <w:p>
-            <w:pPr>
-              <w:pStyle w:val="Compact"/>
-              <w:spacing w:after="40" w:before="20"/>
-              <w:jc w:val="left"/>
-            </w:pPr>
-            <w:r>
-              <w:t xml:space="preserve">0, 1, 2, 3</w:t>
-            </w:r>
-          </w:p>
-        </w:tc>
-        <w:tc>
-          <w:tcPr>
-            <w:tcW w:w="3686" w:type="dxa"/>
-          </w:tcPr>
-          <w:p>
-            <w:pPr>
-              <w:pStyle w:val="Compact"/>
-              <w:spacing w:after="40" w:before="20"/>
-              <w:jc w:val="left"/>
-            </w:pPr>
-            <w:r>
-              <w:t xml:space="preserve">Team scenario set (20 candidates → 10)</w:t>
+            <w:tcW w:type="dxa" w:w="1208"/>
+          </w:tcPr>
+          <w:p>
+            <w:pPr>
+              <w:pStyle w:val="Compact"/>
+              <w:spacing w:after="40" w:before="20"/>
+              <w:jc w:val="left"/>
+            </w:pPr>
+            <w:r>
+              <w:t xml:space="preserve">0:00–0:30</w:t>
+            </w:r>
+          </w:p>
+        </w:tc>
+        <w:tc>
+          <w:tcPr>
+            <w:tcW w:type="dxa" w:w="8392"/>
+          </w:tcPr>
+          <w:p>
+            <w:pPr>
+              <w:pStyle w:val="Compact"/>
+              <w:spacing w:after="40" w:before="20"/>
+              <w:jc w:val="left"/>
+            </w:pPr>
+            <w:r>
+              <w:t xml:space="preserve">Introductory deck (slides 1–9): why scenarios, the six parameters, the markers</w:t>
             </w:r>
           </w:p>
         </w:tc>
@@ -3611,61 +3872,31 @@
       <w:tr>
         <w:tc>
           <w:tcPr>
-            <w:tcW w:w="1082" w:type="dxa"/>
-          </w:tcPr>
-          <w:p>
-            <w:pPr>
-              <w:pStyle w:val="Compact"/>
-              <w:spacing w:after="40" w:before="20"/>
-              <w:jc w:val="left"/>
-            </w:pPr>
-            <w:r>
-              <w:t xml:space="preserve">2</w:t>
-            </w:r>
-          </w:p>
-        </w:tc>
-        <w:tc>
-          <w:tcPr>
-            <w:tcW w:w="3551" w:type="dxa"/>
-          </w:tcPr>
-          <w:p>
-            <w:pPr>
-              <w:pStyle w:val="Compact"/>
-              <w:spacing w:after="40" w:before="20"/>
-              <w:jc w:val="left"/>
-            </w:pPr>
-            <w:r>
-              <w:t xml:space="preserve">Quantification, CVSS and interpretation</w:t>
-            </w:r>
-          </w:p>
-        </w:tc>
-        <w:tc>
-          <w:tcPr>
-            <w:tcW w:w="1279" w:type="dxa"/>
-          </w:tcPr>
-          <w:p>
-            <w:pPr>
-              <w:pStyle w:val="Compact"/>
-              <w:spacing w:after="40" w:before="20"/>
-              <w:jc w:val="left"/>
-            </w:pPr>
-            <w:r>
-              <w:t xml:space="preserve">4, 5, 6, 8</w:t>
-            </w:r>
-          </w:p>
-        </w:tc>
-        <w:tc>
-          <w:tcPr>
-            <w:tcW w:w="3686" w:type="dxa"/>
-          </w:tcPr>
-          <w:p>
-            <w:pPr>
-              <w:pStyle w:val="Compact"/>
-              <w:spacing w:after="40" w:before="20"/>
-              <w:jc w:val="left"/>
-            </w:pPr>
-            <w:r>
-              <w:t xml:space="preserve">Quantified portfolio with rationale</w:t>
+            <w:tcW w:type="dxa" w:w="1208"/>
+          </w:tcPr>
+          <w:p>
+            <w:pPr>
+              <w:pStyle w:val="Compact"/>
+              <w:spacing w:after="40" w:before="20"/>
+              <w:jc w:val="left"/>
+            </w:pPr>
+            <w:r>
+              <w:t xml:space="preserve">0:30–0:45</w:t>
+            </w:r>
+          </w:p>
+        </w:tc>
+        <w:tc>
+          <w:tcPr>
+            <w:tcW w:type="dxa" w:w="8392"/>
+          </w:tcPr>
+          <w:p>
+            <w:pPr>
+              <w:pStyle w:val="Compact"/>
+              <w:spacing w:after="40" w:before="20"/>
+              <w:jc w:val="left"/>
+            </w:pPr>
+            <w:r>
+              <w:t xml:space="preserve">Lab 0: install or open the tool, verify the engine</w:t>
             </w:r>
           </w:p>
         </w:tc>
@@ -3673,61 +3904,127 @@
       <w:tr>
         <w:tc>
           <w:tcPr>
-            <w:tcW w:w="1082" w:type="dxa"/>
-          </w:tcPr>
-          <w:p>
-            <w:pPr>
-              <w:pStyle w:val="Compact"/>
-              <w:spacing w:after="40" w:before="20"/>
-              <w:jc w:val="left"/>
-            </w:pPr>
-            <w:r>
-              <w:t xml:space="preserve">3</w:t>
-            </w:r>
-          </w:p>
-        </w:tc>
-        <w:tc>
-          <w:tcPr>
-            <w:tcW w:w="3551" w:type="dxa"/>
-          </w:tcPr>
-          <w:p>
-            <w:pPr>
-              <w:pStyle w:val="Compact"/>
-              <w:spacing w:after="40" w:before="20"/>
-              <w:jc w:val="left"/>
-            </w:pPr>
-            <w:r>
-              <w:t xml:space="preserve">Treatment, KRIs and the management memo</w:t>
-            </w:r>
-          </w:p>
-        </w:tc>
-        <w:tc>
-          <w:tcPr>
-            <w:tcW w:w="1279" w:type="dxa"/>
-          </w:tcPr>
-          <w:p>
-            <w:pPr>
-              <w:pStyle w:val="Compact"/>
-              <w:spacing w:after="40" w:before="20"/>
-              <w:jc w:val="left"/>
-            </w:pPr>
-            <w:r>
-              <w:t xml:space="preserve">7, 9, 10</w:t>
-            </w:r>
-          </w:p>
-        </w:tc>
-        <w:tc>
-          <w:tcPr>
-            <w:tcW w:w="3686" w:type="dxa"/>
-          </w:tcPr>
-          <w:p>
-            <w:pPr>
-              <w:pStyle w:val="Compact"/>
-              <w:spacing w:after="40" w:before="20"/>
-              <w:jc w:val="left"/>
-            </w:pPr>
-            <w:r>
-              <w:t xml:space="preserve">One-page memo and two-page recommendation</w:t>
+            <w:tcW w:type="dxa" w:w="1208"/>
+          </w:tcPr>
+          <w:p>
+            <w:pPr>
+              <w:pStyle w:val="Compact"/>
+              <w:spacing w:after="40" w:before="20"/>
+              <w:jc w:val="left"/>
+            </w:pPr>
+            <w:r>
+              <w:t xml:space="preserve">0:45–1:30</w:t>
+            </w:r>
+          </w:p>
+        </w:tc>
+        <w:tc>
+          <w:tcPr>
+            <w:tcW w:type="dxa" w:w="8392"/>
+          </w:tcPr>
+          <w:p>
+            <w:pPr>
+              <w:pStyle w:val="Compact"/>
+              <w:spacing w:after="40" w:before="20"/>
+              <w:jc w:val="left"/>
+            </w:pPr>
+            <w:r>
+              <w:t xml:space="preserve">Lab 3 (shortened): teams write three causal-chain scenarios for MediBec and critique each other’s</w:t>
+            </w:r>
+          </w:p>
+        </w:tc>
+      </w:tr>
+      <w:tr>
+        <w:tc>
+          <w:tcPr>
+            <w:tcW w:type="dxa" w:w="1208"/>
+          </w:tcPr>
+          <w:p>
+            <w:pPr>
+              <w:pStyle w:val="Compact"/>
+              <w:spacing w:after="40" w:before="20"/>
+              <w:jc w:val="left"/>
+            </w:pPr>
+            <w:r>
+              <w:t xml:space="preserve">1:30–1:45</w:t>
+            </w:r>
+          </w:p>
+        </w:tc>
+        <w:tc>
+          <w:tcPr>
+            <w:tcW w:type="dxa" w:w="8392"/>
+          </w:tcPr>
+          <w:p>
+            <w:pPr>
+              <w:pStyle w:val="Compact"/>
+              <w:spacing w:after="40" w:before="20"/>
+              <w:jc w:val="left"/>
+            </w:pPr>
+            <w:r>
+              <w:t xml:space="preserve">Break</w:t>
+            </w:r>
+          </w:p>
+        </w:tc>
+      </w:tr>
+      <w:tr>
+        <w:tc>
+          <w:tcPr>
+            <w:tcW w:type="dxa" w:w="1208"/>
+          </w:tcPr>
+          <w:p>
+            <w:pPr>
+              <w:pStyle w:val="Compact"/>
+              <w:spacing w:after="40" w:before="20"/>
+              <w:jc w:val="left"/>
+            </w:pPr>
+            <w:r>
+              <w:t xml:space="preserve">1:45–2:30</w:t>
+            </w:r>
+          </w:p>
+        </w:tc>
+        <w:tc>
+          <w:tcPr>
+            <w:tcW w:type="dxa" w:w="8392"/>
+          </w:tcPr>
+          <w:p>
+            <w:pPr>
+              <w:pStyle w:val="Compact"/>
+              <w:spacing w:after="40" w:before="20"/>
+              <w:jc w:val="left"/>
+            </w:pPr>
+            <w:r>
+              <w:t xml:space="preserve">Labs 4 and 6: quantify one scenario and calculate its risk; compare with the worked example</w:t>
+            </w:r>
+          </w:p>
+        </w:tc>
+      </w:tr>
+      <w:tr>
+        <w:tc>
+          <w:tcPr>
+            <w:tcW w:type="dxa" w:w="1208"/>
+          </w:tcPr>
+          <w:p>
+            <w:pPr>
+              <w:pStyle w:val="Compact"/>
+              <w:spacing w:after="40" w:before="20"/>
+              <w:jc w:val="left"/>
+            </w:pPr>
+            <w:r>
+              <w:t xml:space="preserve">2:30–3:00</w:t>
+            </w:r>
+          </w:p>
+        </w:tc>
+        <w:tc>
+          <w:tcPr>
+            <w:tcW w:type="dxa" w:w="8392"/>
+          </w:tcPr>
+          <w:p>
+            <w:pPr>
+              <w:pStyle w:val="Compact"/>
+              <w:spacing w:after="40" w:before="20"/>
+              <w:jc w:val="left"/>
+            </w:pPr>
+            <w:r>
+              <w:t xml:space="preserve">Debrief: why the tolerance verdict depends only on damage, treatment and appetite; what management would decide</w:t>
             </w:r>
           </w:p>
         </w:tc>
@@ -3738,11 +4035,11 @@
         <w:pStyle w:val="BodyText"/>
       </w:pPr>
       <w:r>
-        <w:t xml:space="preserve">Suggested weight: 20–30% of the course grade, using the A1 rubric of the Assessment Kit.</w:t>
+        <w:t xml:space="preserve">Assessment: a one-page reflection or the Lab 6 output (pass/fail).</w:t>
       </w:r>
     </w:p>
     <w:bookmarkEnd w:id="29"/>
-    <w:bookmarkStart w:id="30" w:name="model-3-full-term-12-weeks"/>
+    <w:bookmarkStart w:id="30" w:name="model-2-three-week-module"/>
     <w:p>
       <w:pPr>
         <w:pStyle w:val="Heading2"/>
@@ -3751,13 +4048,13 @@
         <w:rPr>
           <w:rStyle w:val="SectionNumber"/>
         </w:rPr>
-        <w:t xml:space="preserve">5.3</w:t>
+        <w:t xml:space="preserve">6.2</w:t>
       </w:r>
       <w:r>
         <w:tab/>
       </w:r>
       <w:r>
-        <w:t xml:space="preserve">Model 3 — Full term (12 weeks)</w:t>
+        <w:t xml:space="preserve">Model 2 — Three-week module</w:t>
       </w:r>
     </w:p>
     <w:p>
@@ -3765,7 +4062,7 @@
         <w:pStyle w:val="FirstParagraph"/>
       </w:pPr>
       <w:r>
-        <w:t xml:space="preserve">This is the model used in BTM 440. The risk assessment (A1) feeds the security policy (A2) and the audit plan (A3), so students follow one organization from risk to governance to assurance.</w:t>
+        <w:t xml:space="preserve">For a course that dedicates a unit to risk assessment.</w:t>
       </w:r>
     </w:p>
     <w:tbl>
@@ -3776,19 +4073,18 @@
         <w:jc w:val="start"/>
       </w:tblPr>
       <w:tblGrid>
-        <w:gridCol w:w="762"/>
-        <w:gridCol w:w="3668"/>
-        <w:gridCol w:w="3324"/>
-        <w:gridCol w:w="1845"/>
+        <w:gridCol w:w="669"/>
+        <w:gridCol w:w="2824"/>
+        <w:gridCol w:w="753"/>
+        <w:gridCol w:w="5354"/>
       </w:tblGrid>
       <w:tr>
         <w:trPr>
           <w:tblHeader w:val="true"/>
-          <w:tblHeader/>
         </w:trPr>
         <w:tc>
           <w:tcPr>
-            <w:tcW w:w="762" w:type="dxa"/>
+            <w:tcW w:type="dxa" w:w="669"/>
             <w:shd w:val="clear" w:color="auto" w:fill="123A5C"/>
           </w:tcPr>
           <w:p>
@@ -3808,7 +4104,7 @@
         </w:tc>
         <w:tc>
           <w:tcPr>
-            <w:tcW w:w="3668" w:type="dxa"/>
+            <w:tcW w:type="dxa" w:w="2824"/>
             <w:shd w:val="clear" w:color="auto" w:fill="123A5C"/>
           </w:tcPr>
           <w:p>
@@ -3822,13 +4118,13 @@
                 <w:b/>
                 <w:color w:val="FFFFFF"/>
               </w:rPr>
-              <w:t xml:space="preserve">Course topic</w:t>
-            </w:r>
-          </w:p>
-        </w:tc>
-        <w:tc>
-          <w:tcPr>
-            <w:tcW w:w="3324" w:type="dxa"/>
+              <w:t xml:space="preserve">Class</w:t>
+            </w:r>
+          </w:p>
+        </w:tc>
+        <w:tc>
+          <w:tcPr>
+            <w:tcW w:type="dxa" w:w="753"/>
             <w:shd w:val="clear" w:color="auto" w:fill="123A5C"/>
           </w:tcPr>
           <w:p>
@@ -3842,13 +4138,13 @@
                 <w:b/>
                 <w:color w:val="FFFFFF"/>
               </w:rPr>
-              <w:t xml:space="preserve">CRG activity</w:t>
-            </w:r>
-          </w:p>
-        </w:tc>
-        <w:tc>
-          <w:tcPr>
-            <w:tcW w:w="1845" w:type="dxa"/>
+              <w:t xml:space="preserve">Labs</w:t>
+            </w:r>
+          </w:p>
+        </w:tc>
+        <w:tc>
+          <w:tcPr>
+            <w:tcW w:type="dxa" w:w="5354"/>
             <w:shd w:val="clear" w:color="auto" w:fill="123A5C"/>
           </w:tcPr>
           <w:p>
@@ -3862,7 +4158,7 @@
                 <w:b/>
                 <w:color w:val="FFFFFF"/>
               </w:rPr>
-              <w:t xml:space="preserve">Due</w:t>
+              <w:t xml:space="preserve">Deliverable</w:t>
             </w:r>
           </w:p>
         </w:tc>
@@ -3870,7 +4166,7 @@
       <w:tr>
         <w:tc>
           <w:tcPr>
-            <w:tcW w:w="762" w:type="dxa"/>
+            <w:tcW w:type="dxa" w:w="669"/>
           </w:tcPr>
           <w:p>
             <w:pPr>
@@ -3885,46 +4181,46 @@
         </w:tc>
         <w:tc>
           <w:tcPr>
-            <w:tcW w:w="3668" w:type="dxa"/>
-          </w:tcPr>
-          <w:p>
-            <w:pPr>
-              <w:pStyle w:val="Compact"/>
-              <w:spacing w:after="40" w:before="20"/>
-              <w:jc w:val="left"/>
-            </w:pPr>
-            <w:r>
-              <w:t xml:space="preserve">Governance, compliance, the security professional</w:t>
-            </w:r>
-          </w:p>
-        </w:tc>
-        <w:tc>
-          <w:tcPr>
-            <w:tcW w:w="3324" w:type="dxa"/>
-          </w:tcPr>
-          <w:p>
-            <w:pPr>
-              <w:pStyle w:val="Compact"/>
-              <w:spacing w:after="40" w:before="20"/>
-              <w:jc w:val="left"/>
-            </w:pPr>
-            <w:r>
-              <w:t xml:space="preserve">Course overview; introductory deck; Lab 0</w:t>
-            </w:r>
-          </w:p>
-        </w:tc>
-        <w:tc>
-          <w:tcPr>
-            <w:tcW w:w="1845" w:type="dxa"/>
-          </w:tcPr>
-          <w:p>
-            <w:pPr>
-              <w:pStyle w:val="Compact"/>
-              <w:spacing w:after="40" w:before="20"/>
-              <w:jc w:val="left"/>
-            </w:pPr>
-            <w:r>
-              <w:t xml:space="preserve">—</w:t>
+            <w:tcW w:type="dxa" w:w="2824"/>
+          </w:tcPr>
+          <w:p>
+            <w:pPr>
+              <w:pStyle w:val="Compact"/>
+              <w:spacing w:after="40" w:before="20"/>
+              <w:jc w:val="left"/>
+            </w:pPr>
+            <w:r>
+              <w:t xml:space="preserve">Context, appetite and scenarios</w:t>
+            </w:r>
+          </w:p>
+        </w:tc>
+        <w:tc>
+          <w:tcPr>
+            <w:tcW w:type="dxa" w:w="753"/>
+          </w:tcPr>
+          <w:p>
+            <w:pPr>
+              <w:pStyle w:val="Compact"/>
+              <w:spacing w:after="40" w:before="20"/>
+              <w:jc w:val="left"/>
+            </w:pPr>
+            <w:r>
+              <w:t xml:space="preserve">0, 1, 2, 3</w:t>
+            </w:r>
+          </w:p>
+        </w:tc>
+        <w:tc>
+          <w:tcPr>
+            <w:tcW w:type="dxa" w:w="5354"/>
+          </w:tcPr>
+          <w:p>
+            <w:pPr>
+              <w:pStyle w:val="Compact"/>
+              <w:spacing w:after="40" w:before="20"/>
+              <w:jc w:val="left"/>
+            </w:pPr>
+            <w:r>
+              <w:t xml:space="preserve">Team scenario set (20 candidates in the lab version, 25–40 in a full assessment → 10)</w:t>
             </w:r>
           </w:p>
         </w:tc>
@@ -3932,7 +4228,7 @@
       <w:tr>
         <w:tc>
           <w:tcPr>
-            <w:tcW w:w="762" w:type="dxa"/>
+            <w:tcW w:type="dxa" w:w="669"/>
           </w:tcPr>
           <w:p>
             <w:pPr>
@@ -3947,46 +4243,46 @@
         </w:tc>
         <w:tc>
           <w:tcPr>
-            <w:tcW w:w="3668" w:type="dxa"/>
-          </w:tcPr>
-          <w:p>
-            <w:pPr>
-              <w:pStyle w:val="Compact"/>
-              <w:spacing w:after="40" w:before="20"/>
-              <w:jc w:val="left"/>
-            </w:pPr>
-            <w:r>
-              <w:t xml:space="preserve">Endpoint and network security</w:t>
-            </w:r>
-          </w:p>
-        </w:tc>
-        <w:tc>
-          <w:tcPr>
-            <w:tcW w:w="3324" w:type="dxa"/>
-          </w:tcPr>
-          <w:p>
-            <w:pPr>
-              <w:pStyle w:val="Compact"/>
-              <w:spacing w:after="40" w:before="20"/>
-              <w:jc w:val="left"/>
-            </w:pPr>
-            <w:r>
-              <w:t xml:space="preserve">Lab 1: context and crown jewels (MediBec)</w:t>
-            </w:r>
-          </w:p>
-        </w:tc>
-        <w:tc>
-          <w:tcPr>
-            <w:tcW w:w="1845" w:type="dxa"/>
-          </w:tcPr>
-          <w:p>
-            <w:pPr>
-              <w:pStyle w:val="Compact"/>
-              <w:spacing w:after="40" w:before="20"/>
-              <w:jc w:val="left"/>
-            </w:pPr>
-            <w:r>
-              <w:t xml:space="preserve">—</w:t>
+            <w:tcW w:type="dxa" w:w="2824"/>
+          </w:tcPr>
+          <w:p>
+            <w:pPr>
+              <w:pStyle w:val="Compact"/>
+              <w:spacing w:after="40" w:before="20"/>
+              <w:jc w:val="left"/>
+            </w:pPr>
+            <w:r>
+              <w:t xml:space="preserve">Quantification, CVSS and interpretation</w:t>
+            </w:r>
+          </w:p>
+        </w:tc>
+        <w:tc>
+          <w:tcPr>
+            <w:tcW w:type="dxa" w:w="753"/>
+          </w:tcPr>
+          <w:p>
+            <w:pPr>
+              <w:pStyle w:val="Compact"/>
+              <w:spacing w:after="40" w:before="20"/>
+              <w:jc w:val="left"/>
+            </w:pPr>
+            <w:r>
+              <w:t xml:space="preserve">4, 5, 6, 8</w:t>
+            </w:r>
+          </w:p>
+        </w:tc>
+        <w:tc>
+          <w:tcPr>
+            <w:tcW w:type="dxa" w:w="5354"/>
+          </w:tcPr>
+          <w:p>
+            <w:pPr>
+              <w:pStyle w:val="Compact"/>
+              <w:spacing w:after="40" w:before="20"/>
+              <w:jc w:val="left"/>
+            </w:pPr>
+            <w:r>
+              <w:t xml:space="preserve">Quantified portfolio with rationale</w:t>
             </w:r>
           </w:p>
         </w:tc>
@@ -3994,7 +4290,7 @@
       <w:tr>
         <w:tc>
           <w:tcPr>
-            <w:tcW w:w="762" w:type="dxa"/>
+            <w:tcW w:type="dxa" w:w="669"/>
           </w:tcPr>
           <w:p>
             <w:pPr>
@@ -4009,622 +4305,46 @@
         </w:tc>
         <w:tc>
           <w:tcPr>
-            <w:tcW w:w="3668" w:type="dxa"/>
-          </w:tcPr>
-          <w:p>
-            <w:pPr>
-              <w:pStyle w:val="Compact"/>
-              <w:spacing w:after="40" w:before="20"/>
-              <w:jc w:val="left"/>
-            </w:pPr>
-            <w:r>
-              <w:t xml:space="preserve">Risk management and privacy; performing a risk assessment</w:t>
-            </w:r>
-          </w:p>
-        </w:tc>
-        <w:tc>
-          <w:tcPr>
-            <w:tcW w:w="3324" w:type="dxa"/>
-          </w:tcPr>
-          <w:p>
-            <w:pPr>
-              <w:pStyle w:val="Compact"/>
-              <w:spacing w:after="40" w:before="20"/>
-              <w:jc w:val="left"/>
-            </w:pPr>
-            <w:r>
-              <w:t xml:space="preserve">Labs 2, 3 and 4; teams receive their case</w:t>
-            </w:r>
-          </w:p>
-        </w:tc>
-        <w:tc>
-          <w:tcPr>
-            <w:tcW w:w="1845" w:type="dxa"/>
-          </w:tcPr>
-          <w:p>
-            <w:pPr>
-              <w:pStyle w:val="Compact"/>
-              <w:spacing w:after="40" w:before="20"/>
-              <w:jc w:val="left"/>
-            </w:pPr>
-            <w:r>
-              <w:t xml:space="preserve">—</w:t>
-            </w:r>
-          </w:p>
-        </w:tc>
-      </w:tr>
-      <w:tr>
-        <w:tc>
-          <w:tcPr>
-            <w:tcW w:w="762" w:type="dxa"/>
-          </w:tcPr>
-          <w:p>
-            <w:pPr>
-              <w:pStyle w:val="Compact"/>
-              <w:spacing w:after="40" w:before="20"/>
-              <w:jc w:val="left"/>
-            </w:pPr>
-            <w:r>
-              <w:t xml:space="preserve">4</w:t>
-            </w:r>
-          </w:p>
-        </w:tc>
-        <w:tc>
-          <w:tcPr>
-            <w:tcW w:w="3668" w:type="dxa"/>
-          </w:tcPr>
-          <w:p>
-            <w:pPr>
-              <w:pStyle w:val="Compact"/>
-              <w:spacing w:after="40" w:before="20"/>
-              <w:jc w:val="left"/>
-            </w:pPr>
-            <w:r>
-              <w:t xml:space="preserve">Threat landscape; security policies</w:t>
-            </w:r>
-          </w:p>
-        </w:tc>
-        <w:tc>
-          <w:tcPr>
-            <w:tcW w:w="3324" w:type="dxa"/>
-          </w:tcPr>
-          <w:p>
-            <w:pPr>
-              <w:pStyle w:val="Compact"/>
-              <w:spacing w:after="40" w:before="20"/>
-              <w:jc w:val="left"/>
-            </w:pPr>
-            <w:r>
-              <w:t xml:space="preserve">Lab 5 (CVSS v4.0); teams draft their original scenario S1</w:t>
-            </w:r>
-          </w:p>
-        </w:tc>
-        <w:tc>
-          <w:tcPr>
-            <w:tcW w:w="1845" w:type="dxa"/>
-          </w:tcPr>
-          <w:p>
-            <w:pPr>
-              <w:pStyle w:val="Compact"/>
-              <w:spacing w:after="40" w:before="20"/>
-              <w:jc w:val="left"/>
-            </w:pPr>
-            <w:r>
-              <w:t xml:space="preserve">—</w:t>
-            </w:r>
-          </w:p>
-        </w:tc>
-      </w:tr>
-      <w:tr>
-        <w:tc>
-          <w:tcPr>
-            <w:tcW w:w="762" w:type="dxa"/>
-          </w:tcPr>
-          <w:p>
-            <w:pPr>
-              <w:pStyle w:val="Compact"/>
-              <w:spacing w:after="40" w:before="20"/>
-              <w:jc w:val="left"/>
-            </w:pPr>
-            <w:r>
-              <w:t xml:space="preserve">5</w:t>
-            </w:r>
-          </w:p>
-        </w:tc>
-        <w:tc>
-          <w:tcPr>
-            <w:tcW w:w="3668" w:type="dxa"/>
-          </w:tcPr>
-          <w:p>
-            <w:pPr>
-              <w:pStyle w:val="Compact"/>
-              <w:spacing w:after="40" w:before="20"/>
-              <w:jc w:val="left"/>
-            </w:pPr>
-            <w:r>
-              <w:t xml:space="preserve">Malicious code; social engineering; protecting information assets</w:t>
-            </w:r>
-          </w:p>
-        </w:tc>
-        <w:tc>
-          <w:tcPr>
-            <w:tcW w:w="3324" w:type="dxa"/>
-          </w:tcPr>
-          <w:p>
-            <w:pPr>
-              <w:pStyle w:val="Compact"/>
-              <w:spacing w:after="40" w:before="20"/>
-              <w:jc w:val="left"/>
-            </w:pPr>
-            <w:r>
-              <w:t xml:space="preserve">Lab 6; team check-in on S1–S10</w:t>
-            </w:r>
-          </w:p>
-        </w:tc>
-        <w:tc>
-          <w:tcPr>
-            <w:tcW w:w="1845" w:type="dxa"/>
-          </w:tcPr>
-          <w:p>
-            <w:pPr>
-              <w:pStyle w:val="Compact"/>
-              <w:spacing w:after="40" w:before="20"/>
-              <w:jc w:val="left"/>
-            </w:pPr>
-            <w:r>
-              <w:t xml:space="preserve">—</w:t>
-            </w:r>
-          </w:p>
-        </w:tc>
-      </w:tr>
-      <w:tr>
-        <w:tc>
-          <w:tcPr>
-            <w:tcW w:w="762" w:type="dxa"/>
-          </w:tcPr>
-          <w:p>
-            <w:pPr>
-              <w:pStyle w:val="Compact"/>
-              <w:spacing w:after="40" w:before="20"/>
-              <w:jc w:val="left"/>
-            </w:pPr>
-            <w:r>
-              <w:t xml:space="preserve">6</w:t>
-            </w:r>
-          </w:p>
-        </w:tc>
-        <w:tc>
-          <w:tcPr>
-            <w:tcW w:w="3668" w:type="dxa"/>
-          </w:tcPr>
-          <w:p>
-            <w:pPr>
-              <w:pStyle w:val="Compact"/>
-              <w:spacing w:after="40" w:before="20"/>
-              <w:jc w:val="left"/>
-            </w:pPr>
-            <w:r>
-              <w:t xml:space="preserve">Security assessment and testing; cybersecurity audits</w:t>
-            </w:r>
-          </w:p>
-        </w:tc>
-        <w:tc>
-          <w:tcPr>
-            <w:tcW w:w="3324" w:type="dxa"/>
-          </w:tcPr>
-          <w:p>
-            <w:pPr>
-              <w:pStyle w:val="Compact"/>
-              <w:spacing w:after="40" w:before="20"/>
-              <w:jc w:val="left"/>
-            </w:pPr>
-            <w:r>
-              <w:t xml:space="preserve">Labs 7 and 8</w:t>
-            </w:r>
-          </w:p>
-        </w:tc>
-        <w:tc>
-          <w:tcPr>
-            <w:tcW w:w="1845" w:type="dxa"/>
-          </w:tcPr>
-          <w:p>
-            <w:pPr>
-              <w:pStyle w:val="Compact"/>
-              <w:spacing w:after="40" w:before="20"/>
-              <w:jc w:val="left"/>
-            </w:pPr>
-            <w:r>
-              <w:t xml:space="preserve">—</w:t>
-            </w:r>
-          </w:p>
-        </w:tc>
-      </w:tr>
-      <w:tr>
-        <w:tc>
-          <w:tcPr>
-            <w:tcW w:w="762" w:type="dxa"/>
-          </w:tcPr>
-          <w:p>
-            <w:pPr>
-              <w:pStyle w:val="Compact"/>
-              <w:spacing w:after="40" w:before="20"/>
-              <w:jc w:val="left"/>
-            </w:pPr>
-            <w:r>
-              <w:t xml:space="preserve">7</w:t>
-            </w:r>
-          </w:p>
-        </w:tc>
-        <w:tc>
-          <w:tcPr>
-            <w:tcW w:w="3668" w:type="dxa"/>
-          </w:tcPr>
-          <w:p>
-            <w:pPr>
-              <w:pStyle w:val="Compact"/>
-              <w:spacing w:after="40" w:before="20"/>
-              <w:jc w:val="left"/>
-            </w:pPr>
-            <w:r>
-              <w:t xml:space="preserve">Cryptography and PKI</w:t>
-            </w:r>
-          </w:p>
-        </w:tc>
-        <w:tc>
-          <w:tcPr>
-            <w:tcW w:w="3324" w:type="dxa"/>
-          </w:tcPr>
-          <w:p>
-            <w:pPr>
-              <w:pStyle w:val="Compact"/>
-              <w:spacing w:after="40" w:before="20"/>
-              <w:jc w:val="left"/>
-            </w:pPr>
-            <w:r>
-              <w:t xml:space="preserve">Lab 10 (memo clinic)</w:t>
-            </w:r>
-          </w:p>
-        </w:tc>
-        <w:tc>
-          <w:tcPr>
-            <w:tcW w:w="1845" w:type="dxa"/>
-          </w:tcPr>
-          <w:p>
-            <w:pPr>
-              <w:pStyle w:val="Compact"/>
-              <w:spacing w:after="40" w:before="20"/>
-              <w:jc w:val="left"/>
-            </w:pPr>
-            <w:r>
-              <w:rPr>
-                <w:bCs/>
-                <w:b/>
-              </w:rPr>
-              <w:t xml:space="preserve">A1 risk assessment</w:t>
-            </w:r>
-          </w:p>
-        </w:tc>
-      </w:tr>
-      <w:tr>
-        <w:tc>
-          <w:tcPr>
-            <w:tcW w:w="762" w:type="dxa"/>
-          </w:tcPr>
-          <w:p>
-            <w:pPr>
-              <w:pStyle w:val="Compact"/>
-              <w:spacing w:after="40" w:before="20"/>
-              <w:jc w:val="left"/>
-            </w:pPr>
-            <w:r>
-              <w:t xml:space="preserve">8</w:t>
-            </w:r>
-          </w:p>
-        </w:tc>
-        <w:tc>
-          <w:tcPr>
-            <w:tcW w:w="3668" w:type="dxa"/>
-          </w:tcPr>
-          <w:p>
-            <w:pPr>
-              <w:pStyle w:val="Compact"/>
-              <w:spacing w:after="40" w:before="20"/>
-              <w:jc w:val="left"/>
-            </w:pPr>
-            <w:r>
-              <w:t xml:space="preserve">Identity and access management; Zero Trust</w:t>
-            </w:r>
-          </w:p>
-        </w:tc>
-        <w:tc>
-          <w:tcPr>
-            <w:tcW w:w="3324" w:type="dxa"/>
-          </w:tcPr>
-          <w:p>
-            <w:pPr>
-              <w:pStyle w:val="Compact"/>
-              <w:spacing w:after="40" w:before="20"/>
-              <w:jc w:val="left"/>
-            </w:pPr>
-            <w:r>
-              <w:t xml:space="preserve">Lab 9 (KRIs); A1 feedback</w:t>
-            </w:r>
-          </w:p>
-        </w:tc>
-        <w:tc>
-          <w:tcPr>
-            <w:tcW w:w="1845" w:type="dxa"/>
-          </w:tcPr>
-          <w:p>
-            <w:pPr>
-              <w:pStyle w:val="Compact"/>
-              <w:spacing w:after="40" w:before="20"/>
-              <w:jc w:val="left"/>
-            </w:pPr>
-            <w:r>
-              <w:t xml:space="preserve">—</w:t>
-            </w:r>
-          </w:p>
-        </w:tc>
-      </w:tr>
-      <w:tr>
-        <w:tc>
-          <w:tcPr>
-            <w:tcW w:w="762" w:type="dxa"/>
-          </w:tcPr>
-          <w:p>
-            <w:pPr>
-              <w:pStyle w:val="Compact"/>
-              <w:spacing w:after="40" w:before="20"/>
-              <w:jc w:val="left"/>
-            </w:pPr>
-            <w:r>
-              <w:t xml:space="preserve">9</w:t>
-            </w:r>
-          </w:p>
-        </w:tc>
-        <w:tc>
-          <w:tcPr>
-            <w:tcW w:w="3668" w:type="dxa"/>
-          </w:tcPr>
-          <w:p>
-            <w:pPr>
-              <w:pStyle w:val="Compact"/>
-              <w:spacing w:after="40" w:before="20"/>
-              <w:jc w:val="left"/>
-            </w:pPr>
-            <w:r>
-              <w:t xml:space="preserve">Resilience; monitoring and incident response</w:t>
-            </w:r>
-          </w:p>
-        </w:tc>
-        <w:tc>
-          <w:tcPr>
-            <w:tcW w:w="3324" w:type="dxa"/>
-          </w:tcPr>
-          <w:p>
-            <w:pPr>
-              <w:pStyle w:val="Compact"/>
-              <w:spacing w:after="40" w:before="20"/>
-              <w:jc w:val="left"/>
-            </w:pPr>
-            <w:r>
-              <w:t xml:space="preserve">Lab 11 (optional, desktop): MediBec simulation pack</w:t>
-            </w:r>
-          </w:p>
-        </w:tc>
-        <w:tc>
-          <w:tcPr>
-            <w:tcW w:w="1845" w:type="dxa"/>
-          </w:tcPr>
-          <w:p>
-            <w:pPr>
-              <w:pStyle w:val="Compact"/>
-              <w:spacing w:after="40" w:before="20"/>
-              <w:jc w:val="left"/>
-            </w:pPr>
-            <w:r>
-              <w:t xml:space="preserve">—</w:t>
-            </w:r>
-          </w:p>
-        </w:tc>
-      </w:tr>
-      <w:tr>
-        <w:tc>
-          <w:tcPr>
-            <w:tcW w:w="762" w:type="dxa"/>
-          </w:tcPr>
-          <w:p>
-            <w:pPr>
-              <w:pStyle w:val="Compact"/>
-              <w:spacing w:after="40" w:before="20"/>
-              <w:jc w:val="left"/>
-            </w:pPr>
-            <w:r>
-              <w:t xml:space="preserve">10</w:t>
-            </w:r>
-          </w:p>
-        </w:tc>
-        <w:tc>
-          <w:tcPr>
-            <w:tcW w:w="3668" w:type="dxa"/>
-          </w:tcPr>
-          <w:p>
-            <w:pPr>
-              <w:pStyle w:val="Compact"/>
-              <w:spacing w:after="40" w:before="20"/>
-              <w:jc w:val="left"/>
-            </w:pPr>
-            <w:r>
-              <w:t xml:space="preserve">Cloud, wireless and mobile security</w:t>
-            </w:r>
-          </w:p>
-        </w:tc>
-        <w:tc>
-          <w:tcPr>
-            <w:tcW w:w="3324" w:type="dxa"/>
-          </w:tcPr>
-          <w:p>
-            <w:pPr>
-              <w:pStyle w:val="Compact"/>
-              <w:spacing w:after="40" w:before="20"/>
-              <w:jc w:val="left"/>
-            </w:pPr>
-            <w:r>
-              <w:t xml:space="preserve">Lab 12, part 1: from risk to audit plan</w:t>
-            </w:r>
-          </w:p>
-        </w:tc>
-        <w:tc>
-          <w:tcPr>
-            <w:tcW w:w="1845" w:type="dxa"/>
-          </w:tcPr>
-          <w:p>
-            <w:pPr>
-              <w:pStyle w:val="Compact"/>
-              <w:spacing w:after="40" w:before="20"/>
-              <w:jc w:val="left"/>
-            </w:pPr>
-            <w:r>
-              <w:t xml:space="preserve">—</w:t>
-            </w:r>
-          </w:p>
-        </w:tc>
-      </w:tr>
-      <w:tr>
-        <w:tc>
-          <w:tcPr>
-            <w:tcW w:w="762" w:type="dxa"/>
-          </w:tcPr>
-          <w:p>
-            <w:pPr>
-              <w:pStyle w:val="Compact"/>
-              <w:spacing w:after="40" w:before="20"/>
-              <w:jc w:val="left"/>
-            </w:pPr>
-            <w:r>
-              <w:t xml:space="preserve">11</w:t>
-            </w:r>
-          </w:p>
-        </w:tc>
-        <w:tc>
-          <w:tcPr>
-            <w:tcW w:w="3668" w:type="dxa"/>
-          </w:tcPr>
-          <w:p>
-            <w:pPr>
-              <w:pStyle w:val="Compact"/>
-              <w:spacing w:after="40" w:before="20"/>
-              <w:jc w:val="left"/>
-            </w:pPr>
-            <w:r>
-              <w:t xml:space="preserve">Digital forensics; standards and certification</w:t>
-            </w:r>
-          </w:p>
-        </w:tc>
-        <w:tc>
-          <w:tcPr>
-            <w:tcW w:w="3324" w:type="dxa"/>
-          </w:tcPr>
-          <w:p>
-            <w:pPr>
-              <w:pStyle w:val="Compact"/>
-              <w:spacing w:after="40" w:before="20"/>
-              <w:jc w:val="left"/>
-            </w:pPr>
-            <w:r>
-              <w:t xml:space="preserve">Lab 12, part 2: from risk to IAM policy</w:t>
-            </w:r>
-          </w:p>
-        </w:tc>
-        <w:tc>
-          <w:tcPr>
-            <w:tcW w:w="1845" w:type="dxa"/>
-          </w:tcPr>
-          <w:p>
-            <w:pPr>
-              <w:pStyle w:val="Compact"/>
-              <w:spacing w:after="40" w:before="20"/>
-              <w:jc w:val="left"/>
-            </w:pPr>
-            <w:r>
-              <w:rPr>
-                <w:bCs/>
-                <w:b/>
-              </w:rPr>
-              <w:t xml:space="preserve">A3 audit plan</w:t>
-            </w:r>
-            <w:r>
-              <w:t xml:space="preserve"> </w:t>
-            </w:r>
-            <w:r>
-              <w:t xml:space="preserve">(individual)</w:t>
-            </w:r>
-          </w:p>
-        </w:tc>
-      </w:tr>
-      <w:tr>
-        <w:tc>
-          <w:tcPr>
-            <w:tcW w:w="762" w:type="dxa"/>
-          </w:tcPr>
-          <w:p>
-            <w:pPr>
-              <w:pStyle w:val="Compact"/>
-              <w:spacing w:after="40" w:before="20"/>
-              <w:jc w:val="left"/>
-            </w:pPr>
-            <w:r>
-              <w:t xml:space="preserve">12</w:t>
-            </w:r>
-          </w:p>
-        </w:tc>
-        <w:tc>
-          <w:tcPr>
-            <w:tcW w:w="3668" w:type="dxa"/>
-          </w:tcPr>
-          <w:p>
-            <w:pPr>
-              <w:pStyle w:val="Compact"/>
-              <w:spacing w:after="40" w:before="20"/>
-              <w:jc w:val="left"/>
-            </w:pPr>
-            <w:r>
-              <w:t xml:space="preserve">Application security; review</w:t>
-            </w:r>
-          </w:p>
-        </w:tc>
-        <w:tc>
-          <w:tcPr>
-            <w:tcW w:w="3324" w:type="dxa"/>
-          </w:tcPr>
-          <w:p>
-            <w:pPr>
-              <w:pStyle w:val="Compact"/>
-              <w:spacing w:after="40" w:before="20"/>
-              <w:jc w:val="left"/>
-            </w:pPr>
-            <w:r>
-              <w:t xml:space="preserve">Exam preparation; quiz bank (Educator Edition)</w:t>
-            </w:r>
-          </w:p>
-        </w:tc>
-        <w:tc>
-          <w:tcPr>
-            <w:tcW w:w="1845" w:type="dxa"/>
-          </w:tcPr>
-          <w:p>
-            <w:pPr>
-              <w:pStyle w:val="Compact"/>
-              <w:spacing w:after="40" w:before="20"/>
-              <w:jc w:val="left"/>
-            </w:pPr>
-            <w:r>
-              <w:rPr>
-                <w:bCs/>
-                <w:b/>
-              </w:rPr>
-              <w:t xml:space="preserve">A2 IAM policy</w:t>
+            <w:tcW w:type="dxa" w:w="2824"/>
+          </w:tcPr>
+          <w:p>
+            <w:pPr>
+              <w:pStyle w:val="Compact"/>
+              <w:spacing w:after="40" w:before="20"/>
+              <w:jc w:val="left"/>
+            </w:pPr>
+            <w:r>
+              <w:t xml:space="preserve">Treatment, KRIs and the management memo</w:t>
+            </w:r>
+          </w:p>
+        </w:tc>
+        <w:tc>
+          <w:tcPr>
+            <w:tcW w:type="dxa" w:w="753"/>
+          </w:tcPr>
+          <w:p>
+            <w:pPr>
+              <w:pStyle w:val="Compact"/>
+              <w:spacing w:after="40" w:before="20"/>
+              <w:jc w:val="left"/>
+            </w:pPr>
+            <w:r>
+              <w:t xml:space="preserve">7, 9, 10</w:t>
+            </w:r>
+          </w:p>
+        </w:tc>
+        <w:tc>
+          <w:tcPr>
+            <w:tcW w:type="dxa" w:w="5354"/>
+          </w:tcPr>
+          <w:p>
+            <w:pPr>
+              <w:pStyle w:val="Compact"/>
+              <w:spacing w:after="40" w:before="20"/>
+              <w:jc w:val="left"/>
+            </w:pPr>
+            <w:r>
+              <w:t xml:space="preserve">One-page memo and two-page recommendation</w:t>
             </w:r>
           </w:p>
         </w:tc>
@@ -4635,11 +4355,11 @@
         <w:pStyle w:val="BodyText"/>
       </w:pPr>
       <w:r>
-        <w:t xml:space="preserve">Suggested weights, as in BTM 440: A1 20% (team), A2 10% (team), A3 10% (individual), final exam 40% (including an essay on a business case), quizzes and labs 20%.</w:t>
+        <w:t xml:space="preserve">Suggested weight: 20–30% of the course grade, using the A1 rubric of the Assessment Kit.</w:t>
       </w:r>
     </w:p>
     <w:bookmarkEnd w:id="30"/>
-    <w:bookmarkStart w:id="31" w:name="model-4-capstone-or-graduate-seminar"/>
+    <w:bookmarkStart w:id="31" w:name="model-3-full-term-12-weeks"/>
     <w:p>
       <w:pPr>
         <w:pStyle w:val="Heading2"/>
@@ -4648,13 +4368,13 @@
         <w:rPr>
           <w:rStyle w:val="SectionNumber"/>
         </w:rPr>
-        <w:t xml:space="preserve">5.4</w:t>
+        <w:t xml:space="preserve">6.3</w:t>
       </w:r>
       <w:r>
         <w:tab/>
       </w:r>
       <w:r>
-        <w:t xml:space="preserve">Model 4 — Capstone or graduate seminar</w:t>
+        <w:t xml:space="preserve">Model 3 — Full term (12 weeks)</w:t>
       </w:r>
     </w:p>
     <w:p>
@@ -4662,330 +4382,7 @@
         <w:pStyle w:val="FirstParagraph"/>
       </w:pPr>
       <w:r>
-        <w:t xml:space="preserve">Students work on a richer case (CNIC or ACRB) or, with the organization’s written authorization and the data-protection precautions in section 9, on a real non-profit. Use the full scenario-selection procedure (Sections A–E: context, candidates, screening, final portfolio, quality review), the sensitivity analysis and the budget calibration. Require an oral defence of the portfolio before a panel acting as the board.</w:t>
-      </w:r>
-    </w:p>
-    <w:bookmarkEnd w:id="31"/>
-    <w:bookmarkEnd w:id="32"/>
-    <w:bookmarkStart w:id="33" w:name="before-the-term-a-checklist"/>
-    <w:p>
-      <w:pPr>
-        <w:pStyle w:val="Heading1"/>
-      </w:pPr>
-      <w:r>
-        <w:rPr>
-          <w:rStyle w:val="SectionNumber"/>
-        </w:rPr>
-        <w:t xml:space="preserve">6</w:t>
-      </w:r>
-      <w:r>
-        <w:tab/>
-      </w:r>
-      <w:r>
-        <w:t xml:space="preserve">Before the term: a checklist</w:t>
-      </w:r>
-    </w:p>
-    <w:p>
-      <w:pPr>
-        <w:numPr>
-          <w:ilvl w:val="0"/>
-          <w:numId w:val="1003"/>
-        </w:numPr>
-        <w:pStyle w:val="Compact"/>
-      </w:pPr>
-      <w:r>
-        <w:rPr>
-          <w:bCs/>
-          <w:b/>
-        </w:rPr>
-        <w:t xml:space="preserve">Pick the track</w:t>
-      </w:r>
-      <w:r>
-        <w:t xml:space="preserve"> </w:t>
-      </w:r>
-      <w:r>
-        <w:t xml:space="preserve">(section 4) and test it on the machines students will use, including the lab computers.</w:t>
-      </w:r>
-    </w:p>
-    <w:p>
-      <w:pPr>
-        <w:numPr>
-          <w:ilvl w:val="0"/>
-          <w:numId w:val="1003"/>
-        </w:numPr>
-        <w:pStyle w:val="Compact"/>
-      </w:pPr>
-      <w:r>
-        <w:rPr>
-          <w:bCs/>
-          <w:b/>
-        </w:rPr>
-        <w:t xml:space="preserve">Pick the cases</w:t>
-      </w:r>
-      <w:r>
-        <w:t xml:space="preserve"> </w:t>
-      </w:r>
-      <w:r>
-        <w:t xml:space="preserve">(Case Library). Use MediBec for the labs, because its full worked example is public and students can check themselves against it. Assign a</w:t>
-      </w:r>
-      <w:r>
-        <w:t xml:space="preserve"> </w:t>
-      </w:r>
-      <w:r>
-        <w:rPr>
-          <w:iCs/>
-          <w:i/>
-        </w:rPr>
-        <w:t xml:space="preserve">different</w:t>
-      </w:r>
-      <w:r>
-        <w:t xml:space="preserve"> </w:t>
-      </w:r>
-      <w:r>
-        <w:t xml:space="preserve">case to each team for the graded assignment, and rotate cases from term to term.</w:t>
-      </w:r>
-    </w:p>
-    <w:p>
-      <w:pPr>
-        <w:numPr>
-          <w:ilvl w:val="0"/>
-          <w:numId w:val="1003"/>
-        </w:numPr>
-        <w:pStyle w:val="Compact"/>
-      </w:pPr>
-      <w:r>
-        <w:rPr>
-          <w:bCs/>
-          <w:b/>
-        </w:rPr>
-        <w:t xml:space="preserve">Prepare a classroom workspace</w:t>
-      </w:r>
-      <w:r>
-        <w:t xml:space="preserve"> </w:t>
-      </w:r>
-      <w:r>
-        <w:t xml:space="preserve">(desktop track): Organization → Workspaces → New workspace →</w:t>
-      </w:r>
-      <w:r>
-        <w:t xml:space="preserve"> </w:t>
-      </w:r>
-      <w:r>
-        <w:rPr>
-          <w:iCs/>
-          <w:i/>
-        </w:rPr>
-        <w:t xml:space="preserve">a copy of the MediBec example</w:t>
-      </w:r>
-      <w:r>
-        <w:t xml:space="preserve">, type</w:t>
-      </w:r>
-      <w:r>
-        <w:t xml:space="preserve"> </w:t>
-      </w:r>
-      <w:r>
-        <w:rPr>
-          <w:iCs/>
-          <w:i/>
-        </w:rPr>
-        <w:t xml:space="preserve">Classroom business case</w:t>
-      </w:r>
-      <w:r>
-        <w:t xml:space="preserve">, tick</w:t>
-      </w:r>
-      <w:r>
-        <w:t xml:space="preserve"> </w:t>
-      </w:r>
-      <w:r>
-        <w:rPr>
-          <w:iCs/>
-          <w:i/>
-        </w:rPr>
-        <w:t xml:space="preserve">Educational case used for training purposes</w:t>
-      </w:r>
-      <w:r>
-        <w:t xml:space="preserve">. When it is ready to hand out, Organization → Reset data →</w:t>
-      </w:r>
-      <w:r>
-        <w:t xml:space="preserve"> </w:t>
-      </w:r>
-      <w:r>
-        <w:rPr>
-          <w:iCs/>
-          <w:i/>
-        </w:rPr>
-        <w:t xml:space="preserve">For the instructor</w:t>
-      </w:r>
-      <w:r>
-        <w:t xml:space="preserve"> </w:t>
-      </w:r>
-      <w:r>
-        <w:t xml:space="preserve">→</w:t>
-      </w:r>
-      <w:r>
-        <w:t xml:space="preserve"> </w:t>
-      </w:r>
-      <w:r>
-        <w:rPr>
-          <w:bCs/>
-          <w:b/>
-        </w:rPr>
-        <w:t xml:space="preserve">Set the current state as the starting point</w:t>
-      </w:r>
-      <w:r>
-        <w:t xml:space="preserve">, so that teams can start over.</w:t>
-      </w:r>
-    </w:p>
-    <w:p>
-      <w:pPr>
-        <w:numPr>
-          <w:ilvl w:val="0"/>
-          <w:numId w:val="1003"/>
-        </w:numPr>
-        <w:pStyle w:val="Compact"/>
-      </w:pPr>
-      <w:r>
-        <w:rPr>
-          <w:bCs/>
-          <w:b/>
-        </w:rPr>
-        <w:t xml:space="preserve">Decide which steps students redo</w:t>
-      </w:r>
-      <w:r>
-        <w:t xml:space="preserve"> </w:t>
-      </w:r>
-      <w:r>
-        <w:t xml:space="preserve">after</w:t>
-      </w:r>
-      <w:r>
-        <w:t xml:space="preserve"> </w:t>
-      </w:r>
-      <w:r>
-        <w:rPr>
-          <w:iCs/>
-          <w:i/>
-        </w:rPr>
-        <w:t xml:space="preserve">Start over</w:t>
-      </w:r>
-      <w:r>
-        <w:t xml:space="preserve"> </w:t>
-      </w:r>
-      <w:r>
-        <w:t xml:space="preserve">(by default, steps 2 and 3: context and crown jewels).</w:t>
-      </w:r>
-    </w:p>
-    <w:p>
-      <w:pPr>
-        <w:numPr>
-          <w:ilvl w:val="0"/>
-          <w:numId w:val="1003"/>
-        </w:numPr>
-        <w:pStyle w:val="Compact"/>
-      </w:pPr>
-      <w:r>
-        <w:rPr>
-          <w:bCs/>
-          <w:b/>
-        </w:rPr>
-        <w:t xml:space="preserve">Load the simulation pack</w:t>
-      </w:r>
-      <w:r>
-        <w:t xml:space="preserve"> </w:t>
-      </w:r>
-      <w:r>
-        <w:t xml:space="preserve">if you plan Lab 11 (Settings → Simulation data → MediBec pack). The import report must show 40 alerts, 13 rules, 15 indicators, 4 cases and one refused self-approval (APR-MB-04).</w:t>
-      </w:r>
-    </w:p>
-    <w:p>
-      <w:pPr>
-        <w:numPr>
-          <w:ilvl w:val="0"/>
-          <w:numId w:val="1003"/>
-        </w:numPr>
-        <w:pStyle w:val="Compact"/>
-      </w:pPr>
-      <w:r>
-        <w:rPr>
-          <w:bCs/>
-          <w:b/>
-        </w:rPr>
-        <w:t xml:space="preserve">Write your AI rules into the outline</w:t>
-      </w:r>
-      <w:r>
-        <w:t xml:space="preserve"> </w:t>
-      </w:r>
-      <w:r>
-        <w:t xml:space="preserve">(section 9) and attach the AI acknowledgement template from the Assessment Kit.</w:t>
-      </w:r>
-    </w:p>
-    <w:p>
-      <w:pPr>
-        <w:numPr>
-          <w:ilvl w:val="0"/>
-          <w:numId w:val="1003"/>
-        </w:numPr>
-        <w:pStyle w:val="Compact"/>
-      </w:pPr>
-      <w:r>
-        <w:rPr>
-          <w:bCs/>
-          <w:b/>
-        </w:rPr>
-        <w:t xml:space="preserve">Publish the Assessment Kit</w:t>
-      </w:r>
-      <w:r>
-        <w:t xml:space="preserve"> </w:t>
-      </w:r>
-      <w:r>
-        <w:t xml:space="preserve">with your due dates, page limits and weights.</w:t>
-      </w:r>
-    </w:p>
-    <w:p>
-      <w:pPr>
-        <w:numPr>
-          <w:ilvl w:val="0"/>
-          <w:numId w:val="1003"/>
-        </w:numPr>
-        <w:pStyle w:val="Compact"/>
-      </w:pPr>
-      <w:r>
-        <w:rPr>
-          <w:bCs/>
-          <w:b/>
-        </w:rPr>
-        <w:t xml:space="preserve">Check the institution’s data-protection rules</w:t>
-      </w:r>
-      <w:r>
-        <w:t xml:space="preserve"> </w:t>
-      </w:r>
-      <w:r>
-        <w:t xml:space="preserve">for AI tools and decide which AI providers students may use. In the desktop application, AI features can be routed to a local model or switched off.</w:t>
-      </w:r>
-    </w:p>
-    <w:bookmarkEnd w:id="33"/>
-    <w:bookmarkStart w:id="34" w:name="running-the-labs"/>
-    <w:p>
-      <w:pPr>
-        <w:pStyle w:val="Heading1"/>
-      </w:pPr>
-      <w:r>
-        <w:rPr>
-          <w:rStyle w:val="SectionNumber"/>
-        </w:rPr>
-        <w:t xml:space="preserve">7</w:t>
-      </w:r>
-      <w:r>
-        <w:tab/>
-      </w:r>
-      <w:r>
-        <w:t xml:space="preserve">Running the labs</w:t>
-      </w:r>
-    </w:p>
-    <w:p>
-      <w:pPr>
-        <w:pStyle w:val="FirstParagraph"/>
-      </w:pPr>
-      <w:r>
-        <w:t xml:space="preserve">Each lab in the workbook states its objectives, timing, inputs, steps, deliverable and three self-check questions. The notes below are for the person running the session.</w:t>
+        <w:t xml:space="preserve">This is the model used in BTM 440. The risk assessment (A1) feeds the security policy (A2) and the audit plan (A3), so students follow one organization from risk to governance to assurance.</w:t>
       </w:r>
     </w:p>
     <w:tbl>
@@ -4996,19 +4393,18 @@
         <w:jc w:val="start"/>
       </w:tblPr>
       <w:tblGrid>
-        <w:gridCol w:w="1694"/>
-        <w:gridCol w:w="620"/>
-        <w:gridCol w:w="3946"/>
-        <w:gridCol w:w="3338"/>
+        <w:gridCol w:w="630"/>
+        <w:gridCol w:w="4119"/>
+        <w:gridCol w:w="3619"/>
+        <w:gridCol w:w="1232"/>
       </w:tblGrid>
       <w:tr>
         <w:trPr>
           <w:tblHeader w:val="true"/>
-          <w:tblHeader/>
         </w:trPr>
         <w:tc>
           <w:tcPr>
-            <w:tcW w:w="1694" w:type="dxa"/>
+            <w:tcW w:type="dxa" w:w="630"/>
             <w:shd w:val="clear" w:color="auto" w:fill="123A5C"/>
           </w:tcPr>
           <w:p>
@@ -5022,13 +4418,13 @@
                 <w:b/>
                 <w:color w:val="FFFFFF"/>
               </w:rPr>
-              <w:t xml:space="preserve">Lab</w:t>
-            </w:r>
-          </w:p>
-        </w:tc>
-        <w:tc>
-          <w:tcPr>
-            <w:tcW w:w="620" w:type="dxa"/>
+              <w:t xml:space="preserve">Week</w:t>
+            </w:r>
+          </w:p>
+        </w:tc>
+        <w:tc>
+          <w:tcPr>
+            <w:tcW w:type="dxa" w:w="4119"/>
             <w:shd w:val="clear" w:color="auto" w:fill="123A5C"/>
           </w:tcPr>
           <w:p>
@@ -5042,13 +4438,13 @@
                 <w:b/>
                 <w:color w:val="FFFFFF"/>
               </w:rPr>
-              <w:t xml:space="preserve">Time</w:t>
-            </w:r>
-          </w:p>
-        </w:tc>
-        <w:tc>
-          <w:tcPr>
-            <w:tcW w:w="3946" w:type="dxa"/>
+              <w:t xml:space="preserve">Course topic</w:t>
+            </w:r>
+          </w:p>
+        </w:tc>
+        <w:tc>
+          <w:tcPr>
+            <w:tcW w:type="dxa" w:w="3619"/>
             <w:shd w:val="clear" w:color="auto" w:fill="123A5C"/>
           </w:tcPr>
           <w:p>
@@ -5062,13 +4458,13 @@
                 <w:b/>
                 <w:color w:val="FFFFFF"/>
               </w:rPr>
-              <w:t xml:space="preserve">What to watch for</w:t>
-            </w:r>
-          </w:p>
-        </w:tc>
-        <w:tc>
-          <w:tcPr>
-            <w:tcW w:w="3338" w:type="dxa"/>
+              <w:t xml:space="preserve">CRG activity</w:t>
+            </w:r>
+          </w:p>
+        </w:tc>
+        <w:tc>
+          <w:tcPr>
+            <w:tcW w:type="dxa" w:w="1232"/>
             <w:shd w:val="clear" w:color="auto" w:fill="123A5C"/>
           </w:tcPr>
           <w:p>
@@ -5082,7 +4478,7 @@
                 <w:b/>
                 <w:color w:val="FFFFFF"/>
               </w:rPr>
-              <w:t xml:space="preserve">A question that unlocks the room</w:t>
+              <w:t xml:space="preserve">Due</w:t>
             </w:r>
           </w:p>
         </w:tc>
@@ -5090,108 +4486,61 @@
       <w:tr>
         <w:tc>
           <w:tcPr>
-            <w:tcW w:w="1694" w:type="dxa"/>
-          </w:tcPr>
-          <w:p>
-            <w:pPr>
-              <w:pStyle w:val="Compact"/>
-              <w:spacing w:after="40" w:before="20"/>
-              <w:jc w:val="left"/>
-            </w:pPr>
-            <w:r>
-              <w:t xml:space="preserve">0. Getting started</w:t>
-            </w:r>
-          </w:p>
-        </w:tc>
-        <w:tc>
-          <w:tcPr>
-            <w:tcW w:w="620" w:type="dxa"/>
-          </w:tcPr>
-          <w:p>
-            <w:pPr>
-              <w:pStyle w:val="Compact"/>
-              <w:spacing w:after="40" w:before="20"/>
-              <w:jc w:val="left"/>
-            </w:pPr>
-            <w:r>
-              <w:t xml:space="preserve">30 min</w:t>
-            </w:r>
-          </w:p>
-        </w:tc>
-        <w:tc>
-          <w:tcPr>
-            <w:tcW w:w="3946" w:type="dxa"/>
-          </w:tcPr>
-          <w:p>
-            <w:pPr>
-              <w:pStyle w:val="Compact"/>
-              <w:spacing w:after="40" w:before="20"/>
-              <w:jc w:val="left"/>
-            </w:pPr>
-            <w:r>
-              <w:t xml:space="preserve">Students opening</w:t>
-            </w:r>
-            <w:r>
-              <w:t xml:space="preserve"> </w:t>
-            </w:r>
-            <w:r>
-              <w:rPr>
-                <w:rStyle w:val="VerbatimChar"/>
-              </w:rPr>
-              <w:t xml:space="preserve">index.html</w:t>
-            </w:r>
-            <w:r>
-              <w:t xml:space="preserve"> </w:t>
-            </w:r>
-            <w:r>
-              <w:t xml:space="preserve">directly (footer stuck on</w:t>
-            </w:r>
-            <w:r>
-              <w:t xml:space="preserve"> </w:t>
-            </w:r>
-            <w:r>
-              <w:rPr>
-                <w:iCs/>
-                <w:i/>
-              </w:rPr>
-              <w:t xml:space="preserve">engine loading…</w:t>
-            </w:r>
-            <w:r>
-              <w:t xml:space="preserve">); different ports losing workspaces</w:t>
-            </w:r>
-          </w:p>
-        </w:tc>
-        <w:tc>
-          <w:tcPr>
-            <w:tcW w:w="3338" w:type="dxa"/>
-          </w:tcPr>
-          <w:p>
-            <w:pPr>
-              <w:pStyle w:val="Compact"/>
-              <w:spacing w:after="40" w:before="20"/>
-              <w:jc w:val="left"/>
-            </w:pPr>
-            <w:r>
-              <w:t xml:space="preserve">“</w:t>
-            </w:r>
-            <w:r>
-              <w:t xml:space="preserve">Why should you not trust any number until the footer says</w:t>
-            </w:r>
-            <w:r>
-              <w:t xml:space="preserve"> </w:t>
-            </w:r>
-            <w:r>
-              <w:rPr>
-                <w:iCs/>
-                <w:i/>
-              </w:rPr>
-              <w:t xml:space="preserve">verified</w:t>
-            </w:r>
-            <w:r>
-              <w:t xml:space="preserve">?</w:t>
-            </w:r>
-            <w:r>
-              <w:t xml:space="preserve">”</w:t>
+            <w:tcW w:type="dxa" w:w="630"/>
+          </w:tcPr>
+          <w:p>
+            <w:pPr>
+              <w:pStyle w:val="Compact"/>
+              <w:spacing w:after="40" w:before="20"/>
+              <w:jc w:val="left"/>
+            </w:pPr>
+            <w:r>
+              <w:t xml:space="preserve">1</w:t>
+            </w:r>
+          </w:p>
+        </w:tc>
+        <w:tc>
+          <w:tcPr>
+            <w:tcW w:type="dxa" w:w="4119"/>
+          </w:tcPr>
+          <w:p>
+            <w:pPr>
+              <w:pStyle w:val="Compact"/>
+              <w:spacing w:after="40" w:before="20"/>
+              <w:jc w:val="left"/>
+            </w:pPr>
+            <w:r>
+              <w:t xml:space="preserve">Governance, compliance, the security professional</w:t>
+            </w:r>
+          </w:p>
+        </w:tc>
+        <w:tc>
+          <w:tcPr>
+            <w:tcW w:type="dxa" w:w="3619"/>
+          </w:tcPr>
+          <w:p>
+            <w:pPr>
+              <w:pStyle w:val="Compact"/>
+              <w:spacing w:after="40" w:before="20"/>
+              <w:jc w:val="left"/>
+            </w:pPr>
+            <w:r>
+              <w:t xml:space="preserve">Course overview; introductory deck; Lab 0</w:t>
+            </w:r>
+          </w:p>
+        </w:tc>
+        <w:tc>
+          <w:tcPr>
+            <w:tcW w:type="dxa" w:w="1232"/>
+          </w:tcPr>
+          <w:p>
+            <w:pPr>
+              <w:pStyle w:val="Compact"/>
+              <w:spacing w:after="40" w:before="20"/>
+              <w:jc w:val="left"/>
+            </w:pPr>
+            <w:r>
+              <w:t xml:space="preserve">—</w:t>
             </w:r>
           </w:p>
         </w:tc>
@@ -5199,67 +4548,61 @@
       <w:tr>
         <w:tc>
           <w:tcPr>
-            <w:tcW w:w="1694" w:type="dxa"/>
-          </w:tcPr>
-          <w:p>
-            <w:pPr>
-              <w:pStyle w:val="Compact"/>
-              <w:spacing w:after="40" w:before="20"/>
-              <w:jc w:val="left"/>
-            </w:pPr>
-            <w:r>
-              <w:t xml:space="preserve">1. Context and crown jewels</w:t>
-            </w:r>
-          </w:p>
-        </w:tc>
-        <w:tc>
-          <w:tcPr>
-            <w:tcW w:w="620" w:type="dxa"/>
-          </w:tcPr>
-          <w:p>
-            <w:pPr>
-              <w:pStyle w:val="Compact"/>
-              <w:spacing w:after="40" w:before="20"/>
-              <w:jc w:val="left"/>
-            </w:pPr>
-            <w:r>
-              <w:t xml:space="preserve">60 min</w:t>
-            </w:r>
-          </w:p>
-        </w:tc>
-        <w:tc>
-          <w:tcPr>
-            <w:tcW w:w="3946" w:type="dxa"/>
-          </w:tcPr>
-          <w:p>
-            <w:pPr>
-              <w:pStyle w:val="Compact"/>
-              <w:spacing w:after="40" w:before="20"/>
-              <w:jc w:val="left"/>
-            </w:pPr>
-            <w:r>
-              <w:t xml:space="preserve">Copying the case text instead of analysing it; inventing facts</w:t>
-            </w:r>
-          </w:p>
-        </w:tc>
-        <w:tc>
-          <w:tcPr>
-            <w:tcW w:w="3338" w:type="dxa"/>
-          </w:tcPr>
-          <w:p>
-            <w:pPr>
-              <w:pStyle w:val="Compact"/>
-              <w:spacing w:after="40" w:before="20"/>
-              <w:jc w:val="left"/>
-            </w:pPr>
-            <w:r>
-              <w:t xml:space="preserve">“</w:t>
-            </w:r>
-            <w:r>
-              <w:t xml:space="preserve">Which of these facts would change your risk ranking if it were wrong?</w:t>
-            </w:r>
-            <w:r>
-              <w:t xml:space="preserve">”</w:t>
+            <w:tcW w:type="dxa" w:w="630"/>
+          </w:tcPr>
+          <w:p>
+            <w:pPr>
+              <w:pStyle w:val="Compact"/>
+              <w:spacing w:after="40" w:before="20"/>
+              <w:jc w:val="left"/>
+            </w:pPr>
+            <w:r>
+              <w:t xml:space="preserve">2</w:t>
+            </w:r>
+          </w:p>
+        </w:tc>
+        <w:tc>
+          <w:tcPr>
+            <w:tcW w:type="dxa" w:w="4119"/>
+          </w:tcPr>
+          <w:p>
+            <w:pPr>
+              <w:pStyle w:val="Compact"/>
+              <w:spacing w:after="40" w:before="20"/>
+              <w:jc w:val="left"/>
+            </w:pPr>
+            <w:r>
+              <w:t xml:space="preserve">Endpoint and network security</w:t>
+            </w:r>
+          </w:p>
+        </w:tc>
+        <w:tc>
+          <w:tcPr>
+            <w:tcW w:type="dxa" w:w="3619"/>
+          </w:tcPr>
+          <w:p>
+            <w:pPr>
+              <w:pStyle w:val="Compact"/>
+              <w:spacing w:after="40" w:before="20"/>
+              <w:jc w:val="left"/>
+            </w:pPr>
+            <w:r>
+              <w:t xml:space="preserve">Lab 1: context and crown jewels (MediBec)</w:t>
+            </w:r>
+          </w:p>
+        </w:tc>
+        <w:tc>
+          <w:tcPr>
+            <w:tcW w:type="dxa" w:w="1232"/>
+          </w:tcPr>
+          <w:p>
+            <w:pPr>
+              <w:pStyle w:val="Compact"/>
+              <w:spacing w:after="40" w:before="20"/>
+              <w:jc w:val="left"/>
+            </w:pPr>
+            <w:r>
+              <w:t xml:space="preserve">—</w:t>
             </w:r>
           </w:p>
         </w:tc>
@@ -5267,67 +4610,61 @@
       <w:tr>
         <w:tc>
           <w:tcPr>
-            <w:tcW w:w="1694" w:type="dxa"/>
-          </w:tcPr>
-          <w:p>
-            <w:pPr>
-              <w:pStyle w:val="Compact"/>
-              <w:spacing w:after="40" w:before="20"/>
-              <w:jc w:val="left"/>
-            </w:pPr>
-            <w:r>
-              <w:t xml:space="preserve">2. Risk appetite</w:t>
-            </w:r>
-          </w:p>
-        </w:tc>
-        <w:tc>
-          <w:tcPr>
-            <w:tcW w:w="620" w:type="dxa"/>
-          </w:tcPr>
-          <w:p>
-            <w:pPr>
-              <w:pStyle w:val="Compact"/>
-              <w:spacing w:after="40" w:before="20"/>
-              <w:jc w:val="left"/>
-            </w:pPr>
-            <w:r>
-              <w:t xml:space="preserve">45 min</w:t>
-            </w:r>
-          </w:p>
-        </w:tc>
-        <w:tc>
-          <w:tcPr>
-            <w:tcW w:w="3946" w:type="dxa"/>
-          </w:tcPr>
-          <w:p>
-            <w:pPr>
-              <w:pStyle w:val="Compact"/>
-              <w:spacing w:after="40" w:before="20"/>
-              <w:jc w:val="left"/>
-            </w:pPr>
-            <w:r>
-              <w:t xml:space="preserve">Confusing appetite (0–1 attitude) with a risk score; ignoring the value the case states</w:t>
-            </w:r>
-          </w:p>
-        </w:tc>
-        <w:tc>
-          <w:tcPr>
-            <w:tcW w:w="3338" w:type="dxa"/>
-          </w:tcPr>
-          <w:p>
-            <w:pPr>
-              <w:pStyle w:val="Compact"/>
-              <w:spacing w:after="40" w:before="20"/>
-              <w:jc w:val="left"/>
-            </w:pPr>
-            <w:r>
-              <w:t xml:space="preserve">“</w:t>
-            </w:r>
-            <w:r>
-              <w:t xml:space="preserve">MediBec states 0.40. Why might an analyst propose 0.30?</w:t>
-            </w:r>
-            <w:r>
-              <w:t xml:space="preserve">”</w:t>
+            <w:tcW w:type="dxa" w:w="630"/>
+          </w:tcPr>
+          <w:p>
+            <w:pPr>
+              <w:pStyle w:val="Compact"/>
+              <w:spacing w:after="40" w:before="20"/>
+              <w:jc w:val="left"/>
+            </w:pPr>
+            <w:r>
+              <w:t xml:space="preserve">3</w:t>
+            </w:r>
+          </w:p>
+        </w:tc>
+        <w:tc>
+          <w:tcPr>
+            <w:tcW w:type="dxa" w:w="4119"/>
+          </w:tcPr>
+          <w:p>
+            <w:pPr>
+              <w:pStyle w:val="Compact"/>
+              <w:spacing w:after="40" w:before="20"/>
+              <w:jc w:val="left"/>
+            </w:pPr>
+            <w:r>
+              <w:t xml:space="preserve">Risk management and privacy; performing a risk assessment</w:t>
+            </w:r>
+          </w:p>
+        </w:tc>
+        <w:tc>
+          <w:tcPr>
+            <w:tcW w:type="dxa" w:w="3619"/>
+          </w:tcPr>
+          <w:p>
+            <w:pPr>
+              <w:pStyle w:val="Compact"/>
+              <w:spacing w:after="40" w:before="20"/>
+              <w:jc w:val="left"/>
+            </w:pPr>
+            <w:r>
+              <w:t xml:space="preserve">Labs 2, 3 and 4; teams receive their case</w:t>
+            </w:r>
+          </w:p>
+        </w:tc>
+        <w:tc>
+          <w:tcPr>
+            <w:tcW w:type="dxa" w:w="1232"/>
+          </w:tcPr>
+          <w:p>
+            <w:pPr>
+              <w:pStyle w:val="Compact"/>
+              <w:spacing w:after="40" w:before="20"/>
+              <w:jc w:val="left"/>
+            </w:pPr>
+            <w:r>
+              <w:t xml:space="preserve">—</w:t>
             </w:r>
           </w:p>
         </w:tc>
@@ -5335,79 +4672,61 @@
       <w:tr>
         <w:tc>
           <w:tcPr>
-            <w:tcW w:w="1694" w:type="dxa"/>
-          </w:tcPr>
-          <w:p>
-            <w:pPr>
-              <w:pStyle w:val="Compact"/>
-              <w:spacing w:after="40" w:before="20"/>
-              <w:jc w:val="left"/>
-            </w:pPr>
-            <w:r>
-              <w:t xml:space="preserve">3. Scenarios</w:t>
-            </w:r>
-          </w:p>
-        </w:tc>
-        <w:tc>
-          <w:tcPr>
-            <w:tcW w:w="620" w:type="dxa"/>
-          </w:tcPr>
-          <w:p>
-            <w:pPr>
-              <w:pStyle w:val="Compact"/>
-              <w:spacing w:after="40" w:before="20"/>
-              <w:jc w:val="left"/>
-            </w:pPr>
-            <w:r>
-              <w:t xml:space="preserve">90 min</w:t>
-            </w:r>
-          </w:p>
-        </w:tc>
-        <w:tc>
-          <w:tcPr>
-            <w:tcW w:w="3946" w:type="dxa"/>
-          </w:tcPr>
-          <w:p>
-            <w:pPr>
-              <w:pStyle w:val="Compact"/>
-              <w:spacing w:after="40" w:before="20"/>
-              <w:jc w:val="left"/>
-            </w:pPr>
-            <w:r>
-              <w:t xml:space="preserve">Threat names (</w:t>
-            </w:r>
-            <w:r>
-              <w:t xml:space="preserve">“</w:t>
-            </w:r>
-            <w:r>
-              <w:t xml:space="preserve">phishing</w:t>
-            </w:r>
-            <w:r>
-              <w:t xml:space="preserve">”</w:t>
-            </w:r>
-            <w:r>
-              <w:t xml:space="preserve">) instead of causal chains; ten variants of one technique</w:t>
-            </w:r>
-          </w:p>
-        </w:tc>
-        <w:tc>
-          <w:tcPr>
-            <w:tcW w:w="3338" w:type="dxa"/>
-          </w:tcPr>
-          <w:p>
-            <w:pPr>
-              <w:pStyle w:val="Compact"/>
-              <w:spacing w:after="40" w:before="20"/>
-              <w:jc w:val="left"/>
-            </w:pPr>
-            <w:r>
-              <w:t xml:space="preserve">“</w:t>
-            </w:r>
-            <w:r>
-              <w:t xml:space="preserve">Which step of your chain would a control interrupt?</w:t>
-            </w:r>
-            <w:r>
-              <w:t xml:space="preserve">”</w:t>
+            <w:tcW w:type="dxa" w:w="630"/>
+          </w:tcPr>
+          <w:p>
+            <w:pPr>
+              <w:pStyle w:val="Compact"/>
+              <w:spacing w:after="40" w:before="20"/>
+              <w:jc w:val="left"/>
+            </w:pPr>
+            <w:r>
+              <w:t xml:space="preserve">4</w:t>
+            </w:r>
+          </w:p>
+        </w:tc>
+        <w:tc>
+          <w:tcPr>
+            <w:tcW w:type="dxa" w:w="4119"/>
+          </w:tcPr>
+          <w:p>
+            <w:pPr>
+              <w:pStyle w:val="Compact"/>
+              <w:spacing w:after="40" w:before="20"/>
+              <w:jc w:val="left"/>
+            </w:pPr>
+            <w:r>
+              <w:t xml:space="preserve">Threat landscape; security policies</w:t>
+            </w:r>
+          </w:p>
+        </w:tc>
+        <w:tc>
+          <w:tcPr>
+            <w:tcW w:type="dxa" w:w="3619"/>
+          </w:tcPr>
+          <w:p>
+            <w:pPr>
+              <w:pStyle w:val="Compact"/>
+              <w:spacing w:after="40" w:before="20"/>
+              <w:jc w:val="left"/>
+            </w:pPr>
+            <w:r>
+              <w:t xml:space="preserve">Lab 5 (CVSS v4.0); teams draft their original scenario S1</w:t>
+            </w:r>
+          </w:p>
+        </w:tc>
+        <w:tc>
+          <w:tcPr>
+            <w:tcW w:type="dxa" w:w="1232"/>
+          </w:tcPr>
+          <w:p>
+            <w:pPr>
+              <w:pStyle w:val="Compact"/>
+              <w:spacing w:after="40" w:before="20"/>
+              <w:jc w:val="left"/>
+            </w:pPr>
+            <w:r>
+              <w:t xml:space="preserve">—</w:t>
             </w:r>
           </w:p>
         </w:tc>
@@ -5415,67 +4734,61 @@
       <w:tr>
         <w:tc>
           <w:tcPr>
-            <w:tcW w:w="1694" w:type="dxa"/>
-          </w:tcPr>
-          <w:p>
-            <w:pPr>
-              <w:pStyle w:val="Compact"/>
-              <w:spacing w:after="40" w:before="20"/>
-              <w:jc w:val="left"/>
-            </w:pPr>
-            <w:r>
-              <w:t xml:space="preserve">4. Quantification</w:t>
-            </w:r>
-          </w:p>
-        </w:tc>
-        <w:tc>
-          <w:tcPr>
-            <w:tcW w:w="620" w:type="dxa"/>
-          </w:tcPr>
-          <w:p>
-            <w:pPr>
-              <w:pStyle w:val="Compact"/>
-              <w:spacing w:after="40" w:before="20"/>
-              <w:jc w:val="left"/>
-            </w:pPr>
-            <w:r>
-              <w:t xml:space="preserve">75 min</w:t>
-            </w:r>
-          </w:p>
-        </w:tc>
-        <w:tc>
-          <w:tcPr>
-            <w:tcW w:w="3946" w:type="dxa"/>
-          </w:tcPr>
-          <w:p>
-            <w:pPr>
-              <w:pStyle w:val="Compact"/>
-              <w:spacing w:after="40" w:before="20"/>
-              <w:jc w:val="left"/>
-            </w:pPr>
-            <w:r>
-              <w:t xml:space="preserve">Merging Pb(A) and Pb(ψ,A); δe greater than δm; θ set to zero; numbers without reasons</w:t>
-            </w:r>
-          </w:p>
-        </w:tc>
-        <w:tc>
-          <w:tcPr>
-            <w:tcW w:w="3338" w:type="dxa"/>
-          </w:tcPr>
-          <w:p>
-            <w:pPr>
-              <w:pStyle w:val="Compact"/>
-              <w:spacing w:after="40" w:before="20"/>
-              <w:jc w:val="left"/>
-            </w:pPr>
-            <w:r>
-              <w:t xml:space="preserve">“</w:t>
-            </w:r>
-            <w:r>
-              <w:t xml:space="preserve">Which two values are you least sure of, and what evidence would settle them?</w:t>
-            </w:r>
-            <w:r>
-              <w:t xml:space="preserve">”</w:t>
+            <w:tcW w:type="dxa" w:w="630"/>
+          </w:tcPr>
+          <w:p>
+            <w:pPr>
+              <w:pStyle w:val="Compact"/>
+              <w:spacing w:after="40" w:before="20"/>
+              <w:jc w:val="left"/>
+            </w:pPr>
+            <w:r>
+              <w:t xml:space="preserve">5</w:t>
+            </w:r>
+          </w:p>
+        </w:tc>
+        <w:tc>
+          <w:tcPr>
+            <w:tcW w:type="dxa" w:w="4119"/>
+          </w:tcPr>
+          <w:p>
+            <w:pPr>
+              <w:pStyle w:val="Compact"/>
+              <w:spacing w:after="40" w:before="20"/>
+              <w:jc w:val="left"/>
+            </w:pPr>
+            <w:r>
+              <w:t xml:space="preserve">Malicious code; social engineering; protecting information assets</w:t>
+            </w:r>
+          </w:p>
+        </w:tc>
+        <w:tc>
+          <w:tcPr>
+            <w:tcW w:type="dxa" w:w="3619"/>
+          </w:tcPr>
+          <w:p>
+            <w:pPr>
+              <w:pStyle w:val="Compact"/>
+              <w:spacing w:after="40" w:before="20"/>
+              <w:jc w:val="left"/>
+            </w:pPr>
+            <w:r>
+              <w:t xml:space="preserve">Lab 6; team check-in on S1–S10</w:t>
+            </w:r>
+          </w:p>
+        </w:tc>
+        <w:tc>
+          <w:tcPr>
+            <w:tcW w:type="dxa" w:w="1232"/>
+          </w:tcPr>
+          <w:p>
+            <w:pPr>
+              <w:pStyle w:val="Compact"/>
+              <w:spacing w:after="40" w:before="20"/>
+              <w:jc w:val="left"/>
+            </w:pPr>
+            <w:r>
+              <w:t xml:space="preserve">—</w:t>
             </w:r>
           </w:p>
         </w:tc>
@@ -5483,67 +4796,61 @@
       <w:tr>
         <w:tc>
           <w:tcPr>
-            <w:tcW w:w="1694" w:type="dxa"/>
-          </w:tcPr>
-          <w:p>
-            <w:pPr>
-              <w:pStyle w:val="Compact"/>
-              <w:spacing w:after="40" w:before="20"/>
-              <w:jc w:val="left"/>
-            </w:pPr>
-            <w:r>
-              <w:t xml:space="preserve">5. CVSS v4.0</w:t>
-            </w:r>
-          </w:p>
-        </w:tc>
-        <w:tc>
-          <w:tcPr>
-            <w:tcW w:w="620" w:type="dxa"/>
-          </w:tcPr>
-          <w:p>
-            <w:pPr>
-              <w:pStyle w:val="Compact"/>
-              <w:spacing w:after="40" w:before="20"/>
-              <w:jc w:val="left"/>
-            </w:pPr>
-            <w:r>
-              <w:t xml:space="preserve">60 min</w:t>
-            </w:r>
-          </w:p>
-        </w:tc>
-        <w:tc>
-          <w:tcPr>
-            <w:tcW w:w="3946" w:type="dxa"/>
-          </w:tcPr>
-          <w:p>
-            <w:pPr>
-              <w:pStyle w:val="Compact"/>
-              <w:spacing w:after="40" w:before="20"/>
-              <w:jc w:val="left"/>
-            </w:pPr>
-            <w:r>
-              <w:t xml:space="preserve">Scoring the whole scenario instead of one weakness; estimating a score by eye</w:t>
-            </w:r>
-          </w:p>
-        </w:tc>
-        <w:tc>
-          <w:tcPr>
-            <w:tcW w:w="3338" w:type="dxa"/>
-          </w:tcPr>
-          <w:p>
-            <w:pPr>
-              <w:pStyle w:val="Compact"/>
-              <w:spacing w:after="40" w:before="20"/>
-              <w:jc w:val="left"/>
-            </w:pPr>
-            <w:r>
-              <w:t xml:space="preserve">“</w:t>
-            </w:r>
-            <w:r>
-              <w:t xml:space="preserve">What vulnerability, exactly, did you score?</w:t>
-            </w:r>
-            <w:r>
-              <w:t xml:space="preserve">”</w:t>
+            <w:tcW w:type="dxa" w:w="630"/>
+          </w:tcPr>
+          <w:p>
+            <w:pPr>
+              <w:pStyle w:val="Compact"/>
+              <w:spacing w:after="40" w:before="20"/>
+              <w:jc w:val="left"/>
+            </w:pPr>
+            <w:r>
+              <w:t xml:space="preserve">6</w:t>
+            </w:r>
+          </w:p>
+        </w:tc>
+        <w:tc>
+          <w:tcPr>
+            <w:tcW w:type="dxa" w:w="4119"/>
+          </w:tcPr>
+          <w:p>
+            <w:pPr>
+              <w:pStyle w:val="Compact"/>
+              <w:spacing w:after="40" w:before="20"/>
+              <w:jc w:val="left"/>
+            </w:pPr>
+            <w:r>
+              <w:t xml:space="preserve">Security assessment and testing; cybersecurity audits</w:t>
+            </w:r>
+          </w:p>
+        </w:tc>
+        <w:tc>
+          <w:tcPr>
+            <w:tcW w:type="dxa" w:w="3619"/>
+          </w:tcPr>
+          <w:p>
+            <w:pPr>
+              <w:pStyle w:val="Compact"/>
+              <w:spacing w:after="40" w:before="20"/>
+              <w:jc w:val="left"/>
+            </w:pPr>
+            <w:r>
+              <w:t xml:space="preserve">Labs 7 and 8</w:t>
+            </w:r>
+          </w:p>
+        </w:tc>
+        <w:tc>
+          <w:tcPr>
+            <w:tcW w:type="dxa" w:w="1232"/>
+          </w:tcPr>
+          <w:p>
+            <w:pPr>
+              <w:pStyle w:val="Compact"/>
+              <w:spacing w:after="40" w:before="20"/>
+              <w:jc w:val="left"/>
+            </w:pPr>
+            <w:r>
+              <w:t xml:space="preserve">—</w:t>
             </w:r>
           </w:p>
         </w:tc>
@@ -5551,67 +4858,65 @@
       <w:tr>
         <w:tc>
           <w:tcPr>
-            <w:tcW w:w="1694" w:type="dxa"/>
-          </w:tcPr>
-          <w:p>
-            <w:pPr>
-              <w:pStyle w:val="Compact"/>
-              <w:spacing w:after="40" w:before="20"/>
-              <w:jc w:val="left"/>
-            </w:pPr>
-            <w:r>
-              <w:t xml:space="preserve">6. Calculation</w:t>
-            </w:r>
-          </w:p>
-        </w:tc>
-        <w:tc>
-          <w:tcPr>
-            <w:tcW w:w="620" w:type="dxa"/>
-          </w:tcPr>
-          <w:p>
-            <w:pPr>
-              <w:pStyle w:val="Compact"/>
-              <w:spacing w:after="40" w:before="20"/>
-              <w:jc w:val="left"/>
-            </w:pPr>
-            <w:r>
-              <w:t xml:space="preserve">45 min</w:t>
-            </w:r>
-          </w:p>
-        </w:tc>
-        <w:tc>
-          <w:tcPr>
-            <w:tcW w:w="3946" w:type="dxa"/>
-          </w:tcPr>
-          <w:p>
-            <w:pPr>
-              <w:pStyle w:val="Compact"/>
-              <w:spacing w:after="40" w:before="20"/>
-              <w:jc w:val="left"/>
-            </w:pPr>
-            <w:r>
-              <w:t xml:space="preserve">Reading the estimated risk as a dollar figure; ignoring tolerated risk</w:t>
-            </w:r>
-          </w:p>
-        </w:tc>
-        <w:tc>
-          <w:tcPr>
-            <w:tcW w:w="3338" w:type="dxa"/>
-          </w:tcPr>
-          <w:p>
-            <w:pPr>
-              <w:pStyle w:val="Compact"/>
-              <w:spacing w:after="40" w:before="20"/>
-              <w:jc w:val="left"/>
-            </w:pPr>
-            <w:r>
-              <w:t xml:space="preserve">“</w:t>
-            </w:r>
-            <w:r>
-              <w:t xml:space="preserve">Why does a rare scenario get the same verdict as a frequent one with equal damage?</w:t>
-            </w:r>
-            <w:r>
-              <w:t xml:space="preserve">”</w:t>
+            <w:tcW w:type="dxa" w:w="630"/>
+          </w:tcPr>
+          <w:p>
+            <w:pPr>
+              <w:pStyle w:val="Compact"/>
+              <w:spacing w:after="40" w:before="20"/>
+              <w:jc w:val="left"/>
+            </w:pPr>
+            <w:r>
+              <w:t xml:space="preserve">7</w:t>
+            </w:r>
+          </w:p>
+        </w:tc>
+        <w:tc>
+          <w:tcPr>
+            <w:tcW w:type="dxa" w:w="4119"/>
+          </w:tcPr>
+          <w:p>
+            <w:pPr>
+              <w:pStyle w:val="Compact"/>
+              <w:spacing w:after="40" w:before="20"/>
+              <w:jc w:val="left"/>
+            </w:pPr>
+            <w:r>
+              <w:t xml:space="preserve">Cryptography and PKI</w:t>
+            </w:r>
+          </w:p>
+        </w:tc>
+        <w:tc>
+          <w:tcPr>
+            <w:tcW w:type="dxa" w:w="3619"/>
+          </w:tcPr>
+          <w:p>
+            <w:pPr>
+              <w:pStyle w:val="Compact"/>
+              <w:spacing w:after="40" w:before="20"/>
+              <w:jc w:val="left"/>
+            </w:pPr>
+            <w:r>
+              <w:t xml:space="preserve">Lab 10 (memo clinic)</w:t>
+            </w:r>
+          </w:p>
+        </w:tc>
+        <w:tc>
+          <w:tcPr>
+            <w:tcW w:type="dxa" w:w="1232"/>
+          </w:tcPr>
+          <w:p>
+            <w:pPr>
+              <w:pStyle w:val="Compact"/>
+              <w:spacing w:after="40" w:before="20"/>
+              <w:jc w:val="left"/>
+            </w:pPr>
+            <w:r>
+              <w:rPr>
+                <w:bCs/>
+                <w:b/>
+              </w:rPr>
+              <w:t xml:space="preserve">A1 risk assessment</w:t>
             </w:r>
           </w:p>
         </w:tc>
@@ -5619,76 +4924,61 @@
       <w:tr>
         <w:tc>
           <w:tcPr>
-            <w:tcW w:w="1694" w:type="dxa"/>
-          </w:tcPr>
-          <w:p>
-            <w:pPr>
-              <w:pStyle w:val="Compact"/>
-              <w:spacing w:after="40" w:before="20"/>
-              <w:jc w:val="left"/>
-            </w:pPr>
-            <w:r>
-              <w:t xml:space="preserve">7. Treatment</w:t>
-            </w:r>
-          </w:p>
-        </w:tc>
-        <w:tc>
-          <w:tcPr>
-            <w:tcW w:w="620" w:type="dxa"/>
-          </w:tcPr>
-          <w:p>
-            <w:pPr>
-              <w:pStyle w:val="Compact"/>
-              <w:spacing w:after="40" w:before="20"/>
-              <w:jc w:val="left"/>
-            </w:pPr>
-            <w:r>
-              <w:t xml:space="preserve">90 min</w:t>
-            </w:r>
-          </w:p>
-        </w:tc>
-        <w:tc>
-          <w:tcPr>
-            <w:tcW w:w="3946" w:type="dxa"/>
-          </w:tcPr>
-          <w:p>
-            <w:pPr>
-              <w:pStyle w:val="Compact"/>
-              <w:spacing w:after="40" w:before="20"/>
-              <w:jc w:val="left"/>
-            </w:pPr>
-            <w:r>
-              <w:t xml:space="preserve">“</w:t>
-            </w:r>
-            <w:r>
-              <w:t xml:space="preserve">Control dumping</w:t>
-            </w:r>
-            <w:r>
-              <w:t xml:space="preserve">”</w:t>
-            </w:r>
-            <w:r>
-              <w:t xml:space="preserve">; counting a shared control twice; reductions summing above 1</w:t>
-            </w:r>
-          </w:p>
-        </w:tc>
-        <w:tc>
-          <w:tcPr>
-            <w:tcW w:w="3338" w:type="dxa"/>
-          </w:tcPr>
-          <w:p>
-            <w:pPr>
-              <w:pStyle w:val="Compact"/>
-              <w:spacing w:after="40" w:before="20"/>
-              <w:jc w:val="left"/>
-            </w:pPr>
-            <w:r>
-              <w:t xml:space="preserve">“</w:t>
-            </w:r>
-            <w:r>
-              <w:t xml:space="preserve">What does this control add that the organization does not already have?</w:t>
-            </w:r>
-            <w:r>
-              <w:t xml:space="preserve">”</w:t>
+            <w:tcW w:type="dxa" w:w="630"/>
+          </w:tcPr>
+          <w:p>
+            <w:pPr>
+              <w:pStyle w:val="Compact"/>
+              <w:spacing w:after="40" w:before="20"/>
+              <w:jc w:val="left"/>
+            </w:pPr>
+            <w:r>
+              <w:t xml:space="preserve">8</w:t>
+            </w:r>
+          </w:p>
+        </w:tc>
+        <w:tc>
+          <w:tcPr>
+            <w:tcW w:type="dxa" w:w="4119"/>
+          </w:tcPr>
+          <w:p>
+            <w:pPr>
+              <w:pStyle w:val="Compact"/>
+              <w:spacing w:after="40" w:before="20"/>
+              <w:jc w:val="left"/>
+            </w:pPr>
+            <w:r>
+              <w:t xml:space="preserve">Identity and access management; Zero Trust</w:t>
+            </w:r>
+          </w:p>
+        </w:tc>
+        <w:tc>
+          <w:tcPr>
+            <w:tcW w:type="dxa" w:w="3619"/>
+          </w:tcPr>
+          <w:p>
+            <w:pPr>
+              <w:pStyle w:val="Compact"/>
+              <w:spacing w:after="40" w:before="20"/>
+              <w:jc w:val="left"/>
+            </w:pPr>
+            <w:r>
+              <w:t xml:space="preserve">Lab 9 (KRIs); A1 feedback</w:t>
+            </w:r>
+          </w:p>
+        </w:tc>
+        <w:tc>
+          <w:tcPr>
+            <w:tcW w:type="dxa" w:w="1232"/>
+          </w:tcPr>
+          <w:p>
+            <w:pPr>
+              <w:pStyle w:val="Compact"/>
+              <w:spacing w:after="40" w:before="20"/>
+              <w:jc w:val="left"/>
+            </w:pPr>
+            <w:r>
+              <w:t xml:space="preserve">—</w:t>
             </w:r>
           </w:p>
         </w:tc>
@@ -5696,67 +4986,61 @@
       <w:tr>
         <w:tc>
           <w:tcPr>
-            <w:tcW w:w="1694" w:type="dxa"/>
-          </w:tcPr>
-          <w:p>
-            <w:pPr>
-              <w:pStyle w:val="Compact"/>
-              <w:spacing w:after="40" w:before="20"/>
-              <w:jc w:val="left"/>
-            </w:pPr>
-            <w:r>
-              <w:t xml:space="preserve">8. Sensitivity</w:t>
-            </w:r>
-          </w:p>
-        </w:tc>
-        <w:tc>
-          <w:tcPr>
-            <w:tcW w:w="620" w:type="dxa"/>
-          </w:tcPr>
-          <w:p>
-            <w:pPr>
-              <w:pStyle w:val="Compact"/>
-              <w:spacing w:after="40" w:before="20"/>
-              <w:jc w:val="left"/>
-            </w:pPr>
-            <w:r>
-              <w:t xml:space="preserve">45 min</w:t>
-            </w:r>
-          </w:p>
-        </w:tc>
-        <w:tc>
-          <w:tcPr>
-            <w:tcW w:w="3946" w:type="dxa"/>
-          </w:tcPr>
-          <w:p>
-            <w:pPr>
-              <w:pStyle w:val="Compact"/>
-              <w:spacing w:after="40" w:before="20"/>
-              <w:jc w:val="left"/>
-            </w:pPr>
-            <w:r>
-              <w:t xml:space="preserve">Treating the central case as the truth</w:t>
-            </w:r>
-          </w:p>
-        </w:tc>
-        <w:tc>
-          <w:tcPr>
-            <w:tcW w:w="3338" w:type="dxa"/>
-          </w:tcPr>
-          <w:p>
-            <w:pPr>
-              <w:pStyle w:val="Compact"/>
-              <w:spacing w:after="40" w:before="20"/>
-              <w:jc w:val="left"/>
-            </w:pPr>
-            <w:r>
-              <w:t xml:space="preserve">“</w:t>
-            </w:r>
-            <w:r>
-              <w:t xml:space="preserve">Which decision changes between the optimistic and the pessimistic case?</w:t>
-            </w:r>
-            <w:r>
-              <w:t xml:space="preserve">”</w:t>
+            <w:tcW w:type="dxa" w:w="630"/>
+          </w:tcPr>
+          <w:p>
+            <w:pPr>
+              <w:pStyle w:val="Compact"/>
+              <w:spacing w:after="40" w:before="20"/>
+              <w:jc w:val="left"/>
+            </w:pPr>
+            <w:r>
+              <w:t xml:space="preserve">9</w:t>
+            </w:r>
+          </w:p>
+        </w:tc>
+        <w:tc>
+          <w:tcPr>
+            <w:tcW w:type="dxa" w:w="4119"/>
+          </w:tcPr>
+          <w:p>
+            <w:pPr>
+              <w:pStyle w:val="Compact"/>
+              <w:spacing w:after="40" w:before="20"/>
+              <w:jc w:val="left"/>
+            </w:pPr>
+            <w:r>
+              <w:t xml:space="preserve">Resilience; monitoring and incident response</w:t>
+            </w:r>
+          </w:p>
+        </w:tc>
+        <w:tc>
+          <w:tcPr>
+            <w:tcW w:type="dxa" w:w="3619"/>
+          </w:tcPr>
+          <w:p>
+            <w:pPr>
+              <w:pStyle w:val="Compact"/>
+              <w:spacing w:after="40" w:before="20"/>
+              <w:jc w:val="left"/>
+            </w:pPr>
+            <w:r>
+              <w:t xml:space="preserve">Lab 11 (optional, desktop): MediBec simulation pack</w:t>
+            </w:r>
+          </w:p>
+        </w:tc>
+        <w:tc>
+          <w:tcPr>
+            <w:tcW w:type="dxa" w:w="1232"/>
+          </w:tcPr>
+          <w:p>
+            <w:pPr>
+              <w:pStyle w:val="Compact"/>
+              <w:spacing w:after="40" w:before="20"/>
+              <w:jc w:val="left"/>
+            </w:pPr>
+            <w:r>
+              <w:t xml:space="preserve">—</w:t>
             </w:r>
           </w:p>
         </w:tc>
@@ -5764,67 +5048,61 @@
       <w:tr>
         <w:tc>
           <w:tcPr>
-            <w:tcW w:w="1694" w:type="dxa"/>
-          </w:tcPr>
-          <w:p>
-            <w:pPr>
-              <w:pStyle w:val="Compact"/>
-              <w:spacing w:after="40" w:before="20"/>
-              <w:jc w:val="left"/>
-            </w:pPr>
-            <w:r>
-              <w:t xml:space="preserve">9. KRIs</w:t>
-            </w:r>
-          </w:p>
-        </w:tc>
-        <w:tc>
-          <w:tcPr>
-            <w:tcW w:w="620" w:type="dxa"/>
-          </w:tcPr>
-          <w:p>
-            <w:pPr>
-              <w:pStyle w:val="Compact"/>
-              <w:spacing w:after="40" w:before="20"/>
-              <w:jc w:val="left"/>
-            </w:pPr>
-            <w:r>
-              <w:t xml:space="preserve">45 min</w:t>
-            </w:r>
-          </w:p>
-        </w:tc>
-        <w:tc>
-          <w:tcPr>
-            <w:tcW w:w="3946" w:type="dxa"/>
-          </w:tcPr>
-          <w:p>
-            <w:pPr>
-              <w:pStyle w:val="Compact"/>
-              <w:spacing w:after="40" w:before="20"/>
-              <w:jc w:val="left"/>
-            </w:pPr>
-            <w:r>
-              <w:t xml:space="preserve">Indicators without owners, sources or thresholds</w:t>
-            </w:r>
-          </w:p>
-        </w:tc>
-        <w:tc>
-          <w:tcPr>
-            <w:tcW w:w="3338" w:type="dxa"/>
-          </w:tcPr>
-          <w:p>
-            <w:pPr>
-              <w:pStyle w:val="Compact"/>
-              <w:spacing w:after="40" w:before="20"/>
-              <w:jc w:val="left"/>
-            </w:pPr>
-            <w:r>
-              <w:t xml:space="preserve">“</w:t>
-            </w:r>
-            <w:r>
-              <w:t xml:space="preserve">Who will measure this on the first of the month, and from which system?</w:t>
-            </w:r>
-            <w:r>
-              <w:t xml:space="preserve">”</w:t>
+            <w:tcW w:type="dxa" w:w="630"/>
+          </w:tcPr>
+          <w:p>
+            <w:pPr>
+              <w:pStyle w:val="Compact"/>
+              <w:spacing w:after="40" w:before="20"/>
+              <w:jc w:val="left"/>
+            </w:pPr>
+            <w:r>
+              <w:t xml:space="preserve">10</w:t>
+            </w:r>
+          </w:p>
+        </w:tc>
+        <w:tc>
+          <w:tcPr>
+            <w:tcW w:type="dxa" w:w="4119"/>
+          </w:tcPr>
+          <w:p>
+            <w:pPr>
+              <w:pStyle w:val="Compact"/>
+              <w:spacing w:after="40" w:before="20"/>
+              <w:jc w:val="left"/>
+            </w:pPr>
+            <w:r>
+              <w:t xml:space="preserve">Cloud, wireless and mobile security</w:t>
+            </w:r>
+          </w:p>
+        </w:tc>
+        <w:tc>
+          <w:tcPr>
+            <w:tcW w:type="dxa" w:w="3619"/>
+          </w:tcPr>
+          <w:p>
+            <w:pPr>
+              <w:pStyle w:val="Compact"/>
+              <w:spacing w:after="40" w:before="20"/>
+              <w:jc w:val="left"/>
+            </w:pPr>
+            <w:r>
+              <w:t xml:space="preserve">Lab 12, part 1: from risk to audit plan</w:t>
+            </w:r>
+          </w:p>
+        </w:tc>
+        <w:tc>
+          <w:tcPr>
+            <w:tcW w:type="dxa" w:w="1232"/>
+          </w:tcPr>
+          <w:p>
+            <w:pPr>
+              <w:pStyle w:val="Compact"/>
+              <w:spacing w:after="40" w:before="20"/>
+              <w:jc w:val="left"/>
+            </w:pPr>
+            <w:r>
+              <w:t xml:space="preserve">—</w:t>
             </w:r>
           </w:p>
         </w:tc>
@@ -5832,67 +5110,71 @@
       <w:tr>
         <w:tc>
           <w:tcPr>
-            <w:tcW w:w="1694" w:type="dxa"/>
-          </w:tcPr>
-          <w:p>
-            <w:pPr>
-              <w:pStyle w:val="Compact"/>
-              <w:spacing w:after="40" w:before="20"/>
-              <w:jc w:val="left"/>
-            </w:pPr>
-            <w:r>
-              <w:t xml:space="preserve">10. Memo</w:t>
-            </w:r>
-          </w:p>
-        </w:tc>
-        <w:tc>
-          <w:tcPr>
-            <w:tcW w:w="620" w:type="dxa"/>
-          </w:tcPr>
-          <w:p>
-            <w:pPr>
-              <w:pStyle w:val="Compact"/>
-              <w:spacing w:after="40" w:before="20"/>
-              <w:jc w:val="left"/>
-            </w:pPr>
-            <w:r>
-              <w:t xml:space="preserve">60 min</w:t>
-            </w:r>
-          </w:p>
-        </w:tc>
-        <w:tc>
-          <w:tcPr>
-            <w:tcW w:w="3946" w:type="dxa"/>
-          </w:tcPr>
-          <w:p>
-            <w:pPr>
-              <w:pStyle w:val="Compact"/>
-              <w:spacing w:after="40" w:before="20"/>
-              <w:jc w:val="left"/>
-            </w:pPr>
-            <w:r>
-              <w:t xml:space="preserve">Restating tables; burying the decision</w:t>
-            </w:r>
-          </w:p>
-        </w:tc>
-        <w:tc>
-          <w:tcPr>
-            <w:tcW w:w="3338" w:type="dxa"/>
-          </w:tcPr>
-          <w:p>
-            <w:pPr>
-              <w:pStyle w:val="Compact"/>
-              <w:spacing w:after="40" w:before="20"/>
-              <w:jc w:val="left"/>
-            </w:pPr>
-            <w:r>
-              <w:t xml:space="preserve">“</w:t>
-            </w:r>
-            <w:r>
-              <w:t xml:space="preserve">What do you want the CFO to approve on Monday?</w:t>
-            </w:r>
-            <w:r>
-              <w:t xml:space="preserve">”</w:t>
+            <w:tcW w:type="dxa" w:w="630"/>
+          </w:tcPr>
+          <w:p>
+            <w:pPr>
+              <w:pStyle w:val="Compact"/>
+              <w:spacing w:after="40" w:before="20"/>
+              <w:jc w:val="left"/>
+            </w:pPr>
+            <w:r>
+              <w:t xml:space="preserve">11</w:t>
+            </w:r>
+          </w:p>
+        </w:tc>
+        <w:tc>
+          <w:tcPr>
+            <w:tcW w:type="dxa" w:w="4119"/>
+          </w:tcPr>
+          <w:p>
+            <w:pPr>
+              <w:pStyle w:val="Compact"/>
+              <w:spacing w:after="40" w:before="20"/>
+              <w:jc w:val="left"/>
+            </w:pPr>
+            <w:r>
+              <w:t xml:space="preserve">Digital forensics; standards and certification</w:t>
+            </w:r>
+          </w:p>
+        </w:tc>
+        <w:tc>
+          <w:tcPr>
+            <w:tcW w:type="dxa" w:w="3619"/>
+          </w:tcPr>
+          <w:p>
+            <w:pPr>
+              <w:pStyle w:val="Compact"/>
+              <w:spacing w:after="40" w:before="20"/>
+              <w:jc w:val="left"/>
+            </w:pPr>
+            <w:r>
+              <w:t xml:space="preserve">Lab 12, part 2: from risk to IAM policy</w:t>
+            </w:r>
+          </w:p>
+        </w:tc>
+        <w:tc>
+          <w:tcPr>
+            <w:tcW w:type="dxa" w:w="1232"/>
+          </w:tcPr>
+          <w:p>
+            <w:pPr>
+              <w:pStyle w:val="Compact"/>
+              <w:spacing w:after="40" w:before="20"/>
+              <w:jc w:val="left"/>
+            </w:pPr>
+            <w:r>
+              <w:rPr>
+                <w:bCs/>
+                <w:b/>
+              </w:rPr>
+              <w:t xml:space="preserve">A3 audit plan</w:t>
+            </w:r>
+            <w:r>
+              <w:t xml:space="preserve"> </w:t>
+            </w:r>
+            <w:r>
+              <w:t xml:space="preserve">(individual)</w:t>
             </w:r>
           </w:p>
         </w:tc>
@@ -5900,142 +5182,108 @@
       <w:tr>
         <w:tc>
           <w:tcPr>
-            <w:tcW w:w="1694" w:type="dxa"/>
-          </w:tcPr>
-          <w:p>
-            <w:pPr>
-              <w:pStyle w:val="Compact"/>
-              <w:spacing w:after="40" w:before="20"/>
-              <w:jc w:val="left"/>
-            </w:pPr>
-            <w:r>
-              <w:t xml:space="preserve">11. Security operations (optional)</w:t>
-            </w:r>
-          </w:p>
-        </w:tc>
-        <w:tc>
-          <w:tcPr>
-            <w:tcW w:w="620" w:type="dxa"/>
-          </w:tcPr>
-          <w:p>
-            <w:pPr>
-              <w:pStyle w:val="Compact"/>
-              <w:spacing w:after="40" w:before="20"/>
-              <w:jc w:val="left"/>
-            </w:pPr>
-            <w:r>
-              <w:t xml:space="preserve">120 min</w:t>
-            </w:r>
-          </w:p>
-        </w:tc>
-        <w:tc>
-          <w:tcPr>
-            <w:tcW w:w="3946" w:type="dxa"/>
-          </w:tcPr>
-          <w:p>
-            <w:pPr>
-              <w:pStyle w:val="Compact"/>
-              <w:spacing w:after="40" w:before="20"/>
-              <w:jc w:val="left"/>
-            </w:pPr>
-            <w:r>
-              <w:t xml:space="preserve">Treating an alert as an incident; using a source confidence as a probability</w:t>
-            </w:r>
-          </w:p>
-        </w:tc>
-        <w:tc>
-          <w:tcPr>
-            <w:tcW w:w="3338" w:type="dxa"/>
-          </w:tcPr>
-          <w:p>
-            <w:pPr>
-              <w:pStyle w:val="Compact"/>
-              <w:spacing w:after="40" w:before="20"/>
-              <w:jc w:val="left"/>
-            </w:pPr>
-            <w:r>
-              <w:t xml:space="preserve">“</w:t>
-            </w:r>
-            <w:r>
-              <w:t xml:space="preserve">Who confirmed this incident, and when?</w:t>
-            </w:r>
-            <w:r>
-              <w:t xml:space="preserve">”</w:t>
-            </w:r>
-          </w:p>
-        </w:tc>
-      </w:tr>
-      <w:tr>
-        <w:tc>
-          <w:tcPr>
-            <w:tcW w:w="1694" w:type="dxa"/>
-          </w:tcPr>
-          <w:p>
-            <w:pPr>
-              <w:pStyle w:val="Compact"/>
-              <w:spacing w:after="40" w:before="20"/>
-              <w:jc w:val="left"/>
-            </w:pPr>
-            <w:r>
-              <w:t xml:space="preserve">12. From risk to policy and audit</w:t>
-            </w:r>
-          </w:p>
-        </w:tc>
-        <w:tc>
-          <w:tcPr>
-            <w:tcW w:w="620" w:type="dxa"/>
-          </w:tcPr>
-          <w:p>
-            <w:pPr>
-              <w:pStyle w:val="Compact"/>
-              <w:spacing w:after="40" w:before="20"/>
-              <w:jc w:val="left"/>
-            </w:pPr>
-            <w:r>
-              <w:t xml:space="preserve">90 min</w:t>
-            </w:r>
-          </w:p>
-        </w:tc>
-        <w:tc>
-          <w:tcPr>
-            <w:tcW w:w="3946" w:type="dxa"/>
-          </w:tcPr>
-          <w:p>
-            <w:pPr>
-              <w:pStyle w:val="Compact"/>
-              <w:spacing w:after="40" w:before="20"/>
-              <w:jc w:val="left"/>
-            </w:pPr>
-            <w:r>
-              <w:t xml:space="preserve">Policies full of technical values; audit plans that only check a policy exists</w:t>
-            </w:r>
-          </w:p>
-        </w:tc>
-        <w:tc>
-          <w:tcPr>
-            <w:tcW w:w="3338" w:type="dxa"/>
-          </w:tcPr>
-          <w:p>
-            <w:pPr>
-              <w:pStyle w:val="Compact"/>
-              <w:spacing w:after="40" w:before="20"/>
-              <w:jc w:val="left"/>
-            </w:pPr>
-            <w:r>
-              <w:t xml:space="preserve">“</w:t>
-            </w:r>
-            <w:r>
-              <w:t xml:space="preserve">How would an auditor prove this control works over a period?</w:t>
-            </w:r>
-            <w:r>
-              <w:t xml:space="preserve">”</w:t>
+            <w:tcW w:type="dxa" w:w="630"/>
+          </w:tcPr>
+          <w:p>
+            <w:pPr>
+              <w:pStyle w:val="Compact"/>
+              <w:spacing w:after="40" w:before="20"/>
+              <w:jc w:val="left"/>
+            </w:pPr>
+            <w:r>
+              <w:t xml:space="preserve">12</w:t>
+            </w:r>
+          </w:p>
+        </w:tc>
+        <w:tc>
+          <w:tcPr>
+            <w:tcW w:type="dxa" w:w="4119"/>
+          </w:tcPr>
+          <w:p>
+            <w:pPr>
+              <w:pStyle w:val="Compact"/>
+              <w:spacing w:after="40" w:before="20"/>
+              <w:jc w:val="left"/>
+            </w:pPr>
+            <w:r>
+              <w:t xml:space="preserve">Application security; review</w:t>
+            </w:r>
+          </w:p>
+        </w:tc>
+        <w:tc>
+          <w:tcPr>
+            <w:tcW w:type="dxa" w:w="3619"/>
+          </w:tcPr>
+          <w:p>
+            <w:pPr>
+              <w:pStyle w:val="Compact"/>
+              <w:spacing w:after="40" w:before="20"/>
+              <w:jc w:val="left"/>
+            </w:pPr>
+            <w:r>
+              <w:t xml:space="preserve">Exam preparation; quiz bank (Educator Edition)</w:t>
+            </w:r>
+          </w:p>
+        </w:tc>
+        <w:tc>
+          <w:tcPr>
+            <w:tcW w:type="dxa" w:w="1232"/>
+          </w:tcPr>
+          <w:p>
+            <w:pPr>
+              <w:pStyle w:val="Compact"/>
+              <w:spacing w:after="40" w:before="20"/>
+              <w:jc w:val="left"/>
+            </w:pPr>
+            <w:r>
+              <w:rPr>
+                <w:bCs/>
+                <w:b/>
+              </w:rPr>
+              <w:t xml:space="preserve">A2 IAM policy</w:t>
             </w:r>
           </w:p>
         </w:tc>
       </w:tr>
     </w:tbl>
-    <w:bookmarkEnd w:id="34"/>
-    <w:bookmarkStart w:id="35" w:name="teaching-the-hard-concepts"/>
+    <w:p>
+      <w:pPr>
+        <w:pStyle w:val="BodyText"/>
+      </w:pPr>
+      <w:r>
+        <w:t xml:space="preserve">Suggested weights, as in BTM 440: A1 20% (team), A2 10% (team), A3 10% (individual), final exam 40% (including an essay on a business case), quizzes and labs 20%.</w:t>
+      </w:r>
+    </w:p>
+    <w:bookmarkEnd w:id="31"/>
+    <w:bookmarkStart w:id="32" w:name="model-4-capstone-or-graduate-seminar"/>
+    <w:p>
+      <w:pPr>
+        <w:pStyle w:val="Heading2"/>
+      </w:pPr>
+      <w:r>
+        <w:rPr>
+          <w:rStyle w:val="SectionNumber"/>
+        </w:rPr>
+        <w:t xml:space="preserve">6.4</w:t>
+      </w:r>
+      <w:r>
+        <w:tab/>
+      </w:r>
+      <w:r>
+        <w:t xml:space="preserve">Model 4 — Capstone or graduate seminar</w:t>
+      </w:r>
+    </w:p>
+    <w:p>
+      <w:pPr>
+        <w:pStyle w:val="FirstParagraph"/>
+      </w:pPr>
+      <w:r>
+        <w:t xml:space="preserve">Students work on a richer case (CNIC or ACRB) or, with the organization’s written authorization and the data-protection precautions in section 9, on a real non-profit. Use the full scenario-selection procedure (Sections A–E: context, candidates, screening, final portfolio, quality review), the sensitivity analysis and the budget calibration. Require an oral defence of the portfolio before a panel acting as the board.</w:t>
+      </w:r>
+    </w:p>
+    <w:bookmarkEnd w:id="32"/>
+    <w:bookmarkEnd w:id="33"/>
+    <w:bookmarkStart w:id="34" w:name="before-the-term-a-checklist"/>
     <w:p>
       <w:pPr>
         <w:pStyle w:val="Heading1"/>
@@ -6044,448 +5292,13 @@
         <w:rPr>
           <w:rStyle w:val="SectionNumber"/>
         </w:rPr>
-        <w:t xml:space="preserve">8</w:t>
+        <w:t xml:space="preserve">7</w:t>
       </w:r>
       <w:r>
         <w:tab/>
       </w:r>
       <w:r>
-        <w:t xml:space="preserve">Teaching the hard concepts</w:t>
-      </w:r>
-    </w:p>
-    <w:p>
-      <w:pPr>
-        <w:pStyle w:val="FirstParagraph"/>
-      </w:pPr>
-      <w:r>
-        <w:t xml:space="preserve">Experience with the method shows that a handful of ideas cause most of the confusion. Teach them explicitly.</w:t>
-      </w:r>
-    </w:p>
-    <w:p>
-      <w:pPr>
-        <w:pStyle w:val="BodyText"/>
-      </w:pPr>
-      <w:r>
-        <w:rPr>
-          <w:bCs/>
-          <w:b/>
-        </w:rPr>
-        <w:t xml:space="preserve">Appetite is not tolerance, and neither is a score.</w:t>
-      </w:r>
-      <w:r>
-        <w:t xml:space="preserve"> </w:t>
-      </w:r>
-      <w:r>
-        <w:t xml:space="preserve">The appetite (0–1) expresses how much risk management is willing to pursue; the tolerated risk is the appetite applied to a specific scenario through the formula. The textbook plugin answers</w:t>
-      </w:r>
-      <w:r>
-        <w:t xml:space="preserve"> </w:t>
-      </w:r>
-      <w:r>
-        <w:t xml:space="preserve">“</w:t>
-      </w:r>
-      <w:r>
-        <w:t xml:space="preserve">What is the difference between risk appetite and risk tolerance?</w:t>
-      </w:r>
-      <w:r>
-        <w:t xml:space="preserve">”</w:t>
-      </w:r>
-      <w:r>
-        <w:t xml:space="preserve"> </w:t>
-      </w:r>
-      <w:r>
-        <w:t xml:space="preserve">with a chapter citation — a good warm-up for Lab 2.</w:t>
-      </w:r>
-    </w:p>
-    <w:p>
-      <w:pPr>
-        <w:pStyle w:val="BodyText"/>
-      </w:pPr>
-      <w:r>
-        <w:rPr>
-          <w:bCs/>
-          <w:b/>
-        </w:rPr>
-        <w:t xml:space="preserve">Threat presence and exploitation are two different probabilities.</w:t>
-      </w:r>
-      <w:r>
-        <w:t xml:space="preserve"> </w:t>
-      </w:r>
-      <w:r>
-        <w:t xml:space="preserve">Pb(A) asks whether the threat source will act; Pb(ψ,A) asks whether it will succeed against this weakness given existing controls. Merging them double-counts.</w:t>
-      </w:r>
-    </w:p>
-    <w:p>
-      <w:pPr>
-        <w:pStyle w:val="BodyText"/>
-      </w:pPr>
-      <w:r>
-        <w:rPr>
-          <w:bCs/>
-          <w:b/>
-        </w:rPr>
-        <w:t xml:space="preserve">CVSS scores a vulnerability, not a scenario.</w:t>
-      </w:r>
-      <w:r>
-        <w:t xml:space="preserve"> </w:t>
-      </w:r>
-      <w:r>
-        <w:t xml:space="preserve">CVSS v4.0 Base measures the technical severity of one defined weakness. For phishing, insider or governance scenarios, students score a</w:t>
-      </w:r>
-      <w:r>
-        <w:t xml:space="preserve"> </w:t>
-      </w:r>
-      <w:r>
-        <w:rPr>
-          <w:iCs/>
-          <w:i/>
-        </w:rPr>
-        <w:t xml:space="preserve">representative</w:t>
-      </w:r>
-      <w:r>
-        <w:t xml:space="preserve"> </w:t>
-      </w:r>
-      <w:r>
-        <w:t xml:space="preserve">weakness and label it</w:t>
-      </w:r>
-      <w:r>
-        <w:t xml:space="preserve"> </w:t>
-      </w:r>
-      <w:r>
-        <w:rPr>
-          <w:iCs/>
-          <w:i/>
-        </w:rPr>
-        <w:t xml:space="preserve">limited applicability</w:t>
-      </w:r>
-      <w:r>
-        <w:t xml:space="preserve">, or explain why CVSS does not apply. A high CVSS never means the highest business risk.</w:t>
-      </w:r>
-    </w:p>
-    <w:p>
-      <w:pPr>
-        <w:pStyle w:val="BodyText"/>
-      </w:pPr>
-      <w:r>
-        <w:rPr>
-          <w:bCs/>
-          <w:b/>
-        </w:rPr>
-        <w:t xml:space="preserve">The tolerance verdict depends only on damage, treatment and appetite.</w:t>
-      </w:r>
-      <w:r>
-        <w:t xml:space="preserve"> </w:t>
-      </w:r>
-      <w:r>
-        <w:t xml:space="preserve">Residual ÷ Tolerated simplifies to ((δe + δm)/2) × (1 − P × Q) ÷ Appetite. Probabilities, CVSS, resilience and criticality cancel out: they drive the</w:t>
-      </w:r>
-      <w:r>
-        <w:t xml:space="preserve"> </w:t>
-      </w:r>
-      <w:r>
-        <w:rPr>
-          <w:iCs/>
-          <w:i/>
-        </w:rPr>
-        <w:t xml:space="preserve">size</w:t>
-      </w:r>
-      <w:r>
-        <w:t xml:space="preserve"> </w:t>
-      </w:r>
-      <w:r>
-        <w:t xml:space="preserve">of the risk (the ranking) but not the</w:t>
-      </w:r>
-      <w:r>
-        <w:t xml:space="preserve"> </w:t>
-      </w:r>
-      <w:r>
-        <w:rPr>
-          <w:iCs/>
-          <w:i/>
-        </w:rPr>
-        <w:t xml:space="preserve">verdict</w:t>
-      </w:r>
-      <w:r>
-        <w:t xml:space="preserve">. This is a striking result for students. Use it to show why the ratio must always be read together with estimated risk.</w:t>
-      </w:r>
-    </w:p>
-    <w:p>
-      <w:pPr>
-        <w:pStyle w:val="BodyText"/>
-      </w:pPr>
-      <w:r>
-        <w:rPr>
-          <w:bCs/>
-          <w:b/>
-        </w:rPr>
-        <w:t xml:space="preserve">Before treatment, almost everything is above tolerance.</w:t>
-      </w:r>
-      <w:r>
-        <w:t xml:space="preserve"> </w:t>
-      </w:r>
-      <w:r>
-        <w:t xml:space="preserve">The pre-treatment ratio is average damage ÷ appetite. With an appetite of 0.30, any scenario whose average damage exceeds 0.33 starts above tolerance. Students who expect a mixed picture before treatment are usually surprised.</w:t>
-      </w:r>
-    </w:p>
-    <w:p>
-      <w:pPr>
-        <w:pStyle w:val="BodyText"/>
-      </w:pPr>
-      <w:r>
-        <w:rPr>
-          <w:bCs/>
-          <w:b/>
-        </w:rPr>
-        <w:t xml:space="preserve">Mitigation is multiplicative.</w:t>
-      </w:r>
-      <w:r>
-        <w:t xml:space="preserve"> </w:t>
-      </w:r>
-      <w:r>
-        <w:t xml:space="preserve">An 80% probability reduction and an 80% impact reduction remove 64% of the risk, not 80%.</w:t>
-      </w:r>
-      <w:r>
-        <w:t xml:space="preserve"> </w:t>
-      </w:r>
-      <w:r>
-        <w:t xml:space="preserve">“</w:t>
-      </w:r>
-      <w:r>
-        <w:t xml:space="preserve">Below tolerance</w:t>
-      </w:r>
-      <w:r>
-        <w:t xml:space="preserve">”</w:t>
-      </w:r>
-      <w:r>
-        <w:t xml:space="preserve"> </w:t>
-      </w:r>
-      <w:r>
-        <w:t xml:space="preserve">requires P × Q ≥ 1 − appetite ÷ average damage. A package that reduces only probability, or only impact, mitigates nothing under the workbook convention.</w:t>
-      </w:r>
-    </w:p>
-    <w:p>
-      <w:pPr>
-        <w:pStyle w:val="BodyText"/>
-      </w:pPr>
-      <w:r>
-        <w:rPr>
-          <w:bCs/>
-          <w:b/>
-        </w:rPr>
-        <w:t xml:space="preserve">Shared controls are counted once.</w:t>
-      </w:r>
-      <w:r>
-        <w:t xml:space="preserve"> </w:t>
-      </w:r>
-      <w:r>
-        <w:t xml:space="preserve">When one initiative serves several scenarios, its cost is split across them (an equal split is an acceptable default) and the portfolio total comes from the initiatives, not from the sum of scenario allocations.</w:t>
-      </w:r>
-    </w:p>
-    <w:p>
-      <w:pPr>
-        <w:pStyle w:val="BodyText"/>
-      </w:pPr>
-      <w:r>
-        <w:rPr>
-          <w:bCs/>
-          <w:b/>
-        </w:rPr>
-        <w:t xml:space="preserve">Two lenses may disagree.</w:t>
-      </w:r>
-      <w:r>
-        <w:t xml:space="preserve"> </w:t>
-      </w:r>
-      <w:r>
-        <w:t xml:space="preserve">A simple normalized score (threat × exposure × impact × (1 − control maturity)) with escalation thresholds can place a treated risk within authority limits while the CRG ratio flags it above tolerance. Ask students to say which method a governance threshold is tied to.</w:t>
-      </w:r>
-    </w:p>
-    <w:bookmarkEnd w:id="35"/>
-    <w:bookmarkStart w:id="36" w:name="generative-ai-in-the-course"/>
-    <w:p>
-      <w:pPr>
-        <w:pStyle w:val="Heading1"/>
-      </w:pPr>
-      <w:r>
-        <w:rPr>
-          <w:rStyle w:val="SectionNumber"/>
-        </w:rPr>
-        <w:t xml:space="preserve">9</w:t>
-      </w:r>
-      <w:r>
-        <w:tab/>
-      </w:r>
-      <w:r>
-        <w:t xml:space="preserve">Generative AI in the course</w:t>
-      </w:r>
-    </w:p>
-    <w:p>
-      <w:pPr>
-        <w:pStyle w:val="FirstParagraph"/>
-      </w:pPr>
-      <w:r>
-        <w:t xml:space="preserve">CyberRiskGuardian is itself an AI-assisted tool, so the course must take a clear position on AI. The position below is the one used in BTM 440; adapt it to your institution’s policy.</w:t>
-      </w:r>
-    </w:p>
-    <w:p>
-      <w:pPr>
-        <w:pStyle w:val="BodyText"/>
-      </w:pPr>
-      <w:r>
-        <w:rPr>
-          <w:bCs/>
-          <w:b/>
-        </w:rPr>
-        <w:t xml:space="preserve">Allowed on assignments,</w:t>
-      </w:r>
-      <w:r>
-        <w:t xml:space="preserve"> </w:t>
-      </w:r>
-      <w:r>
-        <w:t xml:space="preserve">with an explicit acknowledgement (template in the Assessment Kit). Students are responsible for everything they submit, including anything an AI produced.</w:t>
-      </w:r>
-    </w:p>
-    <w:p>
-      <w:pPr>
-        <w:pStyle w:val="BodyText"/>
-      </w:pPr>
-      <w:r>
-        <w:rPr>
-          <w:bCs/>
-          <w:b/>
-        </w:rPr>
-        <w:t xml:space="preserve">Not allowed during the exam.</w:t>
-      </w:r>
-      <w:r>
-        <w:t xml:space="preserve"> </w:t>
-      </w:r>
-      <w:r>
-        <w:t xml:space="preserve">Students may prepare material with AI before the exam (for example risk scenarios submitted with the exam) if they disclose it.</w:t>
-      </w:r>
-    </w:p>
-    <w:p>
-      <w:pPr>
-        <w:pStyle w:val="BodyText"/>
-      </w:pPr>
-      <w:r>
-        <w:rPr>
-          <w:bCs/>
-          <w:b/>
-        </w:rPr>
-        <w:t xml:space="preserve">What AI may do:</w:t>
-      </w:r>
-      <w:r>
-        <w:t xml:space="preserve"> </w:t>
-      </w:r>
-      <w:r>
-        <w:t xml:space="preserve">draft scenarios, propose parameter values with rationales, critique estimates, suggest controls, check grammar, summarize sources.</w:t>
-      </w:r>
-    </w:p>
-    <w:p>
-      <w:pPr>
-        <w:pStyle w:val="BodyText"/>
-      </w:pPr>
-      <w:r>
-        <w:rPr>
-          <w:bCs/>
-          <w:b/>
-        </w:rPr>
-        <w:t xml:space="preserve">What AI may not do:</w:t>
-      </w:r>
-      <w:r>
-        <w:t xml:space="preserve"> </w:t>
-      </w:r>
-      <w:r>
-        <w:t xml:space="preserve">state facts about the case that the case does not contain, produce a final number that the student has not recomputed with the verified engine, invent standards, control identifiers, legal obligations, statistics or sources.</w:t>
-      </w:r>
-    </w:p>
-    <w:p>
-      <w:pPr>
-        <w:pStyle w:val="BodyText"/>
-      </w:pPr>
-      <w:r>
-        <w:rPr>
-          <w:bCs/>
-          <w:b/>
-        </w:rPr>
-        <w:t xml:space="preserve">Verification is the skill being graded.</w:t>
-      </w:r>
-      <w:r>
-        <w:t xml:space="preserve"> </w:t>
-      </w:r>
-      <w:r>
-        <w:t xml:space="preserve">AI tools invent control identifiers, CVSS vectors and laws with great confidence. Grade the verification, not the prose: a fabricated or untraceable source is both an evidence problem and an academic-integrity concern.</w:t>
-      </w:r>
-    </w:p>
-    <w:p>
-      <w:pPr>
-        <w:pStyle w:val="BodyText"/>
-      </w:pPr>
-      <w:r>
-        <w:rPr>
-          <w:bCs/>
-          <w:b/>
-        </w:rPr>
-        <w:t xml:space="preserve">Data protection.</w:t>
-      </w:r>
-      <w:r>
-        <w:t xml:space="preserve"> </w:t>
-      </w:r>
-      <w:r>
-        <w:t xml:space="preserve">Students do not paste confidential material into an external AI service unless authorized. Fictional cases are safe; real organizations are not, unless the organization has agreed in writing and the institution’s rules allow it. In the desktop application, AI requests show the exact payload before anything is sent, can be anonymized, and can be routed to a local model.</w:t>
-      </w:r>
-    </w:p>
-    <w:p>
-      <w:pPr>
-        <w:pStyle w:val="BodyText"/>
-      </w:pPr>
-      <w:r>
-        <w:rPr>
-          <w:bCs/>
-          <w:b/>
-        </w:rPr>
-        <w:t xml:space="preserve">The markers are the bridge.</w:t>
-      </w:r>
-      <w:r>
-        <w:t xml:space="preserve"> </w:t>
-      </w:r>
-      <w:r>
-        <w:t xml:space="preserve">Ask students to keep the three markers in every deliverable. A marker-free deliverable is a warning sign that AI output was taken as fact. The Claude plugin includes a label check (</w:t>
-      </w:r>
-      <w:r>
-        <w:rPr>
-          <w:rStyle w:val="VerbatimChar"/>
-        </w:rPr>
-        <w:t xml:space="preserve">check_labels.py</w:t>
-      </w:r>
-      <w:r>
-        <w:t xml:space="preserve">) that lists missing markers.</w:t>
-      </w:r>
-    </w:p>
-    <w:bookmarkEnd w:id="36"/>
-    <w:bookmarkStart w:id="37" w:name="assessment-strategy"/>
-    <w:p>
-      <w:pPr>
-        <w:pStyle w:val="Heading1"/>
-      </w:pPr>
-      <w:r>
-        <w:rPr>
-          <w:rStyle w:val="SectionNumber"/>
-        </w:rPr>
-        <w:t xml:space="preserve">10</w:t>
-      </w:r>
-      <w:r>
-        <w:tab/>
-      </w:r>
-      <w:r>
-        <w:t xml:space="preserve">Assessment strategy</w:t>
-      </w:r>
-    </w:p>
-    <w:p>
-      <w:pPr>
-        <w:pStyle w:val="FirstParagraph"/>
-      </w:pPr>
-      <w:r>
-        <w:t xml:space="preserve">The Assessment Kit contains:</w:t>
+        <w:t xml:space="preserve">Before the term: a checklist</w:t>
       </w:r>
     </w:p>
     <w:p>
@@ -6497,23 +5310,17 @@
         <w:pStyle w:val="Compact"/>
       </w:pPr>
       <w:r>
-        <w:t xml:space="preserve">the</w:t>
-      </w:r>
-      <w:r>
-        <w:t xml:space="preserve"> </w:t>
-      </w:r>
-      <w:r>
         <w:rPr>
           <w:bCs/>
           <w:b/>
         </w:rPr>
-        <w:t xml:space="preserve">0–10 scale</w:t>
-      </w:r>
-      <w:r>
-        <w:t xml:space="preserve"> </w:t>
-      </w:r>
-      <w:r>
-        <w:t xml:space="preserve">and how criterion scores combine into an assignment score;</w:t>
+        <w:t xml:space="preserve">Pick the track</w:t>
+      </w:r>
+      <w:r>
+        <w:t xml:space="preserve"> </w:t>
+      </w:r>
+      <w:r>
+        <w:t xml:space="preserve">(section 4) and test it on the machines students will use, including the lab computers.</w:t>
       </w:r>
     </w:p>
     <w:p>
@@ -6529,13 +5336,29 @@
           <w:bCs/>
           <w:b/>
         </w:rPr>
-        <w:t xml:space="preserve">briefs and rubrics</w:t>
-      </w:r>
-      <w:r>
-        <w:t xml:space="preserve"> </w:t>
-      </w:r>
-      <w:r>
-        <w:t xml:space="preserve">for the risk assessment (A1), the IAM security policy (A2) and the risk-based audit plan (A3), plus four shorter formats (lab portfolio, individual scenario paper, in-class quick-scan challenge, exam essay);</w:t>
+        <w:t xml:space="preserve">Pick the cases</w:t>
+      </w:r>
+      <w:r>
+        <w:t xml:space="preserve"> </w:t>
+      </w:r>
+      <w:r>
+        <w:t xml:space="preserve">(Case Library). Use MediBec for the labs, because its full worked example is public and students can check themselves against it. Assign a</w:t>
+      </w:r>
+      <w:r>
+        <w:t xml:space="preserve"> </w:t>
+      </w:r>
+      <w:r>
+        <w:rPr>
+          <w:iCs/>
+          <w:i/>
+        </w:rPr>
+        <w:t xml:space="preserve">different</w:t>
+      </w:r>
+      <w:r>
+        <w:t xml:space="preserve"> </w:t>
+      </w:r>
+      <w:r>
+        <w:t xml:space="preserve">case to each team for the graded assignment, and rotate cases from term to term.</w:t>
       </w:r>
     </w:p>
     <w:p>
@@ -6551,10 +5374,68 @@
           <w:bCs/>
           <w:b/>
         </w:rPr>
-        <w:t xml:space="preserve">self-check lists</w:t>
-      </w:r>
-      <w:r>
-        <w:t xml:space="preserve">, a</w:t>
+        <w:t xml:space="preserve">Prepare a classroom workspace</w:t>
+      </w:r>
+      <w:r>
+        <w:t xml:space="preserve"> </w:t>
+      </w:r>
+      <w:r>
+        <w:t xml:space="preserve">(desktop track): Organization → Workspaces → New workspace →</w:t>
+      </w:r>
+      <w:r>
+        <w:t xml:space="preserve"> </w:t>
+      </w:r>
+      <w:r>
+        <w:rPr>
+          <w:iCs/>
+          <w:i/>
+        </w:rPr>
+        <w:t xml:space="preserve">a copy of the MediBec example</w:t>
+      </w:r>
+      <w:r>
+        <w:t xml:space="preserve">, type</w:t>
+      </w:r>
+      <w:r>
+        <w:t xml:space="preserve"> </w:t>
+      </w:r>
+      <w:r>
+        <w:rPr>
+          <w:iCs/>
+          <w:i/>
+        </w:rPr>
+        <w:t xml:space="preserve">Classroom business case</w:t>
+      </w:r>
+      <w:r>
+        <w:t xml:space="preserve">, tick</w:t>
+      </w:r>
+      <w:r>
+        <w:t xml:space="preserve"> </w:t>
+      </w:r>
+      <w:r>
+        <w:rPr>
+          <w:iCs/>
+          <w:i/>
+        </w:rPr>
+        <w:t xml:space="preserve">Educational case used for training purposes</w:t>
+      </w:r>
+      <w:r>
+        <w:t xml:space="preserve">. When it is ready to hand out, Organization → Reset data →</w:t>
+      </w:r>
+      <w:r>
+        <w:t xml:space="preserve"> </w:t>
+      </w:r>
+      <w:r>
+        <w:rPr>
+          <w:iCs/>
+          <w:i/>
+        </w:rPr>
+        <w:t xml:space="preserve">For the instructor</w:t>
+      </w:r>
+      <w:r>
+        <w:t xml:space="preserve"> </w:t>
+      </w:r>
+      <w:r>
+        <w:t xml:space="preserve">→</w:t>
       </w:r>
       <w:r>
         <w:t xml:space="preserve"> </w:t>
@@ -6564,110 +5445,140 @@
           <w:bCs/>
           <w:b/>
         </w:rPr>
-        <w:t xml:space="preserve">peer-review form</w:t>
-      </w:r>
-      <w:r>
-        <w:t xml:space="preserve"> </w:t>
-      </w:r>
-      <w:r>
-        <w:t xml:space="preserve">for team assignments and the</w:t>
-      </w:r>
-      <w:r>
-        <w:t xml:space="preserve"> </w:t>
-      </w:r>
+        <w:t xml:space="preserve">Set the current state as the starting point</w:t>
+      </w:r>
+      <w:r>
+        <w:t xml:space="preserve">, so that teams can start over.</w:t>
+      </w:r>
+    </w:p>
+    <w:p>
+      <w:pPr>
+        <w:numPr>
+          <w:ilvl w:val="0"/>
+          <w:numId w:val="1004"/>
+        </w:numPr>
+        <w:pStyle w:val="Compact"/>
+      </w:pPr>
       <w:r>
         <w:rPr>
           <w:bCs/>
           <w:b/>
         </w:rPr>
-        <w:t xml:space="preserve">AI acknowledgement</w:t>
-      </w:r>
-      <w:r>
-        <w:t xml:space="preserve">.</w:t>
-      </w:r>
-    </w:p>
-    <w:p>
-      <w:pPr>
-        <w:pStyle w:val="FirstParagraph"/>
-      </w:pPr>
-      <w:r>
-        <w:t xml:space="preserve">The Educator Edition adds the lab answer keys, a graded quiz bank with answers, rubric calibration examples, a feedback-comment bank, teaching notes for each case and the final-exam case with its blueprint.</w:t>
-      </w:r>
-    </w:p>
-    <w:p>
-      <w:pPr>
-        <w:pStyle w:val="BodyText"/>
+        <w:t xml:space="preserve">Decide which steps students redo</w:t>
+      </w:r>
+      <w:r>
+        <w:t xml:space="preserve"> </w:t>
+      </w:r>
+      <w:r>
+        <w:t xml:space="preserve">after</w:t>
+      </w:r>
+      <w:r>
+        <w:t xml:space="preserve"> </w:t>
+      </w:r>
+      <w:r>
+        <w:rPr>
+          <w:iCs/>
+          <w:i/>
+        </w:rPr>
+        <w:t xml:space="preserve">Start over</w:t>
+      </w:r>
+      <w:r>
+        <w:t xml:space="preserve"> </w:t>
+      </w:r>
+      <w:r>
+        <w:t xml:space="preserve">(by default, steps 2 and 3: context and crown jewels).</w:t>
+      </w:r>
+    </w:p>
+    <w:p>
+      <w:pPr>
+        <w:numPr>
+          <w:ilvl w:val="0"/>
+          <w:numId w:val="1004"/>
+        </w:numPr>
+        <w:pStyle w:val="Compact"/>
       </w:pPr>
       <w:r>
         <w:rPr>
           <w:bCs/>
           <w:b/>
         </w:rPr>
-        <w:t xml:space="preserve">Protecting the integrity of the assessment.</w:t>
+        <w:t xml:space="preserve">Load the simulation pack</w:t>
+      </w:r>
+      <w:r>
+        <w:t xml:space="preserve"> </w:t>
+      </w:r>
+      <w:r>
+        <w:t xml:space="preserve">if you plan Lab 11 (Settings → Simulation data → MediBec pack). The import report must show 40 alerts, 13 rules, 15 indicators, 4 cases and one refused self-approval (APR-MB-04).</w:t>
       </w:r>
     </w:p>
     <w:p>
       <w:pPr>
         <w:numPr>
           <w:ilvl w:val="0"/>
-          <w:numId w:val="1005"/>
+          <w:numId w:val="1004"/>
         </w:numPr>
         <w:pStyle w:val="Compact"/>
       </w:pPr>
       <w:r>
-        <w:t xml:space="preserve">Use MediBec for practice only. Its full answer is public.</w:t>
+        <w:rPr>
+          <w:bCs/>
+          <w:b/>
+        </w:rPr>
+        <w:t xml:space="preserve">Write your AI rules into the outline</w:t>
+      </w:r>
+      <w:r>
+        <w:t xml:space="preserve"> </w:t>
+      </w:r>
+      <w:r>
+        <w:t xml:space="preserve">(section 9) and attach the AI acknowledgement template from the Assessment Kit.</w:t>
       </w:r>
     </w:p>
     <w:p>
       <w:pPr>
         <w:numPr>
           <w:ilvl w:val="0"/>
-          <w:numId w:val="1005"/>
+          <w:numId w:val="1004"/>
         </w:numPr>
         <w:pStyle w:val="Compact"/>
       </w:pPr>
       <w:r>
-        <w:t xml:space="preserve">Rotate cases between terms and between sections. The Case Library lists five cases; the Educator Edition holds a sixth, reserved for the exam.</w:t>
+        <w:rPr>
+          <w:bCs/>
+          <w:b/>
+        </w:rPr>
+        <w:t xml:space="preserve">Publish the Assessment Kit</w:t>
+      </w:r>
+      <w:r>
+        <w:t xml:space="preserve"> </w:t>
+      </w:r>
+      <w:r>
+        <w:t xml:space="preserve">with your due dates, page limits and weights.</w:t>
       </w:r>
     </w:p>
     <w:p>
       <w:pPr>
         <w:numPr>
           <w:ilvl w:val="0"/>
-          <w:numId w:val="1005"/>
+          <w:numId w:val="1004"/>
         </w:numPr>
         <w:pStyle w:val="Compact"/>
       </w:pPr>
       <w:r>
-        <w:t xml:space="preserve">Require the original scenario S1 to be distinct from every scenario supplied in the case and in the guides.</w:t>
-      </w:r>
-    </w:p>
-    <w:p>
-      <w:pPr>
-        <w:numPr>
-          <w:ilvl w:val="0"/>
-          <w:numId w:val="1005"/>
-        </w:numPr>
-        <w:pStyle w:val="Compact"/>
-      </w:pPr>
-      <w:r>
-        <w:t xml:space="preserve">Require the workbook or workspace export with the memo, and check that the numbers agree. Disagreement between files is the most common sign of unverified AI output.</w:t>
-      </w:r>
-    </w:p>
-    <w:p>
-      <w:pPr>
-        <w:numPr>
-          <w:ilvl w:val="0"/>
-          <w:numId w:val="1005"/>
-        </w:numPr>
-        <w:pStyle w:val="Compact"/>
-      </w:pPr>
-      <w:r>
-        <w:t xml:space="preserve">Ask for a short oral walk-through of one scenario’s parameters from a randomly chosen team member.</w:t>
-      </w:r>
-    </w:p>
-    <w:bookmarkEnd w:id="37"/>
-    <w:bookmarkStart w:id="38" w:name="bilingual-and-inclusive-delivery"/>
+        <w:rPr>
+          <w:bCs/>
+          <w:b/>
+        </w:rPr>
+        <w:t xml:space="preserve">Check the institution’s data-protection rules</w:t>
+      </w:r>
+      <w:r>
+        <w:t xml:space="preserve"> </w:t>
+      </w:r>
+      <w:r>
+        <w:t xml:space="preserve">for AI tools and decide which AI providers students may use. In the desktop application, AI features can be routed to a local model or switched off.</w:t>
+      </w:r>
+    </w:p>
+    <w:bookmarkEnd w:id="34"/>
+    <w:bookmarkStart w:id="35" w:name="running-the-labs"/>
     <w:p>
       <w:pPr>
         <w:pStyle w:val="Heading1"/>
@@ -6676,13 +5587,13 @@
         <w:rPr>
           <w:rStyle w:val="SectionNumber"/>
         </w:rPr>
-        <w:t xml:space="preserve">11</w:t>
+        <w:t xml:space="preserve">8</w:t>
       </w:r>
       <w:r>
         <w:tab/>
       </w:r>
       <w:r>
-        <w:t xml:space="preserve">Bilingual and inclusive delivery</w:t>
+        <w:t xml:space="preserve">Running the labs</w:t>
       </w:r>
     </w:p>
     <w:p>
@@ -6690,34 +5601,7 @@
         <w:pStyle w:val="FirstParagraph"/>
       </w:pPr>
       <w:r>
-        <w:t xml:space="preserve">The desktop application switches its whole interface between English and French (EN/FR in the top bar) while leaving case data in its original language. All the free materials in this package exist in both languages. A French case remains French in an English interface; teams may write in either language if your institution allows it.</w:t>
-      </w:r>
-    </w:p>
-    <w:p>
-      <w:pPr>
-        <w:pStyle w:val="BodyText"/>
-      </w:pPr>
-      <w:r>
-        <w:t xml:space="preserve">For accessibility, the labs can be done entirely with the keyboard in the desktop application and in Excel; the slide deck uses high-contrast text; every figure in the workbook is also given as text. Allow extra time for Lab 3 and Lab 10, which are writing-intensive.</w:t>
-      </w:r>
-    </w:p>
-    <w:bookmarkEnd w:id="38"/>
-    <w:bookmarkStart w:id="39" w:name="troubleshooting"/>
-    <w:p>
-      <w:pPr>
-        <w:pStyle w:val="Heading1"/>
-      </w:pPr>
-      <w:r>
-        <w:rPr>
-          <w:rStyle w:val="SectionNumber"/>
-        </w:rPr>
-        <w:t xml:space="preserve">12</w:t>
-      </w:r>
-      <w:r>
-        <w:tab/>
-      </w:r>
-      <w:r>
-        <w:t xml:space="preserve">Troubleshooting</w:t>
+        <w:t xml:space="preserve">Each lab in the workbook states its objectives, timing, inputs, steps, deliverable and three self-check questions. The notes below are for the person running the session.</w:t>
       </w:r>
     </w:p>
     <w:tbl>
@@ -6728,18 +5612,1762 @@
         <w:jc w:val="start"/>
       </w:tblPr>
       <w:tblGrid>
-        <w:gridCol w:w="2925"/>
-        <w:gridCol w:w="2764"/>
-        <w:gridCol w:w="3910"/>
+        <w:gridCol w:w="1308"/>
+        <w:gridCol w:w="417"/>
+        <w:gridCol w:w="4092"/>
+        <w:gridCol w:w="3783"/>
       </w:tblGrid>
       <w:tr>
         <w:trPr>
           <w:tblHeader w:val="true"/>
-          <w:tblHeader/>
         </w:trPr>
         <w:tc>
           <w:tcPr>
-            <w:tcW w:w="2925" w:type="dxa"/>
+            <w:tcW w:type="dxa" w:w="1308"/>
+            <w:shd w:val="clear" w:color="auto" w:fill="123A5C"/>
+          </w:tcPr>
+          <w:p>
+            <w:pPr>
+              <w:pStyle w:val="Compact"/>
+              <w:spacing w:after="40" w:before="20"/>
+              <w:jc w:val="left"/>
+            </w:pPr>
+            <w:r>
+              <w:rPr>
+                <w:b/>
+                <w:color w:val="FFFFFF"/>
+              </w:rPr>
+              <w:t xml:space="preserve">Lab</w:t>
+            </w:r>
+          </w:p>
+        </w:tc>
+        <w:tc>
+          <w:tcPr>
+            <w:tcW w:type="dxa" w:w="417"/>
+            <w:shd w:val="clear" w:color="auto" w:fill="123A5C"/>
+          </w:tcPr>
+          <w:p>
+            <w:pPr>
+              <w:pStyle w:val="Compact"/>
+              <w:spacing w:after="40" w:before="20"/>
+              <w:jc w:val="left"/>
+            </w:pPr>
+            <w:r>
+              <w:rPr>
+                <w:b/>
+                <w:color w:val="FFFFFF"/>
+              </w:rPr>
+              <w:t xml:space="preserve">Time</w:t>
+            </w:r>
+          </w:p>
+        </w:tc>
+        <w:tc>
+          <w:tcPr>
+            <w:tcW w:type="dxa" w:w="4092"/>
+            <w:shd w:val="clear" w:color="auto" w:fill="123A5C"/>
+          </w:tcPr>
+          <w:p>
+            <w:pPr>
+              <w:pStyle w:val="Compact"/>
+              <w:spacing w:after="40" w:before="20"/>
+              <w:jc w:val="left"/>
+            </w:pPr>
+            <w:r>
+              <w:rPr>
+                <w:b/>
+                <w:color w:val="FFFFFF"/>
+              </w:rPr>
+              <w:t xml:space="preserve">What to watch for</w:t>
+            </w:r>
+          </w:p>
+        </w:tc>
+        <w:tc>
+          <w:tcPr>
+            <w:tcW w:type="dxa" w:w="3783"/>
+            <w:shd w:val="clear" w:color="auto" w:fill="123A5C"/>
+          </w:tcPr>
+          <w:p>
+            <w:pPr>
+              <w:pStyle w:val="Compact"/>
+              <w:spacing w:after="40" w:before="20"/>
+              <w:jc w:val="left"/>
+            </w:pPr>
+            <w:r>
+              <w:rPr>
+                <w:b/>
+                <w:color w:val="FFFFFF"/>
+              </w:rPr>
+              <w:t xml:space="preserve">A question that unlocks the room</w:t>
+            </w:r>
+          </w:p>
+        </w:tc>
+      </w:tr>
+      <w:tr>
+        <w:tc>
+          <w:tcPr>
+            <w:tcW w:type="dxa" w:w="1308"/>
+          </w:tcPr>
+          <w:p>
+            <w:pPr>
+              <w:pStyle w:val="Compact"/>
+              <w:spacing w:after="40" w:before="20"/>
+              <w:jc w:val="left"/>
+            </w:pPr>
+            <w:r>
+              <w:t xml:space="preserve">0. Getting started</w:t>
+            </w:r>
+          </w:p>
+        </w:tc>
+        <w:tc>
+          <w:tcPr>
+            <w:tcW w:type="dxa" w:w="417"/>
+          </w:tcPr>
+          <w:p>
+            <w:pPr>
+              <w:pStyle w:val="Compact"/>
+              <w:spacing w:after="40" w:before="20"/>
+              <w:jc w:val="left"/>
+            </w:pPr>
+            <w:r>
+              <w:t xml:space="preserve">30 min</w:t>
+            </w:r>
+          </w:p>
+        </w:tc>
+        <w:tc>
+          <w:tcPr>
+            <w:tcW w:type="dxa" w:w="4092"/>
+          </w:tcPr>
+          <w:p>
+            <w:pPr>
+              <w:pStyle w:val="Compact"/>
+              <w:spacing w:after="40" w:before="20"/>
+              <w:jc w:val="left"/>
+            </w:pPr>
+            <w:r>
+              <w:t xml:space="preserve">Students opening</w:t>
+            </w:r>
+            <w:r>
+              <w:t xml:space="preserve"> </w:t>
+            </w:r>
+            <w:r>
+              <w:rPr>
+                <w:rStyle w:val="VerbatimChar"/>
+              </w:rPr>
+              <w:t xml:space="preserve">index.html</w:t>
+            </w:r>
+            <w:r>
+              <w:t xml:space="preserve"> </w:t>
+            </w:r>
+            <w:r>
+              <w:t xml:space="preserve">directly (footer stuck on</w:t>
+            </w:r>
+            <w:r>
+              <w:t xml:space="preserve"> </w:t>
+            </w:r>
+            <w:r>
+              <w:rPr>
+                <w:iCs/>
+                <w:i/>
+              </w:rPr>
+              <w:t xml:space="preserve">engine loading…</w:t>
+            </w:r>
+            <w:r>
+              <w:t xml:space="preserve">); different ports losing workspaces</w:t>
+            </w:r>
+          </w:p>
+        </w:tc>
+        <w:tc>
+          <w:tcPr>
+            <w:tcW w:type="dxa" w:w="3783"/>
+          </w:tcPr>
+          <w:p>
+            <w:pPr>
+              <w:pStyle w:val="Compact"/>
+              <w:spacing w:after="40" w:before="20"/>
+              <w:jc w:val="left"/>
+            </w:pPr>
+            <w:r>
+              <w:t xml:space="preserve">“</w:t>
+            </w:r>
+            <w:r>
+              <w:t xml:space="preserve">Why should you not trust any number until the footer says</w:t>
+            </w:r>
+            <w:r>
+              <w:t xml:space="preserve"> </w:t>
+            </w:r>
+            <w:r>
+              <w:rPr>
+                <w:iCs/>
+                <w:i/>
+              </w:rPr>
+              <w:t xml:space="preserve">verified</w:t>
+            </w:r>
+            <w:r>
+              <w:t xml:space="preserve">?</w:t>
+            </w:r>
+            <w:r>
+              <w:t xml:space="preserve">”</w:t>
+            </w:r>
+          </w:p>
+        </w:tc>
+      </w:tr>
+      <w:tr>
+        <w:tc>
+          <w:tcPr>
+            <w:tcW w:type="dxa" w:w="1308"/>
+          </w:tcPr>
+          <w:p>
+            <w:pPr>
+              <w:pStyle w:val="Compact"/>
+              <w:spacing w:after="40" w:before="20"/>
+              <w:jc w:val="left"/>
+            </w:pPr>
+            <w:r>
+              <w:t xml:space="preserve">1. Context and crown jewels</w:t>
+            </w:r>
+          </w:p>
+        </w:tc>
+        <w:tc>
+          <w:tcPr>
+            <w:tcW w:type="dxa" w:w="417"/>
+          </w:tcPr>
+          <w:p>
+            <w:pPr>
+              <w:pStyle w:val="Compact"/>
+              <w:spacing w:after="40" w:before="20"/>
+              <w:jc w:val="left"/>
+            </w:pPr>
+            <w:r>
+              <w:t xml:space="preserve">60 min</w:t>
+            </w:r>
+          </w:p>
+        </w:tc>
+        <w:tc>
+          <w:tcPr>
+            <w:tcW w:type="dxa" w:w="4092"/>
+          </w:tcPr>
+          <w:p>
+            <w:pPr>
+              <w:pStyle w:val="Compact"/>
+              <w:spacing w:after="40" w:before="20"/>
+              <w:jc w:val="left"/>
+            </w:pPr>
+            <w:r>
+              <w:t xml:space="preserve">Copying the case text instead of analysing it; inventing facts</w:t>
+            </w:r>
+          </w:p>
+        </w:tc>
+        <w:tc>
+          <w:tcPr>
+            <w:tcW w:type="dxa" w:w="3783"/>
+          </w:tcPr>
+          <w:p>
+            <w:pPr>
+              <w:pStyle w:val="Compact"/>
+              <w:spacing w:after="40" w:before="20"/>
+              <w:jc w:val="left"/>
+            </w:pPr>
+            <w:r>
+              <w:t xml:space="preserve">“</w:t>
+            </w:r>
+            <w:r>
+              <w:t xml:space="preserve">Which of these facts would change your risk ranking if it were wrong?</w:t>
+            </w:r>
+            <w:r>
+              <w:t xml:space="preserve">”</w:t>
+            </w:r>
+          </w:p>
+        </w:tc>
+      </w:tr>
+      <w:tr>
+        <w:tc>
+          <w:tcPr>
+            <w:tcW w:type="dxa" w:w="1308"/>
+          </w:tcPr>
+          <w:p>
+            <w:pPr>
+              <w:pStyle w:val="Compact"/>
+              <w:spacing w:after="40" w:before="20"/>
+              <w:jc w:val="left"/>
+            </w:pPr>
+            <w:r>
+              <w:t xml:space="preserve">2. Risk appetite</w:t>
+            </w:r>
+          </w:p>
+        </w:tc>
+        <w:tc>
+          <w:tcPr>
+            <w:tcW w:type="dxa" w:w="417"/>
+          </w:tcPr>
+          <w:p>
+            <w:pPr>
+              <w:pStyle w:val="Compact"/>
+              <w:spacing w:after="40" w:before="20"/>
+              <w:jc w:val="left"/>
+            </w:pPr>
+            <w:r>
+              <w:t xml:space="preserve">45 min</w:t>
+            </w:r>
+          </w:p>
+        </w:tc>
+        <w:tc>
+          <w:tcPr>
+            <w:tcW w:type="dxa" w:w="4092"/>
+          </w:tcPr>
+          <w:p>
+            <w:pPr>
+              <w:pStyle w:val="Compact"/>
+              <w:spacing w:after="40" w:before="20"/>
+              <w:jc w:val="left"/>
+            </w:pPr>
+            <w:r>
+              <w:t xml:space="preserve">Confusing appetite (0–1 attitude) with a risk score; ignoring the value the case states</w:t>
+            </w:r>
+          </w:p>
+        </w:tc>
+        <w:tc>
+          <w:tcPr>
+            <w:tcW w:type="dxa" w:w="3783"/>
+          </w:tcPr>
+          <w:p>
+            <w:pPr>
+              <w:pStyle w:val="Compact"/>
+              <w:spacing w:after="40" w:before="20"/>
+              <w:jc w:val="left"/>
+            </w:pPr>
+            <w:r>
+              <w:t xml:space="preserve">“</w:t>
+            </w:r>
+            <w:r>
+              <w:t xml:space="preserve">MediBec states 0.40. Why might an analyst propose 0.30?</w:t>
+            </w:r>
+            <w:r>
+              <w:t xml:space="preserve">”</w:t>
+            </w:r>
+          </w:p>
+        </w:tc>
+      </w:tr>
+      <w:tr>
+        <w:tc>
+          <w:tcPr>
+            <w:tcW w:type="dxa" w:w="1308"/>
+          </w:tcPr>
+          <w:p>
+            <w:pPr>
+              <w:pStyle w:val="Compact"/>
+              <w:spacing w:after="40" w:before="20"/>
+              <w:jc w:val="left"/>
+            </w:pPr>
+            <w:r>
+              <w:t xml:space="preserve">3. Scenarios</w:t>
+            </w:r>
+          </w:p>
+        </w:tc>
+        <w:tc>
+          <w:tcPr>
+            <w:tcW w:type="dxa" w:w="417"/>
+          </w:tcPr>
+          <w:p>
+            <w:pPr>
+              <w:pStyle w:val="Compact"/>
+              <w:spacing w:after="40" w:before="20"/>
+              <w:jc w:val="left"/>
+            </w:pPr>
+            <w:r>
+              <w:t xml:space="preserve">90 min</w:t>
+            </w:r>
+          </w:p>
+        </w:tc>
+        <w:tc>
+          <w:tcPr>
+            <w:tcW w:type="dxa" w:w="4092"/>
+          </w:tcPr>
+          <w:p>
+            <w:pPr>
+              <w:pStyle w:val="Compact"/>
+              <w:spacing w:after="40" w:before="20"/>
+              <w:jc w:val="left"/>
+            </w:pPr>
+            <w:r>
+              <w:t xml:space="preserve">Threat names (</w:t>
+            </w:r>
+            <w:r>
+              <w:t xml:space="preserve">“</w:t>
+            </w:r>
+            <w:r>
+              <w:t xml:space="preserve">phishing</w:t>
+            </w:r>
+            <w:r>
+              <w:t xml:space="preserve">”</w:t>
+            </w:r>
+            <w:r>
+              <w:t xml:space="preserve">) instead of causal chains; ten variants of one technique</w:t>
+            </w:r>
+          </w:p>
+        </w:tc>
+        <w:tc>
+          <w:tcPr>
+            <w:tcW w:type="dxa" w:w="3783"/>
+          </w:tcPr>
+          <w:p>
+            <w:pPr>
+              <w:pStyle w:val="Compact"/>
+              <w:spacing w:after="40" w:before="20"/>
+              <w:jc w:val="left"/>
+            </w:pPr>
+            <w:r>
+              <w:t xml:space="preserve">“</w:t>
+            </w:r>
+            <w:r>
+              <w:t xml:space="preserve">Which step of your chain would a control interrupt?</w:t>
+            </w:r>
+            <w:r>
+              <w:t xml:space="preserve">”</w:t>
+            </w:r>
+          </w:p>
+        </w:tc>
+      </w:tr>
+      <w:tr>
+        <w:tc>
+          <w:tcPr>
+            <w:tcW w:type="dxa" w:w="1308"/>
+          </w:tcPr>
+          <w:p>
+            <w:pPr>
+              <w:pStyle w:val="Compact"/>
+              <w:spacing w:after="40" w:before="20"/>
+              <w:jc w:val="left"/>
+            </w:pPr>
+            <w:r>
+              <w:t xml:space="preserve">4. Quantification</w:t>
+            </w:r>
+          </w:p>
+        </w:tc>
+        <w:tc>
+          <w:tcPr>
+            <w:tcW w:type="dxa" w:w="417"/>
+          </w:tcPr>
+          <w:p>
+            <w:pPr>
+              <w:pStyle w:val="Compact"/>
+              <w:spacing w:after="40" w:before="20"/>
+              <w:jc w:val="left"/>
+            </w:pPr>
+            <w:r>
+              <w:t xml:space="preserve">75 min</w:t>
+            </w:r>
+          </w:p>
+        </w:tc>
+        <w:tc>
+          <w:tcPr>
+            <w:tcW w:type="dxa" w:w="4092"/>
+          </w:tcPr>
+          <w:p>
+            <w:pPr>
+              <w:pStyle w:val="Compact"/>
+              <w:spacing w:after="40" w:before="20"/>
+              <w:jc w:val="left"/>
+            </w:pPr>
+            <w:r>
+              <w:t xml:space="preserve">Merging Pb(A) and Pb(ψ,A); δe greater than δm; θ set to zero; numbers without reasons</w:t>
+            </w:r>
+          </w:p>
+        </w:tc>
+        <w:tc>
+          <w:tcPr>
+            <w:tcW w:type="dxa" w:w="3783"/>
+          </w:tcPr>
+          <w:p>
+            <w:pPr>
+              <w:pStyle w:val="Compact"/>
+              <w:spacing w:after="40" w:before="20"/>
+              <w:jc w:val="left"/>
+            </w:pPr>
+            <w:r>
+              <w:t xml:space="preserve">“</w:t>
+            </w:r>
+            <w:r>
+              <w:t xml:space="preserve">Which two values are you least sure of, and what evidence would settle them?</w:t>
+            </w:r>
+            <w:r>
+              <w:t xml:space="preserve">”</w:t>
+            </w:r>
+          </w:p>
+        </w:tc>
+      </w:tr>
+      <w:tr>
+        <w:tc>
+          <w:tcPr>
+            <w:tcW w:type="dxa" w:w="1308"/>
+          </w:tcPr>
+          <w:p>
+            <w:pPr>
+              <w:pStyle w:val="Compact"/>
+              <w:spacing w:after="40" w:before="20"/>
+              <w:jc w:val="left"/>
+            </w:pPr>
+            <w:r>
+              <w:t xml:space="preserve">5. CVSS v4.0</w:t>
+            </w:r>
+          </w:p>
+        </w:tc>
+        <w:tc>
+          <w:tcPr>
+            <w:tcW w:type="dxa" w:w="417"/>
+          </w:tcPr>
+          <w:p>
+            <w:pPr>
+              <w:pStyle w:val="Compact"/>
+              <w:spacing w:after="40" w:before="20"/>
+              <w:jc w:val="left"/>
+            </w:pPr>
+            <w:r>
+              <w:t xml:space="preserve">60 min</w:t>
+            </w:r>
+          </w:p>
+        </w:tc>
+        <w:tc>
+          <w:tcPr>
+            <w:tcW w:type="dxa" w:w="4092"/>
+          </w:tcPr>
+          <w:p>
+            <w:pPr>
+              <w:pStyle w:val="Compact"/>
+              <w:spacing w:after="40" w:before="20"/>
+              <w:jc w:val="left"/>
+            </w:pPr>
+            <w:r>
+              <w:t xml:space="preserve">Scoring the whole scenario instead of one weakness; estimating a score by eye</w:t>
+            </w:r>
+          </w:p>
+        </w:tc>
+        <w:tc>
+          <w:tcPr>
+            <w:tcW w:type="dxa" w:w="3783"/>
+          </w:tcPr>
+          <w:p>
+            <w:pPr>
+              <w:pStyle w:val="Compact"/>
+              <w:spacing w:after="40" w:before="20"/>
+              <w:jc w:val="left"/>
+            </w:pPr>
+            <w:r>
+              <w:t xml:space="preserve">“</w:t>
+            </w:r>
+            <w:r>
+              <w:t xml:space="preserve">What vulnerability, exactly, did you score?</w:t>
+            </w:r>
+            <w:r>
+              <w:t xml:space="preserve">”</w:t>
+            </w:r>
+          </w:p>
+        </w:tc>
+      </w:tr>
+      <w:tr>
+        <w:tc>
+          <w:tcPr>
+            <w:tcW w:type="dxa" w:w="1308"/>
+          </w:tcPr>
+          <w:p>
+            <w:pPr>
+              <w:pStyle w:val="Compact"/>
+              <w:spacing w:after="40" w:before="20"/>
+              <w:jc w:val="left"/>
+            </w:pPr>
+            <w:r>
+              <w:t xml:space="preserve">6. Calculation</w:t>
+            </w:r>
+          </w:p>
+        </w:tc>
+        <w:tc>
+          <w:tcPr>
+            <w:tcW w:type="dxa" w:w="417"/>
+          </w:tcPr>
+          <w:p>
+            <w:pPr>
+              <w:pStyle w:val="Compact"/>
+              <w:spacing w:after="40" w:before="20"/>
+              <w:jc w:val="left"/>
+            </w:pPr>
+            <w:r>
+              <w:t xml:space="preserve">45 min</w:t>
+            </w:r>
+          </w:p>
+        </w:tc>
+        <w:tc>
+          <w:tcPr>
+            <w:tcW w:type="dxa" w:w="4092"/>
+          </w:tcPr>
+          <w:p>
+            <w:pPr>
+              <w:pStyle w:val="Compact"/>
+              <w:spacing w:after="40" w:before="20"/>
+              <w:jc w:val="left"/>
+            </w:pPr>
+            <w:r>
+              <w:t xml:space="preserve">Reading the estimated risk as a dollar figure; ignoring tolerated risk</w:t>
+            </w:r>
+          </w:p>
+        </w:tc>
+        <w:tc>
+          <w:tcPr>
+            <w:tcW w:type="dxa" w:w="3783"/>
+          </w:tcPr>
+          <w:p>
+            <w:pPr>
+              <w:pStyle w:val="Compact"/>
+              <w:spacing w:after="40" w:before="20"/>
+              <w:jc w:val="left"/>
+            </w:pPr>
+            <w:r>
+              <w:t xml:space="preserve">“</w:t>
+            </w:r>
+            <w:r>
+              <w:t xml:space="preserve">Why does a rare scenario get the same verdict as a frequent one with equal damage?</w:t>
+            </w:r>
+            <w:r>
+              <w:t xml:space="preserve">”</w:t>
+            </w:r>
+          </w:p>
+        </w:tc>
+      </w:tr>
+      <w:tr>
+        <w:tc>
+          <w:tcPr>
+            <w:tcW w:type="dxa" w:w="1308"/>
+          </w:tcPr>
+          <w:p>
+            <w:pPr>
+              <w:pStyle w:val="Compact"/>
+              <w:spacing w:after="40" w:before="20"/>
+              <w:jc w:val="left"/>
+            </w:pPr>
+            <w:r>
+              <w:t xml:space="preserve">7. Treatment</w:t>
+            </w:r>
+          </w:p>
+        </w:tc>
+        <w:tc>
+          <w:tcPr>
+            <w:tcW w:type="dxa" w:w="417"/>
+          </w:tcPr>
+          <w:p>
+            <w:pPr>
+              <w:pStyle w:val="Compact"/>
+              <w:spacing w:after="40" w:before="20"/>
+              <w:jc w:val="left"/>
+            </w:pPr>
+            <w:r>
+              <w:t xml:space="preserve">90 min</w:t>
+            </w:r>
+          </w:p>
+        </w:tc>
+        <w:tc>
+          <w:tcPr>
+            <w:tcW w:type="dxa" w:w="4092"/>
+          </w:tcPr>
+          <w:p>
+            <w:pPr>
+              <w:pStyle w:val="Compact"/>
+              <w:spacing w:after="40" w:before="20"/>
+              <w:jc w:val="left"/>
+            </w:pPr>
+            <w:r>
+              <w:t xml:space="preserve">“</w:t>
+            </w:r>
+            <w:r>
+              <w:t xml:space="preserve">Control dumping</w:t>
+            </w:r>
+            <w:r>
+              <w:t xml:space="preserve">”</w:t>
+            </w:r>
+            <w:r>
+              <w:t xml:space="preserve">; counting a shared control twice; reductions summing above 1</w:t>
+            </w:r>
+          </w:p>
+        </w:tc>
+        <w:tc>
+          <w:tcPr>
+            <w:tcW w:type="dxa" w:w="3783"/>
+          </w:tcPr>
+          <w:p>
+            <w:pPr>
+              <w:pStyle w:val="Compact"/>
+              <w:spacing w:after="40" w:before="20"/>
+              <w:jc w:val="left"/>
+            </w:pPr>
+            <w:r>
+              <w:t xml:space="preserve">“</w:t>
+            </w:r>
+            <w:r>
+              <w:t xml:space="preserve">What does this control add that the organization does not already have?</w:t>
+            </w:r>
+            <w:r>
+              <w:t xml:space="preserve">”</w:t>
+            </w:r>
+          </w:p>
+        </w:tc>
+      </w:tr>
+      <w:tr>
+        <w:tc>
+          <w:tcPr>
+            <w:tcW w:type="dxa" w:w="1308"/>
+          </w:tcPr>
+          <w:p>
+            <w:pPr>
+              <w:pStyle w:val="Compact"/>
+              <w:spacing w:after="40" w:before="20"/>
+              <w:jc w:val="left"/>
+            </w:pPr>
+            <w:r>
+              <w:t xml:space="preserve">8. Sensitivity</w:t>
+            </w:r>
+          </w:p>
+        </w:tc>
+        <w:tc>
+          <w:tcPr>
+            <w:tcW w:type="dxa" w:w="417"/>
+          </w:tcPr>
+          <w:p>
+            <w:pPr>
+              <w:pStyle w:val="Compact"/>
+              <w:spacing w:after="40" w:before="20"/>
+              <w:jc w:val="left"/>
+            </w:pPr>
+            <w:r>
+              <w:t xml:space="preserve">45 min</w:t>
+            </w:r>
+          </w:p>
+        </w:tc>
+        <w:tc>
+          <w:tcPr>
+            <w:tcW w:type="dxa" w:w="4092"/>
+          </w:tcPr>
+          <w:p>
+            <w:pPr>
+              <w:pStyle w:val="Compact"/>
+              <w:spacing w:after="40" w:before="20"/>
+              <w:jc w:val="left"/>
+            </w:pPr>
+            <w:r>
+              <w:t xml:space="preserve">Treating the central case as the truth</w:t>
+            </w:r>
+          </w:p>
+        </w:tc>
+        <w:tc>
+          <w:tcPr>
+            <w:tcW w:type="dxa" w:w="3783"/>
+          </w:tcPr>
+          <w:p>
+            <w:pPr>
+              <w:pStyle w:val="Compact"/>
+              <w:spacing w:after="40" w:before="20"/>
+              <w:jc w:val="left"/>
+            </w:pPr>
+            <w:r>
+              <w:t xml:space="preserve">“</w:t>
+            </w:r>
+            <w:r>
+              <w:t xml:space="preserve">Which decision changes between the optimistic and the pessimistic case?</w:t>
+            </w:r>
+            <w:r>
+              <w:t xml:space="preserve">”</w:t>
+            </w:r>
+          </w:p>
+        </w:tc>
+      </w:tr>
+      <w:tr>
+        <w:tc>
+          <w:tcPr>
+            <w:tcW w:type="dxa" w:w="1308"/>
+          </w:tcPr>
+          <w:p>
+            <w:pPr>
+              <w:pStyle w:val="Compact"/>
+              <w:spacing w:after="40" w:before="20"/>
+              <w:jc w:val="left"/>
+            </w:pPr>
+            <w:r>
+              <w:t xml:space="preserve">9. KRIs</w:t>
+            </w:r>
+          </w:p>
+        </w:tc>
+        <w:tc>
+          <w:tcPr>
+            <w:tcW w:type="dxa" w:w="417"/>
+          </w:tcPr>
+          <w:p>
+            <w:pPr>
+              <w:pStyle w:val="Compact"/>
+              <w:spacing w:after="40" w:before="20"/>
+              <w:jc w:val="left"/>
+            </w:pPr>
+            <w:r>
+              <w:t xml:space="preserve">45 min</w:t>
+            </w:r>
+          </w:p>
+        </w:tc>
+        <w:tc>
+          <w:tcPr>
+            <w:tcW w:type="dxa" w:w="4092"/>
+          </w:tcPr>
+          <w:p>
+            <w:pPr>
+              <w:pStyle w:val="Compact"/>
+              <w:spacing w:after="40" w:before="20"/>
+              <w:jc w:val="left"/>
+            </w:pPr>
+            <w:r>
+              <w:t xml:space="preserve">Indicators without owners, sources or thresholds</w:t>
+            </w:r>
+          </w:p>
+        </w:tc>
+        <w:tc>
+          <w:tcPr>
+            <w:tcW w:type="dxa" w:w="3783"/>
+          </w:tcPr>
+          <w:p>
+            <w:pPr>
+              <w:pStyle w:val="Compact"/>
+              <w:spacing w:after="40" w:before="20"/>
+              <w:jc w:val="left"/>
+            </w:pPr>
+            <w:r>
+              <w:t xml:space="preserve">“</w:t>
+            </w:r>
+            <w:r>
+              <w:t xml:space="preserve">Who will measure this on the first of the month, and from which system?</w:t>
+            </w:r>
+            <w:r>
+              <w:t xml:space="preserve">”</w:t>
+            </w:r>
+          </w:p>
+        </w:tc>
+      </w:tr>
+      <w:tr>
+        <w:tc>
+          <w:tcPr>
+            <w:tcW w:type="dxa" w:w="1308"/>
+          </w:tcPr>
+          <w:p>
+            <w:pPr>
+              <w:pStyle w:val="Compact"/>
+              <w:spacing w:after="40" w:before="20"/>
+              <w:jc w:val="left"/>
+            </w:pPr>
+            <w:r>
+              <w:t xml:space="preserve">10. Memo</w:t>
+            </w:r>
+          </w:p>
+        </w:tc>
+        <w:tc>
+          <w:tcPr>
+            <w:tcW w:type="dxa" w:w="417"/>
+          </w:tcPr>
+          <w:p>
+            <w:pPr>
+              <w:pStyle w:val="Compact"/>
+              <w:spacing w:after="40" w:before="20"/>
+              <w:jc w:val="left"/>
+            </w:pPr>
+            <w:r>
+              <w:t xml:space="preserve">60 min</w:t>
+            </w:r>
+          </w:p>
+        </w:tc>
+        <w:tc>
+          <w:tcPr>
+            <w:tcW w:type="dxa" w:w="4092"/>
+          </w:tcPr>
+          <w:p>
+            <w:pPr>
+              <w:pStyle w:val="Compact"/>
+              <w:spacing w:after="40" w:before="20"/>
+              <w:jc w:val="left"/>
+            </w:pPr>
+            <w:r>
+              <w:t xml:space="preserve">Restating tables; burying the decision</w:t>
+            </w:r>
+          </w:p>
+        </w:tc>
+        <w:tc>
+          <w:tcPr>
+            <w:tcW w:type="dxa" w:w="3783"/>
+          </w:tcPr>
+          <w:p>
+            <w:pPr>
+              <w:pStyle w:val="Compact"/>
+              <w:spacing w:after="40" w:before="20"/>
+              <w:jc w:val="left"/>
+            </w:pPr>
+            <w:r>
+              <w:t xml:space="preserve">“</w:t>
+            </w:r>
+            <w:r>
+              <w:t xml:space="preserve">What do you want the CFO to approve on Monday?</w:t>
+            </w:r>
+            <w:r>
+              <w:t xml:space="preserve">”</w:t>
+            </w:r>
+          </w:p>
+        </w:tc>
+      </w:tr>
+      <w:tr>
+        <w:tc>
+          <w:tcPr>
+            <w:tcW w:type="dxa" w:w="1308"/>
+          </w:tcPr>
+          <w:p>
+            <w:pPr>
+              <w:pStyle w:val="Compact"/>
+              <w:spacing w:after="40" w:before="20"/>
+              <w:jc w:val="left"/>
+            </w:pPr>
+            <w:r>
+              <w:t xml:space="preserve">11. Security operations (optional)</w:t>
+            </w:r>
+          </w:p>
+        </w:tc>
+        <w:tc>
+          <w:tcPr>
+            <w:tcW w:type="dxa" w:w="417"/>
+          </w:tcPr>
+          <w:p>
+            <w:pPr>
+              <w:pStyle w:val="Compact"/>
+              <w:spacing w:after="40" w:before="20"/>
+              <w:jc w:val="left"/>
+            </w:pPr>
+            <w:r>
+              <w:t xml:space="preserve">120 min</w:t>
+            </w:r>
+          </w:p>
+        </w:tc>
+        <w:tc>
+          <w:tcPr>
+            <w:tcW w:type="dxa" w:w="4092"/>
+          </w:tcPr>
+          <w:p>
+            <w:pPr>
+              <w:pStyle w:val="Compact"/>
+              <w:spacing w:after="40" w:before="20"/>
+              <w:jc w:val="left"/>
+            </w:pPr>
+            <w:r>
+              <w:t xml:space="preserve">Treating an alert as an incident; using a source confidence as a probability</w:t>
+            </w:r>
+          </w:p>
+        </w:tc>
+        <w:tc>
+          <w:tcPr>
+            <w:tcW w:type="dxa" w:w="3783"/>
+          </w:tcPr>
+          <w:p>
+            <w:pPr>
+              <w:pStyle w:val="Compact"/>
+              <w:spacing w:after="40" w:before="20"/>
+              <w:jc w:val="left"/>
+            </w:pPr>
+            <w:r>
+              <w:t xml:space="preserve">“</w:t>
+            </w:r>
+            <w:r>
+              <w:t xml:space="preserve">Who confirmed this incident, and when?</w:t>
+            </w:r>
+            <w:r>
+              <w:t xml:space="preserve">”</w:t>
+            </w:r>
+          </w:p>
+        </w:tc>
+      </w:tr>
+      <w:tr>
+        <w:tc>
+          <w:tcPr>
+            <w:tcW w:type="dxa" w:w="1308"/>
+          </w:tcPr>
+          <w:p>
+            <w:pPr>
+              <w:pStyle w:val="Compact"/>
+              <w:spacing w:after="40" w:before="20"/>
+              <w:jc w:val="left"/>
+            </w:pPr>
+            <w:r>
+              <w:t xml:space="preserve">12. From risk to policy and audit</w:t>
+            </w:r>
+          </w:p>
+        </w:tc>
+        <w:tc>
+          <w:tcPr>
+            <w:tcW w:type="dxa" w:w="417"/>
+          </w:tcPr>
+          <w:p>
+            <w:pPr>
+              <w:pStyle w:val="Compact"/>
+              <w:spacing w:after="40" w:before="20"/>
+              <w:jc w:val="left"/>
+            </w:pPr>
+            <w:r>
+              <w:t xml:space="preserve">90 min</w:t>
+            </w:r>
+          </w:p>
+        </w:tc>
+        <w:tc>
+          <w:tcPr>
+            <w:tcW w:type="dxa" w:w="4092"/>
+          </w:tcPr>
+          <w:p>
+            <w:pPr>
+              <w:pStyle w:val="Compact"/>
+              <w:spacing w:after="40" w:before="20"/>
+              <w:jc w:val="left"/>
+            </w:pPr>
+            <w:r>
+              <w:t xml:space="preserve">Policies full of technical values; audit plans that only check a policy exists</w:t>
+            </w:r>
+          </w:p>
+        </w:tc>
+        <w:tc>
+          <w:tcPr>
+            <w:tcW w:type="dxa" w:w="3783"/>
+          </w:tcPr>
+          <w:p>
+            <w:pPr>
+              <w:pStyle w:val="Compact"/>
+              <w:spacing w:after="40" w:before="20"/>
+              <w:jc w:val="left"/>
+            </w:pPr>
+            <w:r>
+              <w:t xml:space="preserve">“</w:t>
+            </w:r>
+            <w:r>
+              <w:t xml:space="preserve">How would an auditor prove this control works over a period?</w:t>
+            </w:r>
+            <w:r>
+              <w:t xml:space="preserve">”</w:t>
+            </w:r>
+          </w:p>
+        </w:tc>
+      </w:tr>
+    </w:tbl>
+    <w:bookmarkEnd w:id="35"/>
+    <w:bookmarkStart w:id="36" w:name="teaching-the-hard-concepts"/>
+    <w:p>
+      <w:pPr>
+        <w:pStyle w:val="Heading1"/>
+      </w:pPr>
+      <w:r>
+        <w:rPr>
+          <w:rStyle w:val="SectionNumber"/>
+        </w:rPr>
+        <w:t xml:space="preserve">9</w:t>
+      </w:r>
+      <w:r>
+        <w:tab/>
+      </w:r>
+      <w:r>
+        <w:t xml:space="preserve">Teaching the hard concepts</w:t>
+      </w:r>
+    </w:p>
+    <w:p>
+      <w:pPr>
+        <w:pStyle w:val="FirstParagraph"/>
+      </w:pPr>
+      <w:r>
+        <w:t xml:space="preserve">Experience with the method shows that a handful of ideas cause most of the confusion. Teach them explicitly.</w:t>
+      </w:r>
+    </w:p>
+    <w:p>
+      <w:pPr>
+        <w:pStyle w:val="BodyText"/>
+      </w:pPr>
+      <w:r>
+        <w:rPr>
+          <w:bCs/>
+          <w:b/>
+        </w:rPr>
+        <w:t xml:space="preserve">Appetite is not tolerance, and neither is a score.</w:t>
+      </w:r>
+      <w:r>
+        <w:t xml:space="preserve"> </w:t>
+      </w:r>
+      <w:r>
+        <w:t xml:space="preserve">The appetite (0–1) expresses how much risk management is willing to pursue; the tolerated risk is the appetite applied to a specific scenario through the formula. The textbook plugin answers</w:t>
+      </w:r>
+      <w:r>
+        <w:t xml:space="preserve"> </w:t>
+      </w:r>
+      <w:r>
+        <w:t xml:space="preserve">“</w:t>
+      </w:r>
+      <w:r>
+        <w:t xml:space="preserve">What is the difference between risk appetite and risk tolerance?</w:t>
+      </w:r>
+      <w:r>
+        <w:t xml:space="preserve">”</w:t>
+      </w:r>
+      <w:r>
+        <w:t xml:space="preserve"> </w:t>
+      </w:r>
+      <w:r>
+        <w:t xml:space="preserve">with a chapter citation — a good warm-up for Lab 2.</w:t>
+      </w:r>
+    </w:p>
+    <w:p>
+      <w:pPr>
+        <w:pStyle w:val="BodyText"/>
+      </w:pPr>
+      <w:r>
+        <w:rPr>
+          <w:bCs/>
+          <w:b/>
+        </w:rPr>
+        <w:t xml:space="preserve">Threat presence and exploitation are two different probabilities.</w:t>
+      </w:r>
+      <w:r>
+        <w:t xml:space="preserve"> </w:t>
+      </w:r>
+      <w:r>
+        <w:t xml:space="preserve">Pb(A) asks whether the threat source will act; Pb(ψ,A) asks whether it will succeed against this weakness given existing controls. Merging them double-counts.</w:t>
+      </w:r>
+    </w:p>
+    <w:p>
+      <w:pPr>
+        <w:pStyle w:val="BodyText"/>
+      </w:pPr>
+      <w:r>
+        <w:rPr>
+          <w:bCs/>
+          <w:b/>
+        </w:rPr>
+        <w:t xml:space="preserve">CVSS scores a vulnerability, not a scenario.</w:t>
+      </w:r>
+      <w:r>
+        <w:t xml:space="preserve"> </w:t>
+      </w:r>
+      <w:r>
+        <w:t xml:space="preserve">CVSS v4.0 Base measures the technical severity of one defined weakness. For phishing, insider, process, physical, third-party or governance scenarios, students score a</w:t>
+      </w:r>
+      <w:r>
+        <w:t xml:space="preserve"> </w:t>
+      </w:r>
+      <w:r>
+        <w:rPr>
+          <w:iCs/>
+          <w:i/>
+        </w:rPr>
+        <w:t xml:space="preserve">representative</w:t>
+      </w:r>
+      <w:r>
+        <w:t xml:space="preserve"> </w:t>
+      </w:r>
+      <w:r>
+        <w:t xml:space="preserve">weakness</w:t>
+      </w:r>
+      <w:r>
+        <w:t xml:space="preserve"> </w:t>
+      </w:r>
+      <w:r>
+        <w:rPr>
+          <w:bCs/>
+          <w:b/>
+        </w:rPr>
+        <w:t xml:space="preserve">by equivalency</w:t>
+      </w:r>
+      <w:r>
+        <w:t xml:space="preserve"> </w:t>
+      </w:r>
+      <w:r>
+        <w:t xml:space="preserve">(textbook ch06) and label it</w:t>
+      </w:r>
+      <w:r>
+        <w:t xml:space="preserve"> </w:t>
+      </w:r>
+      <w:r>
+        <w:rPr>
+          <w:iCs/>
+          <w:i/>
+        </w:rPr>
+        <w:t xml:space="preserve">limited applicability</w:t>
+      </w:r>
+      <w:r>
+        <w:t xml:space="preserve">. CVSS stays a mandatory multiplier, so a score is always needed; a malicious document delivered by e-mail is scored AV:L. A high CVSS never means the highest business risk.</w:t>
+      </w:r>
+    </w:p>
+    <w:p>
+      <w:pPr>
+        <w:pStyle w:val="BodyText"/>
+      </w:pPr>
+      <w:r>
+        <w:rPr>
+          <w:bCs/>
+          <w:b/>
+        </w:rPr>
+        <w:t xml:space="preserve">The tolerance verdict depends only on damage, treatment and appetite.</w:t>
+      </w:r>
+      <w:r>
+        <w:t xml:space="preserve"> </w:t>
+      </w:r>
+      <w:r>
+        <w:t xml:space="preserve">Residual ÷ Tolerated simplifies to ((δe + δm)/2) × (1 − P × Q) ÷ Appetite. Probabilities, CVSS, resilience and criticality cancel out: they drive the</w:t>
+      </w:r>
+      <w:r>
+        <w:t xml:space="preserve"> </w:t>
+      </w:r>
+      <w:r>
+        <w:rPr>
+          <w:iCs/>
+          <w:i/>
+        </w:rPr>
+        <w:t xml:space="preserve">size</w:t>
+      </w:r>
+      <w:r>
+        <w:t xml:space="preserve"> </w:t>
+      </w:r>
+      <w:r>
+        <w:t xml:space="preserve">of the risk (the ranking) but not the</w:t>
+      </w:r>
+      <w:r>
+        <w:t xml:space="preserve"> </w:t>
+      </w:r>
+      <w:r>
+        <w:rPr>
+          <w:iCs/>
+          <w:i/>
+        </w:rPr>
+        <w:t xml:space="preserve">verdict</w:t>
+      </w:r>
+      <w:r>
+        <w:t xml:space="preserve">. This is a striking result for students. Use it to show why the ratio must always be read together with estimated risk.</w:t>
+      </w:r>
+    </w:p>
+    <w:p>
+      <w:pPr>
+        <w:pStyle w:val="BodyText"/>
+      </w:pPr>
+      <w:r>
+        <w:rPr>
+          <w:bCs/>
+          <w:b/>
+        </w:rPr>
+        <w:t xml:space="preserve">Before treatment, almost everything is above tolerance.</w:t>
+      </w:r>
+      <w:r>
+        <w:t xml:space="preserve"> </w:t>
+      </w:r>
+      <w:r>
+        <w:t xml:space="preserve">The pre-treatment ratio is average damage ÷ appetite. With an appetite of 0.30, any scenario whose average damage exceeds 0.33 starts above tolerance. Students who expect a mixed picture before treatment are usually surprised.</w:t>
+      </w:r>
+    </w:p>
+    <w:p>
+      <w:pPr>
+        <w:pStyle w:val="BodyText"/>
+      </w:pPr>
+      <w:r>
+        <w:rPr>
+          <w:bCs/>
+          <w:b/>
+        </w:rPr>
+        <w:t xml:space="preserve">Mitigation is multiplicative.</w:t>
+      </w:r>
+      <w:r>
+        <w:t xml:space="preserve"> </w:t>
+      </w:r>
+      <w:r>
+        <w:t xml:space="preserve">An 80% probability reduction and an 80% impact reduction remove 64% of the risk, not 80%. Residual no greater than tolerated (ratio ≤ 1.0) requires P × Q ≥ 1 − appetite ÷ average damage;</w:t>
+      </w:r>
+      <w:r>
+        <w:t xml:space="preserve"> </w:t>
+      </w:r>
+      <w:r>
+        <w:rPr>
+          <w:bCs/>
+          <w:b/>
+        </w:rPr>
+        <w:t xml:space="preserve">below tolerance</w:t>
+      </w:r>
+      <w:r>
+        <w:t xml:space="preserve"> </w:t>
+      </w:r>
+      <w:r>
+        <w:t xml:space="preserve">(ratio &lt; 0.90) requires P × Q &gt; 1 − 0.90 × appetite ÷ average damage. A package that reduces only probability, or only impact, mitigates nothing under the workbook convention.</w:t>
+      </w:r>
+    </w:p>
+    <w:p>
+      <w:pPr>
+        <w:pStyle w:val="BodyText"/>
+      </w:pPr>
+      <w:r>
+        <w:rPr>
+          <w:bCs/>
+          <w:b/>
+        </w:rPr>
+        <w:t xml:space="preserve">Shared controls are counted once.</w:t>
+      </w:r>
+      <w:r>
+        <w:t xml:space="preserve"> </w:t>
+      </w:r>
+      <w:r>
+        <w:t xml:space="preserve">When one initiative serves several scenarios, its cost is split across them (an equal split is an acceptable default) and the portfolio total comes from the initiatives, not from the sum of scenario allocations.</w:t>
+      </w:r>
+    </w:p>
+    <w:p>
+      <w:pPr>
+        <w:pStyle w:val="BodyText"/>
+      </w:pPr>
+      <w:r>
+        <w:rPr>
+          <w:bCs/>
+          <w:b/>
+        </w:rPr>
+        <w:t xml:space="preserve">Two lenses may disagree.</w:t>
+      </w:r>
+      <w:r>
+        <w:t xml:space="preserve"> </w:t>
+      </w:r>
+      <w:r>
+        <w:t xml:space="preserve">A simple normalized score (threat × exposure × impact × (1 − control maturity)) with escalation thresholds can place a treated risk within authority limits while the CRG ratio flags it above tolerance. Ask students to say which method a governance threshold is tied to.</w:t>
+      </w:r>
+    </w:p>
+    <w:bookmarkEnd w:id="36"/>
+    <w:bookmarkStart w:id="37" w:name="generative-ai-in-the-course"/>
+    <w:p>
+      <w:pPr>
+        <w:pStyle w:val="Heading1"/>
+      </w:pPr>
+      <w:r>
+        <w:rPr>
+          <w:rStyle w:val="SectionNumber"/>
+        </w:rPr>
+        <w:t xml:space="preserve">10</w:t>
+      </w:r>
+      <w:r>
+        <w:tab/>
+      </w:r>
+      <w:r>
+        <w:t xml:space="preserve">Generative AI in the course</w:t>
+      </w:r>
+    </w:p>
+    <w:p>
+      <w:pPr>
+        <w:pStyle w:val="FirstParagraph"/>
+      </w:pPr>
+      <w:r>
+        <w:t xml:space="preserve">CyberRiskGuardian is itself an AI-assisted tool, so the course must take a clear position on AI. The position below is the one used in BTM 440; adapt it to your institution’s policy.</w:t>
+      </w:r>
+    </w:p>
+    <w:p>
+      <w:pPr>
+        <w:pStyle w:val="BodyText"/>
+      </w:pPr>
+      <w:r>
+        <w:rPr>
+          <w:bCs/>
+          <w:b/>
+        </w:rPr>
+        <w:t xml:space="preserve">Allowed on assignments,</w:t>
+      </w:r>
+      <w:r>
+        <w:t xml:space="preserve"> </w:t>
+      </w:r>
+      <w:r>
+        <w:t xml:space="preserve">with an explicit acknowledgement (template in the Assessment Kit). Students are responsible for everything they submit, including anything an AI produced.</w:t>
+      </w:r>
+    </w:p>
+    <w:p>
+      <w:pPr>
+        <w:pStyle w:val="BodyText"/>
+      </w:pPr>
+      <w:r>
+        <w:rPr>
+          <w:bCs/>
+          <w:b/>
+        </w:rPr>
+        <w:t xml:space="preserve">Not allowed during the exam.</w:t>
+      </w:r>
+      <w:r>
+        <w:t xml:space="preserve"> </w:t>
+      </w:r>
+      <w:r>
+        <w:t xml:space="preserve">Students may prepare material with AI before the exam (for example risk scenarios submitted with the exam) if they disclose it.</w:t>
+      </w:r>
+    </w:p>
+    <w:p>
+      <w:pPr>
+        <w:pStyle w:val="BodyText"/>
+      </w:pPr>
+      <w:r>
+        <w:rPr>
+          <w:bCs/>
+          <w:b/>
+        </w:rPr>
+        <w:t xml:space="preserve">What AI may do:</w:t>
+      </w:r>
+      <w:r>
+        <w:t xml:space="preserve"> </w:t>
+      </w:r>
+      <w:r>
+        <w:t xml:space="preserve">draft scenarios, propose parameter values with rationales, critique estimates, suggest controls, check grammar, summarize sources.</w:t>
+      </w:r>
+    </w:p>
+    <w:p>
+      <w:pPr>
+        <w:pStyle w:val="BodyText"/>
+      </w:pPr>
+      <w:r>
+        <w:rPr>
+          <w:bCs/>
+          <w:b/>
+        </w:rPr>
+        <w:t xml:space="preserve">What AI may not do:</w:t>
+      </w:r>
+      <w:r>
+        <w:t xml:space="preserve"> </w:t>
+      </w:r>
+      <w:r>
+        <w:t xml:space="preserve">state facts about the case that the case does not contain, produce a final number that the student has not recomputed with the verified engine, invent standards, control identifiers, legal obligations, statistics or sources.</w:t>
+      </w:r>
+    </w:p>
+    <w:p>
+      <w:pPr>
+        <w:pStyle w:val="BodyText"/>
+      </w:pPr>
+      <w:r>
+        <w:rPr>
+          <w:bCs/>
+          <w:b/>
+        </w:rPr>
+        <w:t xml:space="preserve">Verification is the skill being graded.</w:t>
+      </w:r>
+      <w:r>
+        <w:t xml:space="preserve"> </w:t>
+      </w:r>
+      <w:r>
+        <w:t xml:space="preserve">AI tools invent control identifiers, CVSS vectors and laws with great confidence. Grade the verification, not the prose: a fabricated or untraceable source is both an evidence problem and an academic-integrity concern.</w:t>
+      </w:r>
+    </w:p>
+    <w:p>
+      <w:pPr>
+        <w:pStyle w:val="BodyText"/>
+      </w:pPr>
+      <w:r>
+        <w:rPr>
+          <w:bCs/>
+          <w:b/>
+        </w:rPr>
+        <w:t xml:space="preserve">Data protection.</w:t>
+      </w:r>
+      <w:r>
+        <w:t xml:space="preserve"> </w:t>
+      </w:r>
+      <w:r>
+        <w:t xml:space="preserve">Students do not paste confidential material into an external AI service unless authorized. Fictional cases are safe; real organizations are not, unless the organization has agreed in writing and the institution’s rules allow it. In the desktop application, AI requests show the exact payload before anything is sent, can be anonymized, and can be routed to a local model.</w:t>
+      </w:r>
+    </w:p>
+    <w:p>
+      <w:pPr>
+        <w:pStyle w:val="BodyText"/>
+      </w:pPr>
+      <w:r>
+        <w:rPr>
+          <w:bCs/>
+          <w:b/>
+        </w:rPr>
+        <w:t xml:space="preserve">The markers are the bridge.</w:t>
+      </w:r>
+      <w:r>
+        <w:t xml:space="preserve"> </w:t>
+      </w:r>
+      <w:r>
+        <w:t xml:space="preserve">Ask students to keep the three markers in every deliverable. A marker-free deliverable is a warning sign that AI output was taken as fact. The Claude plugin includes a label check (</w:t>
+      </w:r>
+      <w:r>
+        <w:rPr>
+          <w:rStyle w:val="VerbatimChar"/>
+        </w:rPr>
+        <w:t xml:space="preserve">check_labels.py</w:t>
+      </w:r>
+      <w:r>
+        <w:t xml:space="preserve">) that lists missing markers.</w:t>
+      </w:r>
+    </w:p>
+    <w:bookmarkEnd w:id="37"/>
+    <w:bookmarkStart w:id="38" w:name="assessment-strategy"/>
+    <w:p>
+      <w:pPr>
+        <w:pStyle w:val="Heading1"/>
+      </w:pPr>
+      <w:r>
+        <w:rPr>
+          <w:rStyle w:val="SectionNumber"/>
+        </w:rPr>
+        <w:t xml:space="preserve">11</w:t>
+      </w:r>
+      <w:r>
+        <w:tab/>
+      </w:r>
+      <w:r>
+        <w:t xml:space="preserve">Assessment strategy</w:t>
+      </w:r>
+    </w:p>
+    <w:p>
+      <w:pPr>
+        <w:pStyle w:val="FirstParagraph"/>
+      </w:pPr>
+      <w:r>
+        <w:t xml:space="preserve">The Assessment Kit contains:</w:t>
+      </w:r>
+    </w:p>
+    <w:p>
+      <w:pPr>
+        <w:numPr>
+          <w:ilvl w:val="0"/>
+          <w:numId w:val="1005"/>
+        </w:numPr>
+        <w:pStyle w:val="Compact"/>
+      </w:pPr>
+      <w:r>
+        <w:t xml:space="preserve">the</w:t>
+      </w:r>
+      <w:r>
+        <w:t xml:space="preserve"> </w:t>
+      </w:r>
+      <w:r>
+        <w:rPr>
+          <w:bCs/>
+          <w:b/>
+        </w:rPr>
+        <w:t xml:space="preserve">0–10 scale</w:t>
+      </w:r>
+      <w:r>
+        <w:t xml:space="preserve"> </w:t>
+      </w:r>
+      <w:r>
+        <w:t xml:space="preserve">and how criterion scores combine into an assignment score;</w:t>
+      </w:r>
+    </w:p>
+    <w:p>
+      <w:pPr>
+        <w:numPr>
+          <w:ilvl w:val="0"/>
+          <w:numId w:val="1005"/>
+        </w:numPr>
+        <w:pStyle w:val="Compact"/>
+      </w:pPr>
+      <w:r>
+        <w:rPr>
+          <w:bCs/>
+          <w:b/>
+        </w:rPr>
+        <w:t xml:space="preserve">briefs and rubrics</w:t>
+      </w:r>
+      <w:r>
+        <w:t xml:space="preserve"> </w:t>
+      </w:r>
+      <w:r>
+        <w:t xml:space="preserve">for the risk assessment (A1), the IAM security policy (A2) and the risk-based audit plan (A3), plus four shorter formats (lab portfolio, individual scenario paper, in-class quick-scan challenge, exam essay);</w:t>
+      </w:r>
+    </w:p>
+    <w:p>
+      <w:pPr>
+        <w:numPr>
+          <w:ilvl w:val="0"/>
+          <w:numId w:val="1005"/>
+        </w:numPr>
+        <w:pStyle w:val="Compact"/>
+      </w:pPr>
+      <w:r>
+        <w:rPr>
+          <w:bCs/>
+          <w:b/>
+        </w:rPr>
+        <w:t xml:space="preserve">self-check lists</w:t>
+      </w:r>
+      <w:r>
+        <w:t xml:space="preserve">, a</w:t>
+      </w:r>
+      <w:r>
+        <w:t xml:space="preserve"> </w:t>
+      </w:r>
+      <w:r>
+        <w:rPr>
+          <w:bCs/>
+          <w:b/>
+        </w:rPr>
+        <w:t xml:space="preserve">peer-review form</w:t>
+      </w:r>
+      <w:r>
+        <w:t xml:space="preserve"> </w:t>
+      </w:r>
+      <w:r>
+        <w:t xml:space="preserve">for team assignments and the</w:t>
+      </w:r>
+      <w:r>
+        <w:t xml:space="preserve"> </w:t>
+      </w:r>
+      <w:r>
+        <w:rPr>
+          <w:bCs/>
+          <w:b/>
+        </w:rPr>
+        <w:t xml:space="preserve">AI acknowledgement</w:t>
+      </w:r>
+      <w:r>
+        <w:t xml:space="preserve">.</w:t>
+      </w:r>
+    </w:p>
+    <w:p>
+      <w:pPr>
+        <w:pStyle w:val="FirstParagraph"/>
+      </w:pPr>
+      <w:r>
+        <w:t xml:space="preserve">The Educator Edition adds the lab answer keys, a graded quiz bank with answers, rubric calibration examples, a feedback-comment bank, teaching notes for each case, the final-exam case with its blueprint, and the textbook’s Instructor Resource Guide.</w:t>
+      </w:r>
+    </w:p>
+    <w:p>
+      <w:pPr>
+        <w:pStyle w:val="BodyText"/>
+      </w:pPr>
+      <w:r>
+        <w:rPr>
+          <w:bCs/>
+          <w:b/>
+        </w:rPr>
+        <w:t xml:space="preserve">Protecting the integrity of the assessment.</w:t>
+      </w:r>
+    </w:p>
+    <w:p>
+      <w:pPr>
+        <w:numPr>
+          <w:ilvl w:val="0"/>
+          <w:numId w:val="1006"/>
+        </w:numPr>
+        <w:pStyle w:val="Compact"/>
+      </w:pPr>
+      <w:r>
+        <w:t xml:space="preserve">Use MediBec for practice only. Its full answer is public.</w:t>
+      </w:r>
+    </w:p>
+    <w:p>
+      <w:pPr>
+        <w:numPr>
+          <w:ilvl w:val="0"/>
+          <w:numId w:val="1006"/>
+        </w:numPr>
+        <w:pStyle w:val="Compact"/>
+      </w:pPr>
+      <w:r>
+        <w:t xml:space="preserve">Rotate cases between terms and between sections. The Case Library lists five cases; the Educator Edition holds a sixth, reserved for the exam.</w:t>
+      </w:r>
+    </w:p>
+    <w:p>
+      <w:pPr>
+        <w:numPr>
+          <w:ilvl w:val="0"/>
+          <w:numId w:val="1006"/>
+        </w:numPr>
+        <w:pStyle w:val="Compact"/>
+      </w:pPr>
+      <w:r>
+        <w:t xml:space="preserve">Require the original scenario S1 to be distinct from every scenario supplied in the case and in the guides.</w:t>
+      </w:r>
+    </w:p>
+    <w:p>
+      <w:pPr>
+        <w:numPr>
+          <w:ilvl w:val="0"/>
+          <w:numId w:val="1006"/>
+        </w:numPr>
+        <w:pStyle w:val="Compact"/>
+      </w:pPr>
+      <w:r>
+        <w:t xml:space="preserve">Require the workbook or workspace export with the memo, and check that the numbers agree. Disagreement between files is the most common sign of unverified AI output.</w:t>
+      </w:r>
+    </w:p>
+    <w:p>
+      <w:pPr>
+        <w:numPr>
+          <w:ilvl w:val="0"/>
+          <w:numId w:val="1006"/>
+        </w:numPr>
+        <w:pStyle w:val="Compact"/>
+      </w:pPr>
+      <w:r>
+        <w:t xml:space="preserve">Ask for a short oral walk-through of one scenario’s parameters from a randomly chosen team member.</w:t>
+      </w:r>
+    </w:p>
+    <w:bookmarkEnd w:id="38"/>
+    <w:bookmarkStart w:id="39" w:name="bilingual-and-inclusive-delivery"/>
+    <w:p>
+      <w:pPr>
+        <w:pStyle w:val="Heading1"/>
+      </w:pPr>
+      <w:r>
+        <w:rPr>
+          <w:rStyle w:val="SectionNumber"/>
+        </w:rPr>
+        <w:t xml:space="preserve">12</w:t>
+      </w:r>
+      <w:r>
+        <w:tab/>
+      </w:r>
+      <w:r>
+        <w:t xml:space="preserve">Bilingual and inclusive delivery</w:t>
+      </w:r>
+    </w:p>
+    <w:p>
+      <w:pPr>
+        <w:pStyle w:val="FirstParagraph"/>
+      </w:pPr>
+      <w:r>
+        <w:t xml:space="preserve">The desktop application switches its whole interface between English and French (EN/FR in the top bar) while leaving case data in its original language. All the free materials in this package exist in both languages. A French case remains French in an English interface; teams may write in either language if your institution allows it.</w:t>
+      </w:r>
+    </w:p>
+    <w:p>
+      <w:pPr>
+        <w:pStyle w:val="BodyText"/>
+      </w:pPr>
+      <w:r>
+        <w:t xml:space="preserve">For accessibility, the labs can be done entirely with the keyboard in the desktop application and in Excel; the slide deck uses high-contrast text; every figure in the workbook is also given as text. Allow extra time for Lab 3 and Lab 10, which are writing-intensive.</w:t>
+      </w:r>
+    </w:p>
+    <w:bookmarkEnd w:id="39"/>
+    <w:bookmarkStart w:id="40" w:name="troubleshooting"/>
+    <w:p>
+      <w:pPr>
+        <w:pStyle w:val="Heading1"/>
+      </w:pPr>
+      <w:r>
+        <w:rPr>
+          <w:rStyle w:val="SectionNumber"/>
+        </w:rPr>
+        <w:t xml:space="preserve">13</w:t>
+      </w:r>
+      <w:r>
+        <w:tab/>
+      </w:r>
+      <w:r>
+        <w:t xml:space="preserve">Troubleshooting</w:t>
+      </w:r>
+    </w:p>
+    <w:tbl>
+      <w:tblPr>
+        <w:tblStyle w:val="Table"/>
+        <w:tblW w:type="dxa" w:w="9600"/>
+        <w:tblLook w:firstRow="1" w:lastRow="0" w:firstColumn="0" w:lastColumn="0" w:noHBand="0" w:noVBand="0" w:val="0020"/>
+        <w:jc w:val="start"/>
+      </w:tblPr>
+      <w:tblGrid>
+        <w:gridCol w:w="2983"/>
+        <w:gridCol w:w="2871"/>
+        <w:gridCol w:w="3746"/>
+      </w:tblGrid>
+      <w:tr>
+        <w:trPr>
+          <w:tblHeader w:val="true"/>
+        </w:trPr>
+        <w:tc>
+          <w:tcPr>
+            <w:tcW w:type="dxa" w:w="2983"/>
             <w:shd w:val="clear" w:color="auto" w:fill="123A5C"/>
           </w:tcPr>
           <w:p>
@@ -6759,7 +7387,7 @@
         </w:tc>
         <w:tc>
           <w:tcPr>
-            <w:tcW w:w="2764" w:type="dxa"/>
+            <w:tcW w:type="dxa" w:w="2871"/>
             <w:shd w:val="clear" w:color="auto" w:fill="123A5C"/>
           </w:tcPr>
           <w:p>
@@ -6779,7 +7407,7 @@
         </w:tc>
         <w:tc>
           <w:tcPr>
-            <w:tcW w:w="3910" w:type="dxa"/>
+            <w:tcW w:type="dxa" w:w="3746"/>
             <w:shd w:val="clear" w:color="auto" w:fill="123A5C"/>
           </w:tcPr>
           <w:p>
@@ -6801,7 +7429,7 @@
       <w:tr>
         <w:tc>
           <w:tcPr>
-            <w:tcW w:w="2925" w:type="dxa"/>
+            <w:tcW w:type="dxa" w:w="2983"/>
           </w:tcPr>
           <w:p>
             <w:pPr>
@@ -6826,7 +7454,7 @@
         </w:tc>
         <w:tc>
           <w:tcPr>
-            <w:tcW w:w="2764" w:type="dxa"/>
+            <w:tcW w:type="dxa" w:w="2871"/>
           </w:tcPr>
           <w:p>
             <w:pPr>
@@ -6841,7 +7469,7 @@
         </w:tc>
         <w:tc>
           <w:tcPr>
-            <w:tcW w:w="3910" w:type="dxa"/>
+            <w:tcW w:type="dxa" w:w="3746"/>
           </w:tcPr>
           <w:p>
             <w:pPr>
@@ -6894,7 +7522,7 @@
       <w:tr>
         <w:tc>
           <w:tcPr>
-            <w:tcW w:w="2925" w:type="dxa"/>
+            <w:tcW w:type="dxa" w:w="2983"/>
           </w:tcPr>
           <w:p>
             <w:pPr>
@@ -6909,7 +7537,7 @@
         </w:tc>
         <w:tc>
           <w:tcPr>
-            <w:tcW w:w="2764" w:type="dxa"/>
+            <w:tcW w:type="dxa" w:w="2871"/>
           </w:tcPr>
           <w:p>
             <w:pPr>
@@ -6924,7 +7552,7 @@
         </w:tc>
         <w:tc>
           <w:tcPr>
-            <w:tcW w:w="3910" w:type="dxa"/>
+            <w:tcW w:type="dxa" w:w="3746"/>
           </w:tcPr>
           <w:p>
             <w:pPr>
@@ -6941,7 +7569,7 @@
       <w:tr>
         <w:tc>
           <w:tcPr>
-            <w:tcW w:w="2925" w:type="dxa"/>
+            <w:tcW w:type="dxa" w:w="2983"/>
           </w:tcPr>
           <w:p>
             <w:pPr>
@@ -6956,7 +7584,7 @@
         </w:tc>
         <w:tc>
           <w:tcPr>
-            <w:tcW w:w="2764" w:type="dxa"/>
+            <w:tcW w:type="dxa" w:w="2871"/>
           </w:tcPr>
           <w:p>
             <w:pPr>
@@ -6971,7 +7599,7 @@
         </w:tc>
         <w:tc>
           <w:tcPr>
-            <w:tcW w:w="3910" w:type="dxa"/>
+            <w:tcW w:type="dxa" w:w="3746"/>
           </w:tcPr>
           <w:p>
             <w:pPr>
@@ -6988,61 +7616,76 @@
       <w:tr>
         <w:tc>
           <w:tcPr>
-            <w:tcW w:w="2925" w:type="dxa"/>
-          </w:tcPr>
-          <w:p>
-            <w:pPr>
-              <w:pStyle w:val="Compact"/>
-              <w:spacing w:after="40" w:before="20"/>
-              <w:jc w:val="left"/>
-            </w:pPr>
-            <w:r>
-              <w:t xml:space="preserve">A</w:t>
+            <w:tcW w:type="dxa" w:w="2983"/>
+          </w:tcPr>
+          <w:p>
+            <w:pPr>
+              <w:pStyle w:val="Compact"/>
+              <w:spacing w:after="40" w:before="20"/>
+              <w:jc w:val="left"/>
+            </w:pPr>
+            <w:r>
+              <w:t xml:space="preserve">“</w:t>
+            </w:r>
+            <w:r>
+              <w:t xml:space="preserve">θ required</w:t>
+            </w:r>
+            <w:r>
+              <w:t xml:space="preserve">”</w:t>
             </w:r>
             <w:r>
               <w:t xml:space="preserve"> </w:t>
             </w:r>
             <w:r>
-              <w:rPr>
-                <w:rStyle w:val="VerbatimChar"/>
-              </w:rPr>
-              <w:t xml:space="preserve">#DIV/0!</w:t>
+              <w:t xml:space="preserve">or</w:t>
             </w:r>
             <w:r>
               <w:t xml:space="preserve"> </w:t>
             </w:r>
             <w:r>
-              <w:t xml:space="preserve">error in the workbook</w:t>
-            </w:r>
-          </w:p>
-        </w:tc>
-        <w:tc>
-          <w:tcPr>
-            <w:tcW w:w="2764" w:type="dxa"/>
-          </w:tcPr>
-          <w:p>
-            <w:pPr>
-              <w:pStyle w:val="Compact"/>
-              <w:spacing w:after="40" w:before="20"/>
-              <w:jc w:val="left"/>
-            </w:pPr>
-            <w:r>
-              <w:t xml:space="preserve">θ left blank or at zero</w:t>
-            </w:r>
-          </w:p>
-        </w:tc>
-        <w:tc>
-          <w:tcPr>
-            <w:tcW w:w="3910" w:type="dxa"/>
-          </w:tcPr>
-          <w:p>
-            <w:pPr>
-              <w:pStyle w:val="Compact"/>
-              <w:spacing w:after="40" w:before="20"/>
-              <w:jc w:val="left"/>
-            </w:pPr>
-            <w:r>
-              <w:t xml:space="preserve">θ must always be above zero</w:t>
+              <w:t xml:space="preserve">“</w:t>
+            </w:r>
+            <w:r>
+              <w:t xml:space="preserve">CVSS required</w:t>
+            </w:r>
+            <w:r>
+              <w:t xml:space="preserve">”</w:t>
+            </w:r>
+            <w:r>
+              <w:t xml:space="preserve"> </w:t>
+            </w:r>
+            <w:r>
+              <w:t xml:space="preserve">in the Analyse sheet (columns M and N)</w:t>
+            </w:r>
+          </w:p>
+        </w:tc>
+        <w:tc>
+          <w:tcPr>
+            <w:tcW w:type="dxa" w:w="2871"/>
+          </w:tcPr>
+          <w:p>
+            <w:pPr>
+              <w:pStyle w:val="Compact"/>
+              <w:spacing w:after="40" w:before="20"/>
+              <w:jc w:val="left"/>
+            </w:pPr>
+            <w:r>
+              <w:t xml:space="preserve">θ left blank or at zero on the S sheet, or the CVSS score not entered</w:t>
+            </w:r>
+          </w:p>
+        </w:tc>
+        <w:tc>
+          <w:tcPr>
+            <w:tcW w:type="dxa" w:w="3746"/>
+          </w:tcPr>
+          <w:p>
+            <w:pPr>
+              <w:pStyle w:val="Compact"/>
+              <w:spacing w:after="40" w:before="20"/>
+              <w:jc w:val="left"/>
+            </w:pPr>
+            <w:r>
+              <w:t xml:space="preserve">Enter θ above zero (up to 1) and the CVSS v4.0 score with its vector</w:t>
             </w:r>
           </w:p>
         </w:tc>
@@ -7050,46 +7693,58 @@
       <w:tr>
         <w:tc>
           <w:tcPr>
-            <w:tcW w:w="2925" w:type="dxa"/>
-          </w:tcPr>
-          <w:p>
-            <w:pPr>
-              <w:pStyle w:val="Compact"/>
-              <w:spacing w:after="40" w:before="20"/>
-              <w:jc w:val="left"/>
-            </w:pPr>
-            <w:r>
-              <w:t xml:space="preserve">A scenario’s ratio did not change after adding measures</w:t>
-            </w:r>
-          </w:p>
-        </w:tc>
-        <w:tc>
-          <w:tcPr>
-            <w:tcW w:w="2764" w:type="dxa"/>
-          </w:tcPr>
-          <w:p>
-            <w:pPr>
-              <w:pStyle w:val="Compact"/>
-              <w:spacing w:after="40" w:before="20"/>
-              <w:jc w:val="left"/>
-            </w:pPr>
-            <w:r>
-              <w:t xml:space="preserve">Measures not applied, or only one dimension reduced</w:t>
-            </w:r>
-          </w:p>
-        </w:tc>
-        <w:tc>
-          <w:tcPr>
-            <w:tcW w:w="3910" w:type="dxa"/>
-          </w:tcPr>
-          <w:p>
-            <w:pPr>
-              <w:pStyle w:val="Compact"/>
-              <w:spacing w:after="40" w:before="20"/>
-              <w:jc w:val="left"/>
-            </w:pPr>
-            <w:r>
-              <w:t xml:space="preserve">Apply the package; add a measure for the other dimension</w:t>
+            <w:tcW w:type="dxa" w:w="2983"/>
+          </w:tcPr>
+          <w:p>
+            <w:pPr>
+              <w:pStyle w:val="Compact"/>
+              <w:spacing w:after="40" w:before="20"/>
+              <w:jc w:val="left"/>
+            </w:pPr>
+            <w:r>
+              <w:t xml:space="preserve">“</w:t>
+            </w:r>
+            <w:r>
+              <w:t xml:space="preserve">Appetite required</w:t>
+            </w:r>
+            <w:r>
+              <w:t xml:space="preserve">”</w:t>
+            </w:r>
+            <w:r>
+              <w:t xml:space="preserve"> </w:t>
+            </w:r>
+            <w:r>
+              <w:t xml:space="preserve">in column N</w:t>
+            </w:r>
+          </w:p>
+        </w:tc>
+        <w:tc>
+          <w:tcPr>
+            <w:tcW w:type="dxa" w:w="2871"/>
+          </w:tcPr>
+          <w:p>
+            <w:pPr>
+              <w:pStyle w:val="Compact"/>
+              <w:spacing w:after="40" w:before="20"/>
+              <w:jc w:val="left"/>
+            </w:pPr>
+            <w:r>
+              <w:t xml:space="preserve">The appetite in E14 is not strictly between 0 and 1</w:t>
+            </w:r>
+          </w:p>
+        </w:tc>
+        <w:tc>
+          <w:tcPr>
+            <w:tcW w:type="dxa" w:w="3746"/>
+          </w:tcPr>
+          <w:p>
+            <w:pPr>
+              <w:pStyle w:val="Compact"/>
+              <w:spacing w:after="40" w:before="20"/>
+              <w:jc w:val="left"/>
+            </w:pPr>
+            <w:r>
+              <w:t xml:space="preserve">Enter the approved or estimated appetite</w:t>
             </w:r>
           </w:p>
         </w:tc>
@@ -7097,62 +7752,46 @@
       <w:tr>
         <w:tc>
           <w:tcPr>
-            <w:tcW w:w="2925" w:type="dxa"/>
-          </w:tcPr>
-          <w:p>
-            <w:pPr>
-              <w:pStyle w:val="Compact"/>
-              <w:spacing w:after="40" w:before="20"/>
-              <w:jc w:val="left"/>
-            </w:pPr>
-            <w:r>
-              <w:t xml:space="preserve">Residual risk</w:t>
-            </w:r>
-            <w:r>
-              <w:t xml:space="preserve"> </w:t>
-            </w:r>
-            <w:r>
-              <w:rPr>
-                <w:iCs/>
-                <w:i/>
-              </w:rPr>
-              <w:t xml:space="preserve">rises</w:t>
-            </w:r>
-            <w:r>
-              <w:t xml:space="preserve"> </w:t>
-            </w:r>
-            <w:r>
-              <w:t xml:space="preserve">in the Excel model</w:t>
-            </w:r>
-          </w:p>
-        </w:tc>
-        <w:tc>
-          <w:tcPr>
-            <w:tcW w:w="2764" w:type="dxa"/>
-          </w:tcPr>
-          <w:p>
-            <w:pPr>
-              <w:pStyle w:val="Compact"/>
-              <w:spacing w:after="40" w:before="20"/>
-              <w:jc w:val="left"/>
-            </w:pPr>
-            <w:r>
-              <w:t xml:space="preserve">Control coefficients sum above 1 on an M sheet</w:t>
-            </w:r>
-          </w:p>
-        </w:tc>
-        <w:tc>
-          <w:tcPr>
-            <w:tcW w:w="3910" w:type="dxa"/>
-          </w:tcPr>
-          <w:p>
-            <w:pPr>
-              <w:pStyle w:val="Compact"/>
-              <w:spacing w:after="40" w:before="20"/>
-              <w:jc w:val="left"/>
-            </w:pPr>
-            <w:r>
-              <w:t xml:space="preserve">Keep each reduction within 0–1; fewer, better-justified controls</w:t>
+            <w:tcW w:type="dxa" w:w="2983"/>
+          </w:tcPr>
+          <w:p>
+            <w:pPr>
+              <w:pStyle w:val="Compact"/>
+              <w:spacing w:after="40" w:before="20"/>
+              <w:jc w:val="left"/>
+            </w:pPr>
+            <w:r>
+              <w:t xml:space="preserve">A scenario’s ratio did not change after adding measures</w:t>
+            </w:r>
+          </w:p>
+        </w:tc>
+        <w:tc>
+          <w:tcPr>
+            <w:tcW w:type="dxa" w:w="2871"/>
+          </w:tcPr>
+          <w:p>
+            <w:pPr>
+              <w:pStyle w:val="Compact"/>
+              <w:spacing w:after="40" w:before="20"/>
+              <w:jc w:val="left"/>
+            </w:pPr>
+            <w:r>
+              <w:t xml:space="preserve">Measures not applied, or only one dimension reduced</w:t>
+            </w:r>
+          </w:p>
+        </w:tc>
+        <w:tc>
+          <w:tcPr>
+            <w:tcW w:type="dxa" w:w="3746"/>
+          </w:tcPr>
+          <w:p>
+            <w:pPr>
+              <w:pStyle w:val="Compact"/>
+              <w:spacing w:after="40" w:before="20"/>
+              <w:jc w:val="left"/>
+            </w:pPr>
+            <w:r>
+              <w:t xml:space="preserve">Apply the package; add a measure for the other dimension</w:t>
             </w:r>
           </w:p>
         </w:tc>
@@ -7160,46 +7799,58 @@
       <w:tr>
         <w:tc>
           <w:tcPr>
-            <w:tcW w:w="2925" w:type="dxa"/>
-          </w:tcPr>
-          <w:p>
-            <w:pPr>
-              <w:pStyle w:val="Compact"/>
-              <w:spacing w:after="40" w:before="20"/>
-              <w:jc w:val="left"/>
-            </w:pPr>
-            <w:r>
-              <w:t xml:space="preserve">AI proposes a law the case does not name</w:t>
-            </w:r>
-          </w:p>
-        </w:tc>
-        <w:tc>
-          <w:tcPr>
-            <w:tcW w:w="2764" w:type="dxa"/>
-          </w:tcPr>
-          <w:p>
-            <w:pPr>
-              <w:pStyle w:val="Compact"/>
-              <w:spacing w:after="40" w:before="20"/>
-              <w:jc w:val="left"/>
-            </w:pPr>
-            <w:r>
-              <w:t xml:space="preserve">AI invention</w:t>
-            </w:r>
-          </w:p>
-        </w:tc>
-        <w:tc>
-          <w:tcPr>
-            <w:tcW w:w="3910" w:type="dxa"/>
-          </w:tcPr>
-          <w:p>
-            <w:pPr>
-              <w:pStyle w:val="Compact"/>
-              <w:spacing w:after="40" w:before="20"/>
-              <w:jc w:val="left"/>
-            </w:pPr>
-            <w:r>
-              <w:t xml:space="preserve">Remove it; cite only obligations the case names or that a primary source confirms</w:t>
+            <w:tcW w:type="dxa" w:w="2983"/>
+          </w:tcPr>
+          <w:p>
+            <w:pPr>
+              <w:pStyle w:val="Compact"/>
+              <w:spacing w:after="40" w:before="20"/>
+              <w:jc w:val="left"/>
+            </w:pPr>
+            <w:r>
+              <w:t xml:space="preserve">“</w:t>
+            </w:r>
+            <w:r>
+              <w:t xml:space="preserve">Review M…</w:t>
+            </w:r>
+            <w:r>
+              <w:t xml:space="preserve">”</w:t>
+            </w:r>
+            <w:r>
+              <w:t xml:space="preserve"> </w:t>
+            </w:r>
+            <w:r>
+              <w:t xml:space="preserve">verdict, or a warning under the TOTAL row of an M sheet</w:t>
+            </w:r>
+          </w:p>
+        </w:tc>
+        <w:tc>
+          <w:tcPr>
+            <w:tcW w:type="dxa" w:w="2871"/>
+          </w:tcPr>
+          <w:p>
+            <w:pPr>
+              <w:pStyle w:val="Compact"/>
+              <w:spacing w:after="40" w:before="20"/>
+              <w:jc w:val="left"/>
+            </w:pPr>
+            <w:r>
+              <w:t xml:space="preserve">A coefficient (column K or L) is outside 0–1</w:t>
+            </w:r>
+          </w:p>
+        </w:tc>
+        <w:tc>
+          <w:tcPr>
+            <w:tcW w:type="dxa" w:w="3746"/>
+          </w:tcPr>
+          <w:p>
+            <w:pPr>
+              <w:pStyle w:val="Compact"/>
+              <w:spacing w:after="40" w:before="20"/>
+              <w:jc w:val="left"/>
+            </w:pPr>
+            <w:r>
+              <w:t xml:space="preserve">Correct the coefficient; combined reductions use the product rule and never exceed 1</w:t>
             </w:r>
           </w:p>
         </w:tc>
@@ -7207,46 +7858,46 @@
       <w:tr>
         <w:tc>
           <w:tcPr>
-            <w:tcW w:w="2925" w:type="dxa"/>
-          </w:tcPr>
-          <w:p>
-            <w:pPr>
-              <w:pStyle w:val="Compact"/>
-              <w:spacing w:after="40" w:before="20"/>
-              <w:jc w:val="left"/>
-            </w:pPr>
-            <w:r>
-              <w:t xml:space="preserve">The simulation pack will not import</w:t>
-            </w:r>
-          </w:p>
-        </w:tc>
-        <w:tc>
-          <w:tcPr>
-            <w:tcW w:w="2764" w:type="dxa"/>
-          </w:tcPr>
-          <w:p>
-            <w:pPr>
-              <w:pStyle w:val="Compact"/>
-              <w:spacing w:after="40" w:before="20"/>
-              <w:jc w:val="left"/>
-            </w:pPr>
-            <w:r>
-              <w:t xml:space="preserve">The workspace is not a MediBec copy</w:t>
-            </w:r>
-          </w:p>
-        </w:tc>
-        <w:tc>
-          <w:tcPr>
-            <w:tcW w:w="3910" w:type="dxa"/>
-          </w:tcPr>
-          <w:p>
-            <w:pPr>
-              <w:pStyle w:val="Compact"/>
-              <w:spacing w:after="40" w:before="20"/>
-              <w:jc w:val="left"/>
-            </w:pPr>
-            <w:r>
-              <w:t xml:space="preserve">Import into the MediBec example or a copy of it</w:t>
+            <w:tcW w:type="dxa" w:w="2983"/>
+          </w:tcPr>
+          <w:p>
+            <w:pPr>
+              <w:pStyle w:val="Compact"/>
+              <w:spacing w:after="40" w:before="20"/>
+              <w:jc w:val="left"/>
+            </w:pPr>
+            <w:r>
+              <w:t xml:space="preserve">AI proposes a law the case does not name</w:t>
+            </w:r>
+          </w:p>
+        </w:tc>
+        <w:tc>
+          <w:tcPr>
+            <w:tcW w:type="dxa" w:w="2871"/>
+          </w:tcPr>
+          <w:p>
+            <w:pPr>
+              <w:pStyle w:val="Compact"/>
+              <w:spacing w:after="40" w:before="20"/>
+              <w:jc w:val="left"/>
+            </w:pPr>
+            <w:r>
+              <w:t xml:space="preserve">AI invention</w:t>
+            </w:r>
+          </w:p>
+        </w:tc>
+        <w:tc>
+          <w:tcPr>
+            <w:tcW w:type="dxa" w:w="3746"/>
+          </w:tcPr>
+          <w:p>
+            <w:pPr>
+              <w:pStyle w:val="Compact"/>
+              <w:spacing w:after="40" w:before="20"/>
+              <w:jc w:val="left"/>
+            </w:pPr>
+            <w:r>
+              <w:t xml:space="preserve">Remove it; cite only obligations the case names or that a primary source confirms</w:t>
             </w:r>
           </w:p>
         </w:tc>
@@ -7254,7 +7905,54 @@
       <w:tr>
         <w:tc>
           <w:tcPr>
-            <w:tcW w:w="2925" w:type="dxa"/>
+            <w:tcW w:type="dxa" w:w="2983"/>
+          </w:tcPr>
+          <w:p>
+            <w:pPr>
+              <w:pStyle w:val="Compact"/>
+              <w:spacing w:after="40" w:before="20"/>
+              <w:jc w:val="left"/>
+            </w:pPr>
+            <w:r>
+              <w:t xml:space="preserve">The simulation pack will not import</w:t>
+            </w:r>
+          </w:p>
+        </w:tc>
+        <w:tc>
+          <w:tcPr>
+            <w:tcW w:type="dxa" w:w="2871"/>
+          </w:tcPr>
+          <w:p>
+            <w:pPr>
+              <w:pStyle w:val="Compact"/>
+              <w:spacing w:after="40" w:before="20"/>
+              <w:jc w:val="left"/>
+            </w:pPr>
+            <w:r>
+              <w:t xml:space="preserve">The workspace is not a MediBec copy</w:t>
+            </w:r>
+          </w:p>
+        </w:tc>
+        <w:tc>
+          <w:tcPr>
+            <w:tcW w:type="dxa" w:w="3746"/>
+          </w:tcPr>
+          <w:p>
+            <w:pPr>
+              <w:pStyle w:val="Compact"/>
+              <w:spacing w:after="40" w:before="20"/>
+              <w:jc w:val="left"/>
+            </w:pPr>
+            <w:r>
+              <w:t xml:space="preserve">Import into the MediBec example or a copy of it</w:t>
+            </w:r>
+          </w:p>
+        </w:tc>
+      </w:tr>
+      <w:tr>
+        <w:tc>
+          <w:tcPr>
+            <w:tcW w:type="dxa" w:w="2983"/>
           </w:tcPr>
           <w:p>
             <w:pPr>
@@ -7278,7 +7976,7 @@
         </w:tc>
         <w:tc>
           <w:tcPr>
-            <w:tcW w:w="2764" w:type="dxa"/>
+            <w:tcW w:type="dxa" w:w="2871"/>
           </w:tcPr>
           <w:p>
             <w:pPr>
@@ -7293,7 +7991,7 @@
         </w:tc>
         <w:tc>
           <w:tcPr>
-            <w:tcW w:w="3910" w:type="dxa"/>
+            <w:tcW w:type="dxa" w:w="3746"/>
           </w:tcPr>
           <w:p>
             <w:pPr>
@@ -7308,8 +8006,8 @@
         </w:tc>
       </w:tr>
     </w:tbl>
-    <w:bookmarkEnd w:id="39"/>
-    <w:bookmarkStart w:id="40" w:name="support-feedback-and-updates"/>
+    <w:bookmarkEnd w:id="40"/>
+    <w:bookmarkStart w:id="41" w:name="support-feedback-and-updates"/>
     <w:p>
       <w:pPr>
         <w:pStyle w:val="Heading1"/>
@@ -7318,7 +8016,7 @@
         <w:rPr>
           <w:rStyle w:val="SectionNumber"/>
         </w:rPr>
-        <w:t xml:space="preserve">13</w:t>
+        <w:t xml:space="preserve">14</w:t>
       </w:r>
       <w:r>
         <w:tab/>
@@ -7331,7 +8029,7 @@
       <w:pPr>
         <w:numPr>
           <w:ilvl w:val="0"/>
-          <w:numId w:val="1006"/>
+          <w:numId w:val="1007"/>
         </w:numPr>
         <w:pStyle w:val="Compact"/>
       </w:pPr>
@@ -7359,7 +8057,7 @@
       <w:pPr>
         <w:numPr>
           <w:ilvl w:val="0"/>
-          <w:numId w:val="1006"/>
+          <w:numId w:val="1007"/>
         </w:numPr>
         <w:pStyle w:val="Compact"/>
       </w:pPr>
@@ -7397,7 +8095,7 @@
       <w:pPr>
         <w:numPr>
           <w:ilvl w:val="0"/>
-          <w:numId w:val="1006"/>
+          <w:numId w:val="1007"/>
         </w:numPr>
         <w:pStyle w:val="Compact"/>
       </w:pPr>
@@ -7438,9 +8136,9 @@
         <w:t xml:space="preserve">© 2026 Marc-André Léger. Community materials licensed under CC BY-NC 4.0. Cases are fictional; any resemblance to real organizations is coincidental. CyberRiskGuardian is decision support: estimates are initial analytical hypotheses, and risk decisions remain with management.</w:t>
       </w:r>
     </w:p>
-    <w:bookmarkEnd w:id="40"/>
+    <w:bookmarkEnd w:id="41"/>
     <w:sectPr>
-      <w:footerReference w:type="default" r:id="rId9"/>
+      <w:footerReference r:id="rId9" w:type="default"/>
       <w:pgMar w:bottom="1134" w:left="1247" w:right="1247" w:top="1134"/>
     </w:sectPr>
   </w:body>
@@ -7741,6 +8439,9 @@
     <w:abstractNumId w:val="991"/>
   </w:num>
   <w:num w:numId="1003">
+    <w:abstractNumId w:val="991"/>
+  </w:num>
+  <w:num w:numId="1004">
     <w:abstractNumId w:val="99411"/>
     <w:lvlOverride w:ilvl="0">
       <w:startOverride w:val="1"/>
@@ -7770,13 +8471,13 @@
       <w:startOverride w:val="1"/>
     </w:lvlOverride>
   </w:num>
-  <w:num w:numId="1004">
-    <w:abstractNumId w:val="991"/>
-  </w:num>
   <w:num w:numId="1005">
     <w:abstractNumId w:val="991"/>
   </w:num>
   <w:num w:numId="1006">
+    <w:abstractNumId w:val="991"/>
+  </w:num>
+  <w:num w:numId="1007">
     <w:abstractNumId w:val="991"/>
   </w:num>
 </w:numbering>
@@ -8320,7 +9021,7 @@
       <w:color w:themeColor="accent1" w:themeShade="BF" w:val="365F91"/>
     </w:rPr>
   </w:style>
-  <w:style w:type="paragraph" w:customStyle="1" w:styleId="SourceCode">
+  <w:style w:customStyle="1" w:styleId="SourceCode" w:type="paragraph">
     <w:name w:val="Source Code"/>
     <w:basedOn w:val="Normal"/>
     <w:link w:val="VerbatimChar"/>
@@ -8328,7 +9029,7 @@
       <w:wordWrap w:val="off"/>
     </w:pPr>
   </w:style>
-  <w:style w:type="character" w:customStyle="1" w:styleId="KeywordTok">
+  <w:style w:customStyle="1" w:styleId="KeywordTok" w:type="character">
     <w:name w:val="KeywordTok"/>
     <w:basedOn w:val="VerbatimChar"/>
     <w:rPr>
@@ -8336,77 +9037,77 @@
       <w:b/>
     </w:rPr>
   </w:style>
-  <w:style w:type="character" w:customStyle="1" w:styleId="DataTypeTok">
+  <w:style w:customStyle="1" w:styleId="DataTypeTok" w:type="character">
     <w:name w:val="DataTypeTok"/>
     <w:basedOn w:val="VerbatimChar"/>
     <w:rPr>
       <w:color w:val="902000"/>
     </w:rPr>
   </w:style>
-  <w:style w:type="character" w:customStyle="1" w:styleId="DecValTok">
+  <w:style w:customStyle="1" w:styleId="DecValTok" w:type="character">
     <w:name w:val="DecValTok"/>
     <w:basedOn w:val="VerbatimChar"/>
     <w:rPr>
       <w:color w:val="40a070"/>
     </w:rPr>
   </w:style>
-  <w:style w:type="character" w:customStyle="1" w:styleId="BaseNTok">
+  <w:style w:customStyle="1" w:styleId="BaseNTok" w:type="character">
     <w:name w:val="BaseNTok"/>
     <w:basedOn w:val="VerbatimChar"/>
     <w:rPr>
       <w:color w:val="40a070"/>
     </w:rPr>
   </w:style>
-  <w:style w:type="character" w:customStyle="1" w:styleId="FloatTok">
+  <w:style w:customStyle="1" w:styleId="FloatTok" w:type="character">
     <w:name w:val="FloatTok"/>
     <w:basedOn w:val="VerbatimChar"/>
     <w:rPr>
       <w:color w:val="40a070"/>
     </w:rPr>
   </w:style>
-  <w:style w:type="character" w:customStyle="1" w:styleId="ConstantTok">
+  <w:style w:customStyle="1" w:styleId="ConstantTok" w:type="character">
     <w:name w:val="ConstantTok"/>
     <w:basedOn w:val="VerbatimChar"/>
     <w:rPr>
       <w:color w:val="880000"/>
     </w:rPr>
   </w:style>
-  <w:style w:type="character" w:customStyle="1" w:styleId="CharTok">
+  <w:style w:customStyle="1" w:styleId="CharTok" w:type="character">
     <w:name w:val="CharTok"/>
     <w:basedOn w:val="VerbatimChar"/>
     <w:rPr>
       <w:color w:val="4070a0"/>
     </w:rPr>
   </w:style>
-  <w:style w:type="character" w:customStyle="1" w:styleId="SpecialCharTok">
+  <w:style w:customStyle="1" w:styleId="SpecialCharTok" w:type="character">
     <w:name w:val="SpecialCharTok"/>
     <w:basedOn w:val="VerbatimChar"/>
     <w:rPr>
       <w:color w:val="4070a0"/>
     </w:rPr>
   </w:style>
-  <w:style w:type="character" w:customStyle="1" w:styleId="StringTok">
+  <w:style w:customStyle="1" w:styleId="StringTok" w:type="character">
     <w:name w:val="StringTok"/>
     <w:basedOn w:val="VerbatimChar"/>
     <w:rPr>
       <w:color w:val="4070a0"/>
     </w:rPr>
   </w:style>
-  <w:style w:type="character" w:customStyle="1" w:styleId="VerbatimStringTok">
+  <w:style w:customStyle="1" w:styleId="VerbatimStringTok" w:type="character">
     <w:name w:val="VerbatimStringTok"/>
     <w:basedOn w:val="VerbatimChar"/>
     <w:rPr>
       <w:color w:val="4070a0"/>
     </w:rPr>
   </w:style>
-  <w:style w:type="character" w:customStyle="1" w:styleId="SpecialStringTok">
+  <w:style w:customStyle="1" w:styleId="SpecialStringTok" w:type="character">
     <w:name w:val="SpecialStringTok"/>
     <w:basedOn w:val="VerbatimChar"/>
     <w:rPr>
       <w:color w:val="bb6688"/>
     </w:rPr>
   </w:style>
-  <w:style w:type="character" w:customStyle="1" w:styleId="ImportTok">
+  <w:style w:customStyle="1" w:styleId="ImportTok" w:type="character">
     <w:name w:val="ImportTok"/>
     <w:basedOn w:val="VerbatimChar"/>
     <w:rPr>
@@ -8414,7 +9115,7 @@
       <w:b/>
     </w:rPr>
   </w:style>
-  <w:style w:type="character" w:customStyle="1" w:styleId="CommentTok">
+  <w:style w:customStyle="1" w:styleId="CommentTok" w:type="character">
     <w:name w:val="CommentTok"/>
     <w:basedOn w:val="VerbatimChar"/>
     <w:rPr>
@@ -8422,7 +9123,7 @@
       <w:i/>
     </w:rPr>
   </w:style>
-  <w:style w:type="character" w:customStyle="1" w:styleId="DocumentationTok">
+  <w:style w:customStyle="1" w:styleId="DocumentationTok" w:type="character">
     <w:name w:val="DocumentationTok"/>
     <w:basedOn w:val="VerbatimChar"/>
     <w:rPr>
@@ -8430,7 +9131,7 @@
       <w:i/>
     </w:rPr>
   </w:style>
-  <w:style w:type="character" w:customStyle="1" w:styleId="AnnotationTok">
+  <w:style w:customStyle="1" w:styleId="AnnotationTok" w:type="character">
     <w:name w:val="AnnotationTok"/>
     <w:basedOn w:val="VerbatimChar"/>
     <w:rPr>
@@ -8439,7 +9140,7 @@
       <w:i/>
     </w:rPr>
   </w:style>
-  <w:style w:type="character" w:customStyle="1" w:styleId="CommentVarTok">
+  <w:style w:customStyle="1" w:styleId="CommentVarTok" w:type="character">
     <w:name w:val="CommentVarTok"/>
     <w:basedOn w:val="VerbatimChar"/>
     <w:rPr>
@@ -8448,28 +9149,28 @@
       <w:i/>
     </w:rPr>
   </w:style>
-  <w:style w:type="character" w:customStyle="1" w:styleId="OtherTok">
+  <w:style w:customStyle="1" w:styleId="OtherTok" w:type="character">
     <w:name w:val="OtherTok"/>
     <w:basedOn w:val="VerbatimChar"/>
     <w:rPr>
       <w:color w:val="007020"/>
     </w:rPr>
   </w:style>
-  <w:style w:type="character" w:customStyle="1" w:styleId="FunctionTok">
+  <w:style w:customStyle="1" w:styleId="FunctionTok" w:type="character">
     <w:name w:val="FunctionTok"/>
     <w:basedOn w:val="VerbatimChar"/>
     <w:rPr>
       <w:color w:val="06287e"/>
     </w:rPr>
   </w:style>
-  <w:style w:type="character" w:customStyle="1" w:styleId="VariableTok">
+  <w:style w:customStyle="1" w:styleId="VariableTok" w:type="character">
     <w:name w:val="VariableTok"/>
     <w:basedOn w:val="VerbatimChar"/>
     <w:rPr>
       <w:color w:val="19177c"/>
     </w:rPr>
   </w:style>
-  <w:style w:type="character" w:customStyle="1" w:styleId="ControlFlowTok">
+  <w:style w:customStyle="1" w:styleId="ControlFlowTok" w:type="character">
     <w:name w:val="ControlFlowTok"/>
     <w:basedOn w:val="VerbatimChar"/>
     <w:rPr>
@@ -8477,45 +9178,45 @@
       <w:b/>
     </w:rPr>
   </w:style>
-  <w:style w:type="character" w:customStyle="1" w:styleId="OperatorTok">
+  <w:style w:customStyle="1" w:styleId="OperatorTok" w:type="character">
     <w:name w:val="OperatorTok"/>
     <w:basedOn w:val="VerbatimChar"/>
     <w:rPr>
       <w:color w:val="666666"/>
     </w:rPr>
   </w:style>
-  <w:style w:type="character" w:customStyle="1" w:styleId="BuiltInTok">
+  <w:style w:customStyle="1" w:styleId="BuiltInTok" w:type="character">
     <w:name w:val="BuiltInTok"/>
     <w:basedOn w:val="VerbatimChar"/>
     <w:rPr>
       <w:color w:val="008000"/>
     </w:rPr>
   </w:style>
-  <w:style w:type="character" w:customStyle="1" w:styleId="ExtensionTok">
+  <w:style w:customStyle="1" w:styleId="ExtensionTok" w:type="character">
     <w:name w:val="ExtensionTok"/>
     <w:basedOn w:val="VerbatimChar"/>
     <w:rPr/>
   </w:style>
-  <w:style w:type="character" w:customStyle="1" w:styleId="PreprocessorTok">
+  <w:style w:customStyle="1" w:styleId="PreprocessorTok" w:type="character">
     <w:name w:val="PreprocessorTok"/>
     <w:basedOn w:val="VerbatimChar"/>
     <w:rPr>
       <w:color w:val="bc7a00"/>
     </w:rPr>
   </w:style>
-  <w:style w:type="character" w:customStyle="1" w:styleId="AttributeTok">
+  <w:style w:customStyle="1" w:styleId="AttributeTok" w:type="character">
     <w:name w:val="AttributeTok"/>
     <w:basedOn w:val="VerbatimChar"/>
     <w:rPr>
       <w:color w:val="7d9029"/>
     </w:rPr>
   </w:style>
-  <w:style w:type="character" w:customStyle="1" w:styleId="RegionMarkerTok">
+  <w:style w:customStyle="1" w:styleId="RegionMarkerTok" w:type="character">
     <w:name w:val="RegionMarkerTok"/>
     <w:basedOn w:val="VerbatimChar"/>
     <w:rPr/>
   </w:style>
-  <w:style w:type="character" w:customStyle="1" w:styleId="InformationTok">
+  <w:style w:customStyle="1" w:styleId="InformationTok" w:type="character">
     <w:name w:val="InformationTok"/>
     <w:basedOn w:val="VerbatimChar"/>
     <w:rPr>
@@ -8524,7 +9225,7 @@
       <w:i/>
     </w:rPr>
   </w:style>
-  <w:style w:type="character" w:customStyle="1" w:styleId="WarningTok">
+  <w:style w:customStyle="1" w:styleId="WarningTok" w:type="character">
     <w:name w:val="WarningTok"/>
     <w:basedOn w:val="VerbatimChar"/>
     <w:rPr>
@@ -8533,7 +9234,7 @@
       <w:i/>
     </w:rPr>
   </w:style>
-  <w:style w:type="character" w:customStyle="1" w:styleId="AlertTok">
+  <w:style w:customStyle="1" w:styleId="AlertTok" w:type="character">
     <w:name w:val="AlertTok"/>
     <w:basedOn w:val="VerbatimChar"/>
     <w:rPr>
@@ -8541,7 +9242,7 @@
       <w:b/>
     </w:rPr>
   </w:style>
-  <w:style w:type="character" w:customStyle="1" w:styleId="ErrorTok">
+  <w:style w:customStyle="1" w:styleId="ErrorTok" w:type="character">
     <w:name w:val="ErrorTok"/>
     <w:basedOn w:val="VerbatimChar"/>
     <w:rPr>
@@ -8549,7 +9250,7 @@
       <w:b/>
     </w:rPr>
   </w:style>
-  <w:style w:type="character" w:customStyle="1" w:styleId="NormalTok">
+  <w:style w:customStyle="1" w:styleId="NormalTok" w:type="character">
     <w:name w:val="NormalTok"/>
     <w:basedOn w:val="VerbatimChar"/>
     <w:rPr/>

--- a/education/en/01_Instructor_Guide.docx
+++ b/education/en/01_Instructor_Guide.docx
@@ -157,23 +157,7 @@
         <w:pStyle w:val="BodyText"/>
       </w:pPr>
       <w:r>
-        <w:t xml:space="preserve">The package was built from the material that ships with CyberRiskGuardian (the method specifications, the governance textbook, the MediBec worked example and the desktop application’s teaching features) and from the author’s own course,</w:t>
-      </w:r>
-      <w:r>
-        <w:t xml:space="preserve"> </w:t>
-      </w:r>
-      <w:r>
-        <w:rPr>
-          <w:iCs/>
-          <w:i/>
-        </w:rPr>
-        <w:t xml:space="preserve">BTM 440 Business Information Systems Risks, Security and Audit</w:t>
-      </w:r>
-      <w:r>
-        <w:t xml:space="preserve"> </w:t>
-      </w:r>
-      <w:r>
-        <w:t xml:space="preserve">(Concordia University, Fall 2026), where CRG has been used for the team risk-assessment assignment.</w:t>
+        <w:t xml:space="preserve">The package was built from the material that ships with CyberRiskGuardian (the method specifications, the governance textbook, the MediBec worked example and the desktop application’s teaching features) and from the author’s own undergraduate course on information systems risks, security and audit, where CRG has been used for the team risk-assessment assignment.</w:t>
       </w:r>
     </w:p>
     <w:bookmarkStart w:id="20" w:name="what-is-in-the-package"/>
@@ -4382,7 +4366,7 @@
         <w:pStyle w:val="FirstParagraph"/>
       </w:pPr>
       <w:r>
-        <w:t xml:space="preserve">This is the model used in BTM 440. The risk assessment (A1) feeds the security policy (A2) and the audit plan (A3), so students follow one organization from risk to governance to assurance.</w:t>
+        <w:t xml:space="preserve">This is the model used in the author’s undergraduate course. The risk assessment (A1) feeds the security policy (A2) and the audit plan (A3), so students follow one organization from risk to governance to assurance.</w:t>
       </w:r>
     </w:p>
     <w:tbl>
@@ -5251,7 +5235,7 @@
         <w:pStyle w:val="BodyText"/>
       </w:pPr>
       <w:r>
-        <w:t xml:space="preserve">Suggested weights, as in BTM 440: A1 20% (team), A2 10% (team), A3 10% (individual), final exam 40% (including an essay on a business case), quizzes and labs 20%.</w:t>
+        <w:t xml:space="preserve">Suggested weights, as in the author’s undergraduate course: A1 20% (team), A2 10% (team), A3 10% (individual), final exam 40% (including an essay on a business case), quizzes and labs 20%.</w:t>
       </w:r>
     </w:p>
     <w:bookmarkEnd w:id="31"/>
@@ -6952,7 +6936,7 @@
         <w:pStyle w:val="FirstParagraph"/>
       </w:pPr>
       <w:r>
-        <w:t xml:space="preserve">CyberRiskGuardian is itself an AI-assisted tool, so the course must take a clear position on AI. The position below is the one used in BTM 440; adapt it to your institution’s policy.</w:t>
+        <w:t xml:space="preserve">CyberRiskGuardian is itself an AI-assisted tool, so the course must take a clear position on AI. The position below is the one used in the author’s undergraduate course; adapt it to your institution’s policy.</w:t>
       </w:r>
     </w:p>
     <w:p>
